--- a/backend/word_templates/工程类/集团内工程/材料（设备）采购/五选二/7.供应商资格审核表.docx
+++ b/backend/word_templates/工程类/集团内工程/材料（设备）采购/五选二/7.供应商资格审核表.docx
@@ -202,7 +202,7 @@
               <w:rPr>
                 <w:rFonts w:hint="eastAsia" w:ascii="仿宋_GB2312" w:eastAsia="仿宋_GB2312" w:cs="AdobeSongStd-Light"/>
                 <w:b/>
-                <w:color w:val="auto"/>
+                <w:color w:val="0000FF"/>
                 <w:kern w:val="0"/>
                 <w:sz w:val="24"/>
                 <w:highlight w:val="none"/>
@@ -262,7 +262,7 @@
               <w:rPr>
                 <w:rFonts w:ascii="仿宋_GB2312" w:eastAsia="仿宋_GB2312" w:cs="AdobeSongStd-Light"/>
                 <w:b/>
-                <w:color w:val="auto"/>
+                <w:color w:val="0000FF"/>
                 <w:kern w:val="0"/>
                 <w:sz w:val="24"/>
                 <w:highlight w:val="none"/>
@@ -273,7 +273,7 @@
                 <w:rFonts w:hint="eastAsia" w:ascii="仿宋_GB2312" w:eastAsia="仿宋_GB2312" w:cs="AdobeSongStd-Light"/>
                 <w:b w:val="0"/>
                 <w:bCs/>
-                <w:color w:val="auto"/>
+                <w:color w:val="0000FF"/>
                 <w:kern w:val="0"/>
                 <w:sz w:val="24"/>
                 <w:highlight w:val="none"/>
@@ -380,7 +380,7 @@
               <w:rPr>
                 <w:rFonts w:hint="default" w:ascii="仿宋_GB2312" w:eastAsia="仿宋_GB2312" w:cs="AdobeSongStd-Light"/>
                 <w:b/>
-                <w:color w:val="auto"/>
+                <w:color w:val="0000FF"/>
                 <w:kern w:val="0"/>
                 <w:sz w:val="24"/>
                 <w:highlight w:val="none"/>
@@ -390,7 +390,7 @@
             <w:r>
               <w:rPr>
                 <w:rFonts w:hint="eastAsia" w:ascii="仿宋_GB2312" w:hAnsi="宋体" w:eastAsia="仿宋_GB2312" w:cs="宋体"/>
-                <w:color w:val="auto"/>
+                <w:color w:val="0000FF"/>
                 <w:kern w:val="0"/>
                 <w:sz w:val="24"/>
                 <w:highlight w:val="none"/>
@@ -494,7 +494,7 @@
               <w:jc w:val="center"/>
               <w:rPr>
                 <w:rFonts w:hint="default" w:ascii="仿宋_GB2312" w:hAnsi="宋体" w:eastAsia="仿宋_GB2312" w:cs="宋体"/>
-                <w:color w:val="auto"/>
+                <w:color w:val="0000FF"/>
                 <w:kern w:val="0"/>
                 <w:sz w:val="24"/>
                 <w:highlight w:val="none"/>
@@ -504,7 +504,7 @@
             <w:r>
               <w:rPr>
                 <w:rFonts w:hint="eastAsia" w:ascii="仿宋_GB2312" w:hAnsi="宋体" w:eastAsia="仿宋_GB2312" w:cs="宋体"/>
-                <w:color w:val="auto"/>
+                <w:color w:val="0000FF"/>
                 <w:kern w:val="0"/>
                 <w:sz w:val="24"/>
                 <w:highlight w:val="none"/>
@@ -529,7 +529,7 @@
               <w:jc w:val="center"/>
               <w:rPr>
                 <w:rFonts w:hint="default" w:ascii="仿宋_GB2312" w:hAnsi="宋体" w:eastAsia="仿宋_GB2312" w:cs="宋体"/>
-                <w:color w:val="auto"/>
+                <w:color w:val="0000FF"/>
                 <w:kern w:val="0"/>
                 <w:sz w:val="24"/>
                 <w:highlight w:val="none"/>
@@ -539,7 +539,7 @@
             <w:r>
               <w:rPr>
                 <w:rFonts w:hint="eastAsia" w:ascii="仿宋_GB2312" w:hAnsi="宋体" w:eastAsia="仿宋_GB2312" w:cs="宋体"/>
-                <w:color w:val="auto"/>
+                <w:color w:val="0000FF"/>
                 <w:kern w:val="0"/>
                 <w:sz w:val="24"/>
                 <w:highlight w:val="none"/>
@@ -2733,40 +2733,10 @@
     </w:p>
     <w:p>
       <w:pPr>
-        <w:rPr>
-          <w:rFonts w:hint="eastAsia" w:ascii="仿宋_GB2312" w:hAnsi="仿宋_GB2312" w:eastAsia="仿宋_GB2312" w:cs="仿宋_GB2312"/>
-          <w:color w:val="auto"/>
-          <w:szCs w:val="21"/>
-          <w:highlight w:val="none"/>
-        </w:rPr>
-      </w:pPr>
-    </w:p>
-    <w:p>
-      <w:pPr>
-        <w:rPr>
-          <w:rFonts w:hint="eastAsia" w:ascii="仿宋_GB2312" w:hAnsi="仿宋_GB2312" w:eastAsia="仿宋_GB2312" w:cs="仿宋_GB2312"/>
-          <w:color w:val="auto"/>
-          <w:szCs w:val="21"/>
-          <w:highlight w:val="none"/>
-        </w:rPr>
-      </w:pPr>
-    </w:p>
-    <w:p>
-      <w:pPr>
-        <w:rPr>
-          <w:rFonts w:hint="eastAsia" w:ascii="仿宋_GB2312" w:hAnsi="仿宋_GB2312" w:eastAsia="仿宋_GB2312" w:cs="仿宋_GB2312"/>
-          <w:color w:val="auto"/>
-          <w:szCs w:val="21"/>
-          <w:highlight w:val="none"/>
-        </w:rPr>
-      </w:pPr>
-    </w:p>
-    <w:p>
-      <w:pPr>
         <w:keepNext w:val="0"/>
         <w:keepLines w:val="0"/>
-        <w:pageBreakBefore w:val="0"/>
-        <w:widowControl/>
+        <w:pageBreakBefore/>
+        <w:widowControl w:val="0"/>
         <w:kinsoku/>
         <w:wordWrap/>
         <w:overflowPunct/>
@@ -2951,7 +2921,7 @@
               <w:rPr>
                 <w:rFonts w:ascii="仿宋_GB2312" w:eastAsia="仿宋_GB2312" w:cs="AdobeSongStd-Light"/>
                 <w:b/>
-                <w:color w:val="auto"/>
+                <w:color w:val="0000FF"/>
                 <w:kern w:val="0"/>
                 <w:sz w:val="24"/>
                 <w:highlight w:val="none"/>
@@ -2961,7 +2931,7 @@
               <w:rPr>
                 <w:rFonts w:hint="eastAsia" w:ascii="仿宋_GB2312" w:eastAsia="仿宋_GB2312" w:cs="AdobeSongStd-Light"/>
                 <w:b/>
-                <w:color w:val="auto"/>
+                <w:color w:val="0000FF"/>
                 <w:kern w:val="0"/>
                 <w:sz w:val="24"/>
                 <w:highlight w:val="none"/>
@@ -3022,7 +2992,7 @@
               <w:rPr>
                 <w:rFonts w:ascii="仿宋_GB2312" w:eastAsia="仿宋_GB2312" w:cs="AdobeSongStd-Light"/>
                 <w:b/>
-                <w:color w:val="auto"/>
+                <w:color w:val="0000FF"/>
                 <w:kern w:val="0"/>
                 <w:sz w:val="24"/>
                 <w:highlight w:val="none"/>
@@ -3033,7 +3003,7 @@
                 <w:rFonts w:hint="eastAsia" w:ascii="仿宋_GB2312" w:eastAsia="仿宋_GB2312" w:cs="AdobeSongStd-Light"/>
                 <w:b w:val="0"/>
                 <w:bCs/>
-                <w:color w:val="auto"/>
+                <w:color w:val="0000FF"/>
                 <w:kern w:val="0"/>
                 <w:sz w:val="24"/>
                 <w:highlight w:val="none"/>
@@ -3140,7 +3110,7 @@
               <w:rPr>
                 <w:rFonts w:hint="default" w:ascii="仿宋_GB2312" w:eastAsia="仿宋_GB2312" w:cs="AdobeSongStd-Light"/>
                 <w:b/>
-                <w:color w:val="auto"/>
+                <w:color w:val="0000FF"/>
                 <w:kern w:val="0"/>
                 <w:sz w:val="24"/>
                 <w:highlight w:val="none"/>
@@ -3150,7 +3120,7 @@
             <w:r>
               <w:rPr>
                 <w:rFonts w:hint="eastAsia" w:ascii="仿宋_GB2312" w:hAnsi="宋体" w:eastAsia="仿宋_GB2312" w:cs="宋体"/>
-                <w:color w:val="auto"/>
+                <w:color w:val="0000FF"/>
                 <w:kern w:val="0"/>
                 <w:sz w:val="24"/>
                 <w:highlight w:val="none"/>
@@ -3254,7 +3224,7 @@
               <w:jc w:val="center"/>
               <w:rPr>
                 <w:rFonts w:hint="default" w:ascii="仿宋_GB2312" w:hAnsi="宋体" w:eastAsia="仿宋_GB2312" w:cs="宋体"/>
-                <w:color w:val="auto"/>
+                <w:color w:val="0000FF"/>
                 <w:kern w:val="0"/>
                 <w:sz w:val="24"/>
                 <w:highlight w:val="none"/>
@@ -3264,7 +3234,7 @@
             <w:r>
               <w:rPr>
                 <w:rFonts w:hint="eastAsia" w:ascii="仿宋_GB2312" w:hAnsi="宋体" w:eastAsia="仿宋_GB2312" w:cs="宋体"/>
-                <w:color w:val="auto"/>
+                <w:color w:val="0000FF"/>
                 <w:kern w:val="0"/>
                 <w:sz w:val="24"/>
                 <w:highlight w:val="none"/>
@@ -3289,7 +3259,7 @@
               <w:jc w:val="center"/>
               <w:rPr>
                 <w:rFonts w:hint="default" w:ascii="仿宋_GB2312" w:hAnsi="宋体" w:eastAsia="仿宋_GB2312" w:cs="宋体"/>
-                <w:color w:val="auto"/>
+                <w:color w:val="0000FF"/>
                 <w:kern w:val="0"/>
                 <w:sz w:val="24"/>
                 <w:highlight w:val="none"/>
@@ -3299,7 +3269,7 @@
             <w:r>
               <w:rPr>
                 <w:rFonts w:hint="eastAsia" w:ascii="仿宋_GB2312" w:hAnsi="宋体" w:eastAsia="仿宋_GB2312" w:cs="宋体"/>
-                <w:color w:val="auto"/>
+                <w:color w:val="0000FF"/>
                 <w:kern w:val="0"/>
                 <w:sz w:val="24"/>
                 <w:highlight w:val="none"/>
@@ -5395,40 +5365,10 @@
     </w:p>
     <w:p>
       <w:pPr>
-        <w:rPr>
-          <w:rFonts w:hint="eastAsia" w:ascii="仿宋_GB2312" w:hAnsi="仿宋_GB2312" w:eastAsia="仿宋_GB2312" w:cs="仿宋_GB2312"/>
-          <w:color w:val="auto"/>
-          <w:szCs w:val="21"/>
-          <w:highlight w:val="none"/>
-        </w:rPr>
-      </w:pPr>
-    </w:p>
-    <w:p>
-      <w:pPr>
-        <w:rPr>
-          <w:rFonts w:hint="eastAsia" w:ascii="仿宋_GB2312" w:hAnsi="仿宋_GB2312" w:eastAsia="仿宋_GB2312" w:cs="仿宋_GB2312"/>
-          <w:color w:val="auto"/>
-          <w:szCs w:val="21"/>
-          <w:highlight w:val="none"/>
-        </w:rPr>
-      </w:pPr>
-    </w:p>
-    <w:p>
-      <w:pPr>
-        <w:rPr>
-          <w:rFonts w:hint="eastAsia" w:ascii="仿宋_GB2312" w:hAnsi="仿宋_GB2312" w:eastAsia="仿宋_GB2312" w:cs="仿宋_GB2312"/>
-          <w:color w:val="auto"/>
-          <w:szCs w:val="21"/>
-          <w:highlight w:val="none"/>
-        </w:rPr>
-      </w:pPr>
-    </w:p>
-    <w:p>
-      <w:pPr>
         <w:keepNext w:val="0"/>
         <w:keepLines w:val="0"/>
-        <w:pageBreakBefore w:val="0"/>
-        <w:widowControl/>
+        <w:pageBreakBefore/>
+        <w:widowControl w:val="0"/>
         <w:kinsoku/>
         <w:wordWrap/>
         <w:overflowPunct/>
@@ -5613,7 +5553,7 @@
               <w:rPr>
                 <w:rFonts w:ascii="仿宋_GB2312" w:eastAsia="仿宋_GB2312" w:cs="AdobeSongStd-Light"/>
                 <w:b/>
-                <w:color w:val="auto"/>
+                <w:color w:val="0000FF"/>
                 <w:kern w:val="0"/>
                 <w:sz w:val="24"/>
                 <w:highlight w:val="none"/>
@@ -5623,7 +5563,7 @@
               <w:rPr>
                 <w:rFonts w:hint="eastAsia" w:ascii="仿宋_GB2312" w:eastAsia="仿宋_GB2312" w:cs="AdobeSongStd-Light"/>
                 <w:b/>
-                <w:color w:val="auto"/>
+                <w:color w:val="0000FF"/>
                 <w:kern w:val="0"/>
                 <w:sz w:val="24"/>
                 <w:highlight w:val="none"/>
@@ -5684,7 +5624,7 @@
               <w:rPr>
                 <w:rFonts w:ascii="仿宋_GB2312" w:eastAsia="仿宋_GB2312" w:cs="AdobeSongStd-Light"/>
                 <w:b/>
-                <w:color w:val="auto"/>
+                <w:color w:val="0000FF"/>
                 <w:kern w:val="0"/>
                 <w:sz w:val="24"/>
                 <w:highlight w:val="none"/>
@@ -5695,7 +5635,7 @@
                 <w:rFonts w:hint="eastAsia" w:ascii="仿宋_GB2312" w:eastAsia="仿宋_GB2312" w:cs="AdobeSongStd-Light"/>
                 <w:b w:val="0"/>
                 <w:bCs/>
-                <w:color w:val="auto"/>
+                <w:color w:val="0000FF"/>
                 <w:kern w:val="0"/>
                 <w:sz w:val="24"/>
                 <w:highlight w:val="none"/>
@@ -5802,7 +5742,7 @@
               <w:rPr>
                 <w:rFonts w:hint="default" w:ascii="仿宋_GB2312" w:eastAsia="仿宋_GB2312" w:cs="AdobeSongStd-Light"/>
                 <w:b/>
-                <w:color w:val="auto"/>
+                <w:color w:val="0000FF"/>
                 <w:kern w:val="0"/>
                 <w:sz w:val="24"/>
                 <w:highlight w:val="none"/>
@@ -5812,7 +5752,7 @@
             <w:r>
               <w:rPr>
                 <w:rFonts w:hint="eastAsia" w:ascii="仿宋_GB2312" w:hAnsi="宋体" w:eastAsia="仿宋_GB2312" w:cs="宋体"/>
-                <w:color w:val="auto"/>
+                <w:color w:val="0000FF"/>
                 <w:kern w:val="0"/>
                 <w:sz w:val="24"/>
                 <w:highlight w:val="none"/>
@@ -5916,7 +5856,7 @@
               <w:jc w:val="center"/>
               <w:rPr>
                 <w:rFonts w:hint="default" w:ascii="仿宋_GB2312" w:hAnsi="宋体" w:eastAsia="仿宋_GB2312" w:cs="宋体"/>
-                <w:color w:val="auto"/>
+                <w:color w:val="0000FF"/>
                 <w:kern w:val="0"/>
                 <w:sz w:val="24"/>
                 <w:highlight w:val="none"/>
@@ -5926,7 +5866,7 @@
             <w:r>
               <w:rPr>
                 <w:rFonts w:hint="eastAsia" w:ascii="仿宋_GB2312" w:hAnsi="宋体" w:eastAsia="仿宋_GB2312" w:cs="宋体"/>
-                <w:color w:val="auto"/>
+                <w:color w:val="0000FF"/>
                 <w:kern w:val="0"/>
                 <w:sz w:val="24"/>
                 <w:highlight w:val="none"/>
@@ -5951,7 +5891,7 @@
               <w:jc w:val="center"/>
               <w:rPr>
                 <w:rFonts w:hint="default" w:ascii="仿宋_GB2312" w:hAnsi="宋体" w:eastAsia="仿宋_GB2312" w:cs="宋体"/>
-                <w:color w:val="auto"/>
+                <w:color w:val="0000FF"/>
                 <w:kern w:val="0"/>
                 <w:sz w:val="24"/>
                 <w:highlight w:val="none"/>
@@ -5961,7 +5901,7 @@
             <w:r>
               <w:rPr>
                 <w:rFonts w:hint="eastAsia" w:ascii="仿宋_GB2312" w:hAnsi="宋体" w:eastAsia="仿宋_GB2312" w:cs="宋体"/>
-                <w:color w:val="auto"/>
+                <w:color w:val="0000FF"/>
                 <w:kern w:val="0"/>
                 <w:sz w:val="24"/>
                 <w:highlight w:val="none"/>
@@ -8137,14 +8077,2617 @@
     </w:p>
     <w:p>
       <w:pPr>
+        <w:keepNext w:val="0"/>
+        <w:keepLines w:val="0"/>
+        <w:pageBreakBefore/>
+        <w:widowControl w:val="0"/>
+        <w:kinsoku/>
+        <w:wordWrap/>
+        <w:overflowPunct/>
+        <w:topLinePunct w:val="0"/>
+        <w:autoSpaceDE/>
+        <w:autoSpaceDN/>
+        <w:bidi w:val="0"/>
+        <w:adjustRightInd/>
+        <w:snapToGrid/>
+        <w:spacing w:line="560" w:lineRule="exact"/>
+        <w:jc w:val="center"/>
+        <w:textAlignment w:val="auto"/>
+        <w:rPr>
+          <w:rFonts w:hint="eastAsia" w:ascii="方正小标宋简体" w:hAnsi="方正小标宋简体" w:eastAsia="方正小标宋简体" w:cs="方正小标宋简体"/>
+          <w:bCs/>
+          <w:color w:val="auto"/>
+          <w:kern w:val="0"/>
+          <w:sz w:val="44"/>
+          <w:szCs w:val="44"/>
+          <w:highlight w:val="none"/>
+          <w:lang w:val="en-US" w:eastAsia="zh-CN"/>
+        </w:rPr>
+      </w:pPr>
+      <w:r>
+        <w:rPr>
+          <w:rFonts w:hint="eastAsia" w:ascii="方正小标宋简体" w:hAnsi="方正小标宋简体" w:eastAsia="方正小标宋简体" w:cs="方正小标宋简体"/>
+          <w:bCs/>
+          <w:color w:val="auto"/>
+          <w:kern w:val="0"/>
+          <w:sz w:val="44"/>
+          <w:szCs w:val="44"/>
+          <w:highlight w:val="none"/>
+          <w:lang w:val="en-US" w:eastAsia="zh-CN"/>
+        </w:rPr>
+        <w:t>广州自来水专业建安有限公司</w:t>
+      </w:r>
+    </w:p>
+    <w:p>
+      <w:pPr>
+        <w:keepNext w:val="0"/>
+        <w:keepLines w:val="0"/>
+        <w:pageBreakBefore w:val="0"/>
+        <w:widowControl/>
+        <w:kinsoku/>
+        <w:wordWrap/>
+        <w:overflowPunct/>
+        <w:topLinePunct w:val="0"/>
+        <w:autoSpaceDE/>
+        <w:autoSpaceDN/>
+        <w:bidi w:val="0"/>
+        <w:adjustRightInd/>
+        <w:snapToGrid/>
+        <w:spacing w:line="560" w:lineRule="exact"/>
+        <w:jc w:val="center"/>
+        <w:textAlignment w:val="auto"/>
         <w:rPr>
           <w:rFonts w:hint="eastAsia" w:ascii="仿宋_GB2312" w:hAnsi="仿宋_GB2312" w:eastAsia="仿宋_GB2312" w:cs="仿宋_GB2312"/>
+          <w:bCs/>
           <w:color w:val="auto"/>
-          <w:szCs w:val="21"/>
+          <w:kern w:val="0"/>
+          <w:sz w:val="32"/>
+          <w:szCs w:val="32"/>
           <w:highlight w:val="none"/>
+          <w:lang w:val="en-US" w:eastAsia="zh-CN"/>
         </w:rPr>
       </w:pPr>
+      <w:r>
+        <w:rPr>
+          <w:rFonts w:hint="eastAsia" w:ascii="方正小标宋简体" w:hAnsi="方正小标宋简体" w:eastAsia="方正小标宋简体" w:cs="方正小标宋简体"/>
+          <w:bCs/>
+          <w:color w:val="auto"/>
+          <w:kern w:val="0"/>
+          <w:sz w:val="44"/>
+          <w:szCs w:val="44"/>
+          <w:highlight w:val="none"/>
+          <w:lang w:val="en-US" w:eastAsia="zh-CN"/>
+        </w:rPr>
+        <w:t>供应商资格审核表</w:t>
+      </w:r>
+      <w:bookmarkStart w:id="0" w:name="_GoBack"/>
+      <w:bookmarkEnd w:id="0"/>
     </w:p>
+    <w:tbl>
+      <w:tblPr>
+        <w:tblStyle w:val="3"/>
+        <w:tblW w:w="9659" w:type="dxa"/>
+        <w:jc w:val="center"/>
+        <w:tblBorders>
+          <w:top w:val="single" w:color="auto" w:sz="4" w:space="0"/>
+          <w:left w:val="single" w:color="auto" w:sz="4" w:space="0"/>
+          <w:bottom w:val="single" w:color="auto" w:sz="4" w:space="0"/>
+          <w:right w:val="single" w:color="auto" w:sz="4" w:space="0"/>
+          <w:insideH w:val="single" w:color="auto" w:sz="4" w:space="0"/>
+          <w:insideV w:val="single" w:color="auto" w:sz="4" w:space="0"/>
+        </w:tblBorders>
+        <w:tblLayout w:type="fixed"/>
+        <w:tblCellMar>
+          <w:top w:w="0" w:type="dxa"/>
+          <w:left w:w="108" w:type="dxa"/>
+          <w:bottom w:w="0" w:type="dxa"/>
+          <w:right w:w="108" w:type="dxa"/>
+        </w:tblCellMar>
+      </w:tblPr>
+      <w:tblGrid>
+        <w:gridCol w:w="710"/>
+        <w:gridCol w:w="839"/>
+        <w:gridCol w:w="238"/>
+        <w:gridCol w:w="3936"/>
+        <w:gridCol w:w="280"/>
+        <w:gridCol w:w="1032"/>
+        <w:gridCol w:w="859"/>
+        <w:gridCol w:w="823"/>
+        <w:gridCol w:w="942"/>
+      </w:tblGrid>
+      <w:tr>
+        <w:tblPrEx>
+          <w:tblBorders>
+            <w:top w:val="single" w:color="auto" w:sz="4" w:space="0"/>
+            <w:left w:val="single" w:color="auto" w:sz="4" w:space="0"/>
+            <w:bottom w:val="single" w:color="auto" w:sz="4" w:space="0"/>
+            <w:right w:val="single" w:color="auto" w:sz="4" w:space="0"/>
+            <w:insideH w:val="single" w:color="auto" w:sz="4" w:space="0"/>
+            <w:insideV w:val="single" w:color="auto" w:sz="4" w:space="0"/>
+          </w:tblBorders>
+          <w:tblCellMar>
+            <w:top w:w="0" w:type="dxa"/>
+            <w:left w:w="108" w:type="dxa"/>
+            <w:bottom w:w="0" w:type="dxa"/>
+            <w:right w:w="108" w:type="dxa"/>
+          </w:tblCellMar>
+        </w:tblPrEx>
+        <w:trPr>
+          <w:trHeight w:val="1486" w:hRule="atLeast"/>
+          <w:jc w:val="center"/>
+        </w:trPr>
+        <w:tc>
+          <w:tcPr>
+            <w:tcW w:w="1787" w:type="dxa"/>
+            <w:gridSpan w:val="3"/>
+            <w:noWrap/>
+            <w:vAlign w:val="center"/>
+          </w:tcPr>
+          <w:p>
+            <w:pPr>
+              <w:autoSpaceDE w:val="0"/>
+              <w:autoSpaceDN w:val="0"/>
+              <w:adjustRightInd w:val="0"/>
+              <w:jc w:val="center"/>
+              <w:rPr>
+                <w:rFonts w:ascii="仿宋_GB2312" w:eastAsia="仿宋_GB2312" w:cs="AdobeSongStd-Light"/>
+                <w:b/>
+                <w:color w:val="auto"/>
+                <w:kern w:val="0"/>
+                <w:sz w:val="24"/>
+                <w:highlight w:val="none"/>
+              </w:rPr>
+            </w:pPr>
+            <w:r>
+              <w:rPr>
+                <w:rFonts w:hint="eastAsia" w:ascii="仿宋_GB2312" w:eastAsia="仿宋_GB2312" w:cs="AdobeSongStd-Light"/>
+                <w:b/>
+                <w:color w:val="auto"/>
+                <w:kern w:val="0"/>
+                <w:sz w:val="24"/>
+                <w:highlight w:val="none"/>
+              </w:rPr>
+              <w:t>供应商名称</w:t>
+            </w:r>
+          </w:p>
+        </w:tc>
+        <w:tc>
+          <w:tcPr>
+            <w:tcW w:w="4216" w:type="dxa"/>
+            <w:gridSpan w:val="2"/>
+            <w:noWrap/>
+            <w:vAlign w:val="center"/>
+          </w:tcPr>
+          <w:p>
+            <w:pPr>
+              <w:autoSpaceDE w:val="0"/>
+              <w:autoSpaceDN w:val="0"/>
+              <w:adjustRightInd w:val="0"/>
+              <w:jc w:val="center"/>
+              <w:rPr>
+                <w:rFonts w:hint="eastAsia" w:ascii="仿宋_GB2312" w:eastAsia="仿宋_GB2312" w:cs="AdobeSongStd-Light"/>
+                <w:b/>
+                <w:color w:val="0000FF"/>
+                <w:kern w:val="0"/>
+                <w:sz w:val="24"/>
+                <w:highlight w:val="none"/>
+              </w:rPr>
+            </w:pPr>
+            <w:r>
+              <w:rPr>
+                <w:rFonts w:hint="eastAsia" w:ascii="仿宋_GB2312" w:eastAsia="仿宋_GB2312" w:cs="AdobeSongStd-Light"/>
+                <w:b/>
+                <w:color w:val="0000FF"/>
+                <w:kern w:val="0"/>
+                <w:sz w:val="24"/>
+                <w:highlight w:val="none"/>
+                <w:lang w:val="en-US" w:eastAsia="zh-CN"/>
+              </w:rPr>
+              <w:t>{{gongyingshang4}}</w:t>
+            </w:r>
+          </w:p>
+        </w:tc>
+        <w:tc>
+          <w:tcPr>
+            <w:tcW w:w="1032" w:type="dxa"/>
+            <w:noWrap/>
+            <w:vAlign w:val="center"/>
+          </w:tcPr>
+          <w:p>
+            <w:pPr>
+              <w:autoSpaceDE w:val="0"/>
+              <w:autoSpaceDN w:val="0"/>
+              <w:adjustRightInd w:val="0"/>
+              <w:jc w:val="center"/>
+              <w:rPr>
+                <w:rFonts w:hint="eastAsia" w:ascii="仿宋_GB2312" w:eastAsia="仿宋_GB2312" w:cs="AdobeSongStd-Light"/>
+                <w:b/>
+                <w:color w:val="auto"/>
+                <w:kern w:val="0"/>
+                <w:sz w:val="24"/>
+                <w:highlight w:val="none"/>
+              </w:rPr>
+            </w:pPr>
+            <w:r>
+              <w:rPr>
+                <w:rFonts w:hint="eastAsia" w:ascii="仿宋_GB2312" w:eastAsia="仿宋_GB2312" w:cs="AdobeSongStd-Light"/>
+                <w:b/>
+                <w:color w:val="auto"/>
+                <w:kern w:val="0"/>
+                <w:sz w:val="24"/>
+                <w:highlight w:val="none"/>
+              </w:rPr>
+              <w:t>类别</w:t>
+            </w:r>
+          </w:p>
+        </w:tc>
+        <w:tc>
+          <w:tcPr>
+            <w:tcW w:w="2624" w:type="dxa"/>
+            <w:gridSpan w:val="3"/>
+            <w:noWrap/>
+            <w:vAlign w:val="center"/>
+          </w:tcPr>
+          <w:p>
+            <w:pPr>
+              <w:autoSpaceDE w:val="0"/>
+              <w:autoSpaceDN w:val="0"/>
+              <w:adjustRightInd w:val="0"/>
+              <w:ind w:firstLine="720" w:firstLineChars="300"/>
+              <w:jc w:val="both"/>
+              <w:rPr>
+                <w:rFonts w:ascii="仿宋_GB2312" w:eastAsia="仿宋_GB2312" w:cs="AdobeSongStd-Light"/>
+                <w:b/>
+                <w:color w:val="0000FF"/>
+                <w:kern w:val="0"/>
+                <w:sz w:val="24"/>
+                <w:highlight w:val="none"/>
+              </w:rPr>
+            </w:pPr>
+            <w:r>
+              <w:rPr>
+                <w:rFonts w:hint="eastAsia" w:ascii="仿宋_GB2312" w:eastAsia="仿宋_GB2312" w:cs="AdobeSongStd-Light"/>
+                <w:b w:val="0"/>
+                <w:bCs/>
+                <w:color w:val="0000FF"/>
+                <w:kern w:val="0"/>
+                <w:sz w:val="24"/>
+                <w:highlight w:val="none"/>
+                <w:lang w:val="en-US" w:eastAsia="zh-CN"/>
+              </w:rPr>
+              <w:t>{{leibie}}</w:t>
+            </w:r>
+          </w:p>
+        </w:tc>
+      </w:tr>
+      <w:tr>
+        <w:tblPrEx>
+          <w:tblBorders>
+            <w:top w:val="single" w:color="auto" w:sz="4" w:space="0"/>
+            <w:left w:val="single" w:color="auto" w:sz="4" w:space="0"/>
+            <w:bottom w:val="single" w:color="auto" w:sz="4" w:space="0"/>
+            <w:right w:val="single" w:color="auto" w:sz="4" w:space="0"/>
+            <w:insideH w:val="single" w:color="auto" w:sz="4" w:space="0"/>
+            <w:insideV w:val="single" w:color="auto" w:sz="4" w:space="0"/>
+          </w:tblBorders>
+          <w:tblCellMar>
+            <w:top w:w="0" w:type="dxa"/>
+            <w:left w:w="108" w:type="dxa"/>
+            <w:bottom w:w="0" w:type="dxa"/>
+            <w:right w:w="108" w:type="dxa"/>
+          </w:tblCellMar>
+        </w:tblPrEx>
+        <w:trPr>
+          <w:trHeight w:val="374" w:hRule="atLeast"/>
+          <w:jc w:val="center"/>
+        </w:trPr>
+        <w:tc>
+          <w:tcPr>
+            <w:tcW w:w="1787" w:type="dxa"/>
+            <w:gridSpan w:val="3"/>
+            <w:noWrap/>
+            <w:vAlign w:val="center"/>
+          </w:tcPr>
+          <w:p>
+            <w:pPr>
+              <w:autoSpaceDE w:val="0"/>
+              <w:autoSpaceDN w:val="0"/>
+              <w:adjustRightInd w:val="0"/>
+              <w:jc w:val="center"/>
+              <w:rPr>
+                <w:rFonts w:hint="eastAsia" w:ascii="仿宋_GB2312" w:hAnsi="宋体" w:eastAsia="仿宋_GB2312" w:cs="宋体"/>
+                <w:color w:val="auto"/>
+                <w:kern w:val="0"/>
+                <w:sz w:val="24"/>
+                <w:highlight w:val="none"/>
+              </w:rPr>
+            </w:pPr>
+            <w:r>
+              <w:rPr>
+                <w:rFonts w:hint="eastAsia" w:ascii="仿宋_GB2312" w:hAnsi="宋体" w:eastAsia="仿宋_GB2312" w:cs="宋体"/>
+                <w:color w:val="auto"/>
+                <w:kern w:val="0"/>
+                <w:sz w:val="24"/>
+                <w:highlight w:val="none"/>
+              </w:rPr>
+              <w:t>资质等级</w:t>
+            </w:r>
+          </w:p>
+          <w:p>
+            <w:pPr>
+              <w:autoSpaceDE w:val="0"/>
+              <w:autoSpaceDN w:val="0"/>
+              <w:adjustRightInd w:val="0"/>
+              <w:jc w:val="center"/>
+              <w:rPr>
+                <w:rFonts w:ascii="仿宋_GB2312" w:eastAsia="仿宋_GB2312" w:cs="AdobeSongStd-Light"/>
+                <w:b/>
+                <w:color w:val="auto"/>
+                <w:kern w:val="0"/>
+                <w:sz w:val="24"/>
+                <w:highlight w:val="none"/>
+              </w:rPr>
+            </w:pPr>
+            <w:r>
+              <w:rPr>
+                <w:rFonts w:hint="eastAsia" w:ascii="仿宋_GB2312" w:hAnsi="宋体" w:eastAsia="仿宋_GB2312" w:cs="宋体"/>
+                <w:color w:val="auto"/>
+                <w:kern w:val="0"/>
+                <w:sz w:val="24"/>
+                <w:highlight w:val="none"/>
+              </w:rPr>
+              <w:t>经营范围</w:t>
+            </w:r>
+          </w:p>
+        </w:tc>
+        <w:tc>
+          <w:tcPr>
+            <w:tcW w:w="7872" w:type="dxa"/>
+            <w:gridSpan w:val="6"/>
+            <w:noWrap/>
+            <w:vAlign w:val="center"/>
+          </w:tcPr>
+          <w:p>
+            <w:pPr>
+              <w:autoSpaceDE w:val="0"/>
+              <w:autoSpaceDN w:val="0"/>
+              <w:adjustRightInd w:val="0"/>
+              <w:jc w:val="center"/>
+              <w:rPr>
+                <w:rFonts w:hint="default" w:ascii="仿宋_GB2312" w:eastAsia="仿宋_GB2312" w:cs="AdobeSongStd-Light"/>
+                <w:b/>
+                <w:color w:val="0000FF"/>
+                <w:kern w:val="0"/>
+                <w:sz w:val="24"/>
+                <w:highlight w:val="none"/>
+                <w:lang w:val="en-US" w:eastAsia="zh-CN"/>
+              </w:rPr>
+            </w:pPr>
+            <w:r>
+              <w:rPr>
+                <w:rFonts w:hint="eastAsia" w:ascii="仿宋_GB2312" w:hAnsi="宋体" w:eastAsia="仿宋_GB2312" w:cs="宋体"/>
+                <w:color w:val="0000FF"/>
+                <w:kern w:val="0"/>
+                <w:sz w:val="24"/>
+                <w:highlight w:val="none"/>
+                <w:lang w:val="en-US" w:eastAsia="zh-CN"/>
+              </w:rPr>
+              <w:t>{{jingying_fanwei4}}</w:t>
+            </w:r>
+          </w:p>
+        </w:tc>
+      </w:tr>
+      <w:tr>
+        <w:tblPrEx>
+          <w:tblBorders>
+            <w:top w:val="single" w:color="auto" w:sz="4" w:space="0"/>
+            <w:left w:val="single" w:color="auto" w:sz="4" w:space="0"/>
+            <w:bottom w:val="single" w:color="auto" w:sz="4" w:space="0"/>
+            <w:right w:val="single" w:color="auto" w:sz="4" w:space="0"/>
+            <w:insideH w:val="single" w:color="auto" w:sz="4" w:space="0"/>
+            <w:insideV w:val="single" w:color="auto" w:sz="4" w:space="0"/>
+          </w:tblBorders>
+          <w:tblCellMar>
+            <w:top w:w="0" w:type="dxa"/>
+            <w:left w:w="108" w:type="dxa"/>
+            <w:bottom w:w="0" w:type="dxa"/>
+            <w:right w:w="108" w:type="dxa"/>
+          </w:tblCellMar>
+        </w:tblPrEx>
+        <w:trPr>
+          <w:trHeight w:val="374" w:hRule="atLeast"/>
+          <w:jc w:val="center"/>
+        </w:trPr>
+        <w:tc>
+          <w:tcPr>
+            <w:tcW w:w="1787" w:type="dxa"/>
+            <w:gridSpan w:val="3"/>
+            <w:noWrap/>
+            <w:vAlign w:val="center"/>
+          </w:tcPr>
+          <w:p>
+            <w:pPr>
+              <w:autoSpaceDE w:val="0"/>
+              <w:autoSpaceDN w:val="0"/>
+              <w:adjustRightInd w:val="0"/>
+              <w:jc w:val="center"/>
+              <w:rPr>
+                <w:rFonts w:ascii="仿宋_GB2312" w:hAnsi="宋体" w:eastAsia="仿宋_GB2312" w:cs="宋体"/>
+                <w:color w:val="auto"/>
+                <w:kern w:val="0"/>
+                <w:sz w:val="24"/>
+                <w:highlight w:val="none"/>
+              </w:rPr>
+            </w:pPr>
+            <w:r>
+              <w:rPr>
+                <w:rFonts w:hint="eastAsia" w:ascii="仿宋_GB2312" w:hAnsi="宋体" w:eastAsia="仿宋_GB2312" w:cs="宋体"/>
+                <w:color w:val="auto"/>
+                <w:kern w:val="0"/>
+                <w:sz w:val="24"/>
+                <w:highlight w:val="none"/>
+              </w:rPr>
+              <w:t>联系人</w:t>
+            </w:r>
+          </w:p>
+          <w:p>
+            <w:pPr>
+              <w:autoSpaceDE w:val="0"/>
+              <w:autoSpaceDN w:val="0"/>
+              <w:adjustRightInd w:val="0"/>
+              <w:jc w:val="center"/>
+              <w:rPr>
+                <w:rFonts w:ascii="仿宋_GB2312" w:hAnsi="宋体" w:eastAsia="仿宋_GB2312" w:cs="宋体"/>
+                <w:color w:val="auto"/>
+                <w:kern w:val="0"/>
+                <w:sz w:val="24"/>
+                <w:highlight w:val="none"/>
+              </w:rPr>
+            </w:pPr>
+            <w:r>
+              <w:rPr>
+                <w:rFonts w:hint="eastAsia" w:ascii="仿宋_GB2312" w:hAnsi="宋体" w:eastAsia="仿宋_GB2312" w:cs="宋体"/>
+                <w:color w:val="auto"/>
+                <w:kern w:val="0"/>
+                <w:sz w:val="24"/>
+                <w:highlight w:val="none"/>
+              </w:rPr>
+              <w:t>（联系电话）</w:t>
+            </w:r>
+          </w:p>
+        </w:tc>
+        <w:tc>
+          <w:tcPr>
+            <w:tcW w:w="3936" w:type="dxa"/>
+            <w:noWrap/>
+            <w:vAlign w:val="center"/>
+          </w:tcPr>
+          <w:p>
+            <w:pPr>
+              <w:autoSpaceDE w:val="0"/>
+              <w:autoSpaceDN w:val="0"/>
+              <w:adjustRightInd w:val="0"/>
+              <w:jc w:val="center"/>
+              <w:rPr>
+                <w:rFonts w:hint="default" w:ascii="仿宋_GB2312" w:hAnsi="宋体" w:eastAsia="仿宋_GB2312" w:cs="宋体"/>
+                <w:color w:val="0000FF"/>
+                <w:kern w:val="0"/>
+                <w:sz w:val="24"/>
+                <w:highlight w:val="none"/>
+                <w:lang w:val="en-US" w:eastAsia="zh-CN"/>
+              </w:rPr>
+            </w:pPr>
+            <w:r>
+              <w:rPr>
+                <w:rFonts w:hint="eastAsia" w:ascii="仿宋_GB2312" w:hAnsi="宋体" w:eastAsia="仿宋_GB2312" w:cs="宋体"/>
+                <w:color w:val="0000FF"/>
+                <w:kern w:val="0"/>
+                <w:sz w:val="24"/>
+                <w:highlight w:val="none"/>
+                <w:lang w:val="en-US" w:eastAsia="zh-CN"/>
+              </w:rPr>
+              <w:t>{{lianxiren4}}</w:t>
+            </w:r>
+          </w:p>
+        </w:tc>
+        <w:tc>
+          <w:tcPr>
+            <w:tcW w:w="3936" w:type="dxa"/>
+            <w:gridSpan w:val="5"/>
+            <w:noWrap/>
+            <w:vAlign w:val="center"/>
+          </w:tcPr>
+          <w:p>
+            <w:pPr>
+              <w:autoSpaceDE w:val="0"/>
+              <w:autoSpaceDN w:val="0"/>
+              <w:adjustRightInd w:val="0"/>
+              <w:jc w:val="center"/>
+              <w:rPr>
+                <w:rFonts w:hint="default" w:ascii="仿宋_GB2312" w:hAnsi="宋体" w:eastAsia="仿宋_GB2312" w:cs="宋体"/>
+                <w:color w:val="0000FF"/>
+                <w:kern w:val="0"/>
+                <w:sz w:val="24"/>
+                <w:highlight w:val="none"/>
+                <w:lang w:val="en-US" w:eastAsia="zh-CN"/>
+              </w:rPr>
+            </w:pPr>
+            <w:r>
+              <w:rPr>
+                <w:rFonts w:hint="eastAsia" w:ascii="仿宋_GB2312" w:hAnsi="宋体" w:eastAsia="仿宋_GB2312" w:cs="宋体"/>
+                <w:color w:val="0000FF"/>
+                <w:kern w:val="0"/>
+                <w:sz w:val="24"/>
+                <w:highlight w:val="none"/>
+                <w:lang w:val="en-US" w:eastAsia="zh-CN"/>
+              </w:rPr>
+              <w:t>{{lianxi_dianhua4}}</w:t>
+            </w:r>
+          </w:p>
+        </w:tc>
+      </w:tr>
+      <w:tr>
+        <w:tblPrEx>
+          <w:tblBorders>
+            <w:top w:val="single" w:color="auto" w:sz="4" w:space="0"/>
+            <w:left w:val="single" w:color="auto" w:sz="4" w:space="0"/>
+            <w:bottom w:val="single" w:color="auto" w:sz="4" w:space="0"/>
+            <w:right w:val="single" w:color="auto" w:sz="4" w:space="0"/>
+            <w:insideH w:val="single" w:color="auto" w:sz="4" w:space="0"/>
+            <w:insideV w:val="single" w:color="auto" w:sz="4" w:space="0"/>
+          </w:tblBorders>
+          <w:tblCellMar>
+            <w:top w:w="0" w:type="dxa"/>
+            <w:left w:w="108" w:type="dxa"/>
+            <w:bottom w:w="0" w:type="dxa"/>
+            <w:right w:w="108" w:type="dxa"/>
+          </w:tblCellMar>
+        </w:tblPrEx>
+        <w:trPr>
+          <w:trHeight w:val="480" w:hRule="atLeast"/>
+          <w:jc w:val="center"/>
+        </w:trPr>
+        <w:tc>
+          <w:tcPr>
+            <w:tcW w:w="7894" w:type="dxa"/>
+            <w:gridSpan w:val="7"/>
+            <w:noWrap/>
+            <w:vAlign w:val="center"/>
+          </w:tcPr>
+          <w:p>
+            <w:pPr>
+              <w:autoSpaceDE w:val="0"/>
+              <w:autoSpaceDN w:val="0"/>
+              <w:adjustRightInd w:val="0"/>
+              <w:jc w:val="center"/>
+              <w:rPr>
+                <w:rFonts w:ascii="仿宋_GB2312" w:eastAsia="仿宋_GB2312" w:cs="AdobeSongStd-Light"/>
+                <w:b/>
+                <w:color w:val="auto"/>
+                <w:kern w:val="0"/>
+                <w:sz w:val="24"/>
+                <w:highlight w:val="none"/>
+              </w:rPr>
+            </w:pPr>
+            <w:r>
+              <w:rPr>
+                <w:rFonts w:hint="eastAsia" w:ascii="仿宋_GB2312" w:eastAsia="仿宋_GB2312" w:cs="AdobeSongStd-Light"/>
+                <w:b/>
+                <w:color w:val="auto"/>
+                <w:kern w:val="0"/>
+                <w:sz w:val="24"/>
+                <w:highlight w:val="none"/>
+              </w:rPr>
+              <w:t>核查项目</w:t>
+            </w:r>
+          </w:p>
+        </w:tc>
+        <w:tc>
+          <w:tcPr>
+            <w:tcW w:w="823" w:type="dxa"/>
+            <w:noWrap/>
+            <w:vAlign w:val="center"/>
+          </w:tcPr>
+          <w:p>
+            <w:pPr>
+              <w:autoSpaceDE w:val="0"/>
+              <w:autoSpaceDN w:val="0"/>
+              <w:adjustRightInd w:val="0"/>
+              <w:jc w:val="center"/>
+              <w:rPr>
+                <w:rFonts w:ascii="仿宋_GB2312" w:eastAsia="仿宋_GB2312" w:cs="AdobeSongStd-Light"/>
+                <w:b/>
+                <w:color w:val="auto"/>
+                <w:kern w:val="0"/>
+                <w:sz w:val="24"/>
+                <w:highlight w:val="none"/>
+              </w:rPr>
+            </w:pPr>
+            <w:r>
+              <w:rPr>
+                <w:rFonts w:hint="eastAsia" w:ascii="仿宋_GB2312" w:eastAsia="仿宋_GB2312" w:cs="AdobeSongStd-Light"/>
+                <w:b/>
+                <w:color w:val="auto"/>
+                <w:kern w:val="0"/>
+                <w:sz w:val="24"/>
+                <w:highlight w:val="none"/>
+              </w:rPr>
+              <w:t>符合</w:t>
+            </w:r>
+          </w:p>
+        </w:tc>
+        <w:tc>
+          <w:tcPr>
+            <w:tcW w:w="942" w:type="dxa"/>
+            <w:noWrap/>
+            <w:vAlign w:val="center"/>
+          </w:tcPr>
+          <w:p>
+            <w:pPr>
+              <w:autoSpaceDE w:val="0"/>
+              <w:autoSpaceDN w:val="0"/>
+              <w:adjustRightInd w:val="0"/>
+              <w:jc w:val="center"/>
+              <w:rPr>
+                <w:rFonts w:ascii="仿宋_GB2312" w:eastAsia="仿宋_GB2312" w:cs="AdobeSongStd-Light"/>
+                <w:b/>
+                <w:color w:val="auto"/>
+                <w:kern w:val="0"/>
+                <w:sz w:val="24"/>
+                <w:highlight w:val="none"/>
+              </w:rPr>
+            </w:pPr>
+            <w:r>
+              <w:rPr>
+                <w:rFonts w:hint="eastAsia" w:ascii="仿宋_GB2312" w:eastAsia="仿宋_GB2312" w:cs="AdobeSongStd-Light"/>
+                <w:b/>
+                <w:color w:val="auto"/>
+                <w:kern w:val="0"/>
+                <w:sz w:val="24"/>
+                <w:highlight w:val="none"/>
+              </w:rPr>
+              <w:t>不符合</w:t>
+            </w:r>
+          </w:p>
+        </w:tc>
+      </w:tr>
+      <w:tr>
+        <w:tblPrEx>
+          <w:tblBorders>
+            <w:top w:val="single" w:color="auto" w:sz="4" w:space="0"/>
+            <w:left w:val="single" w:color="auto" w:sz="4" w:space="0"/>
+            <w:bottom w:val="single" w:color="auto" w:sz="4" w:space="0"/>
+            <w:right w:val="single" w:color="auto" w:sz="4" w:space="0"/>
+            <w:insideH w:val="single" w:color="auto" w:sz="4" w:space="0"/>
+            <w:insideV w:val="single" w:color="auto" w:sz="4" w:space="0"/>
+          </w:tblBorders>
+          <w:tblCellMar>
+            <w:top w:w="0" w:type="dxa"/>
+            <w:left w:w="108" w:type="dxa"/>
+            <w:bottom w:w="0" w:type="dxa"/>
+            <w:right w:w="108" w:type="dxa"/>
+          </w:tblCellMar>
+        </w:tblPrEx>
+        <w:trPr>
+          <w:trHeight w:val="565" w:hRule="atLeast"/>
+          <w:jc w:val="center"/>
+        </w:trPr>
+        <w:tc>
+          <w:tcPr>
+            <w:tcW w:w="710" w:type="dxa"/>
+            <w:vMerge w:val="restart"/>
+            <w:noWrap/>
+            <w:textDirection w:val="tbRlV"/>
+            <w:vAlign w:val="center"/>
+          </w:tcPr>
+          <w:p>
+            <w:pPr>
+              <w:autoSpaceDE w:val="0"/>
+              <w:autoSpaceDN w:val="0"/>
+              <w:adjustRightInd w:val="0"/>
+              <w:jc w:val="center"/>
+              <w:rPr>
+                <w:rFonts w:ascii="仿宋_GB2312" w:eastAsia="仿宋_GB2312" w:cs="AdobeSongStd-Light"/>
+                <w:color w:val="auto"/>
+                <w:kern w:val="0"/>
+                <w:sz w:val="24"/>
+                <w:highlight w:val="none"/>
+              </w:rPr>
+            </w:pPr>
+            <w:r>
+              <w:rPr>
+                <w:rFonts w:hint="eastAsia" w:ascii="仿宋_GB2312" w:eastAsia="仿宋_GB2312" w:cs="AdobeSongStd-Light"/>
+                <w:color w:val="auto"/>
+                <w:kern w:val="0"/>
+                <w:sz w:val="24"/>
+                <w:highlight w:val="none"/>
+              </w:rPr>
+              <w:t>基本核查项</w:t>
+            </w:r>
+          </w:p>
+        </w:tc>
+        <w:tc>
+          <w:tcPr>
+            <w:tcW w:w="7184" w:type="dxa"/>
+            <w:gridSpan w:val="6"/>
+            <w:vMerge w:val="restart"/>
+            <w:noWrap/>
+            <w:vAlign w:val="center"/>
+          </w:tcPr>
+          <w:p>
+            <w:pPr>
+              <w:autoSpaceDE w:val="0"/>
+              <w:autoSpaceDN w:val="0"/>
+              <w:adjustRightInd w:val="0"/>
+              <w:jc w:val="left"/>
+              <w:rPr>
+                <w:rFonts w:ascii="仿宋_GB2312" w:eastAsia="仿宋_GB2312"/>
+                <w:color w:val="auto"/>
+                <w:szCs w:val="21"/>
+                <w:highlight w:val="none"/>
+              </w:rPr>
+            </w:pPr>
+            <w:r>
+              <w:rPr>
+                <w:rFonts w:ascii="仿宋_GB2312" w:hAnsi="仿宋" w:eastAsia="仿宋_GB2312" w:cs="宋体"/>
+                <w:color w:val="auto"/>
+                <w:szCs w:val="21"/>
+                <w:highlight w:val="none"/>
+              </w:rPr>
+              <w:t>1.</w:t>
+            </w:r>
+            <w:r>
+              <w:rPr>
+                <w:rFonts w:hint="eastAsia" w:ascii="仿宋_GB2312" w:eastAsia="仿宋_GB2312"/>
+                <w:color w:val="auto"/>
+                <w:szCs w:val="21"/>
+                <w:highlight w:val="none"/>
+              </w:rPr>
+              <w:t>三证合一资料（企业法人营业执照、</w:t>
+            </w:r>
+            <w:r>
+              <w:rPr>
+                <w:rFonts w:hint="eastAsia" w:ascii="仿宋_GB2312" w:eastAsia="仿宋_GB2312"/>
+                <w:strike w:val="0"/>
+                <w:dstrike w:val="0"/>
+                <w:color w:val="auto"/>
+                <w:szCs w:val="21"/>
+                <w:highlight w:val="none"/>
+              </w:rPr>
+              <w:t>）；</w:t>
+            </w:r>
+          </w:p>
+        </w:tc>
+        <w:tc>
+          <w:tcPr>
+            <w:tcW w:w="823" w:type="dxa"/>
+            <w:noWrap/>
+            <w:vAlign w:val="center"/>
+          </w:tcPr>
+          <w:p>
+            <w:pPr>
+              <w:autoSpaceDE w:val="0"/>
+              <w:autoSpaceDN w:val="0"/>
+              <w:adjustRightInd w:val="0"/>
+              <w:jc w:val="center"/>
+              <w:rPr>
+                <w:rFonts w:hint="eastAsia" w:ascii="仿宋_GB2312" w:eastAsia="仿宋_GB2312" w:cs="AdobeSongStd-Light"/>
+                <w:color w:val="auto"/>
+                <w:kern w:val="0"/>
+                <w:szCs w:val="21"/>
+                <w:highlight w:val="none"/>
+                <w:lang w:eastAsia="zh-CN"/>
+              </w:rPr>
+            </w:pPr>
+            <w:r>
+              <w:rPr>
+                <w:rFonts w:hint="eastAsia" w:ascii="仿宋_GB2312" w:eastAsia="仿宋_GB2312" w:cs="AdobeSongStd-Light"/>
+                <w:color w:val="auto"/>
+                <w:kern w:val="0"/>
+                <w:szCs w:val="21"/>
+                <w:highlight w:val="none"/>
+                <w:lang w:eastAsia="zh-CN"/>
+              </w:rPr>
+              <w:t>☑</w:t>
+            </w:r>
+          </w:p>
+        </w:tc>
+        <w:tc>
+          <w:tcPr>
+            <w:tcW w:w="942" w:type="dxa"/>
+            <w:noWrap/>
+            <w:vAlign w:val="center"/>
+          </w:tcPr>
+          <w:p>
+            <w:pPr>
+              <w:autoSpaceDE w:val="0"/>
+              <w:autoSpaceDN w:val="0"/>
+              <w:adjustRightInd w:val="0"/>
+              <w:jc w:val="center"/>
+              <w:rPr>
+                <w:rFonts w:ascii="仿宋_GB2312" w:eastAsia="仿宋_GB2312" w:cs="AdobeSongStd-Light"/>
+                <w:color w:val="auto"/>
+                <w:kern w:val="0"/>
+                <w:szCs w:val="21"/>
+                <w:highlight w:val="none"/>
+              </w:rPr>
+            </w:pPr>
+            <w:r>
+              <w:rPr>
+                <w:rFonts w:hint="eastAsia" w:ascii="仿宋_GB2312" w:eastAsia="仿宋_GB2312" w:cs="AdobeSongStd-Light"/>
+                <w:color w:val="auto"/>
+                <w:kern w:val="0"/>
+                <w:szCs w:val="21"/>
+                <w:highlight w:val="none"/>
+              </w:rPr>
+              <w:t>□</w:t>
+            </w:r>
+          </w:p>
+        </w:tc>
+      </w:tr>
+      <w:tr>
+        <w:tblPrEx>
+          <w:tblBorders>
+            <w:top w:val="single" w:color="auto" w:sz="4" w:space="0"/>
+            <w:left w:val="single" w:color="auto" w:sz="4" w:space="0"/>
+            <w:bottom w:val="single" w:color="auto" w:sz="4" w:space="0"/>
+            <w:right w:val="single" w:color="auto" w:sz="4" w:space="0"/>
+            <w:insideH w:val="single" w:color="auto" w:sz="4" w:space="0"/>
+            <w:insideV w:val="single" w:color="auto" w:sz="4" w:space="0"/>
+          </w:tblBorders>
+          <w:tblCellMar>
+            <w:top w:w="0" w:type="dxa"/>
+            <w:left w:w="108" w:type="dxa"/>
+            <w:bottom w:w="0" w:type="dxa"/>
+            <w:right w:w="108" w:type="dxa"/>
+          </w:tblCellMar>
+        </w:tblPrEx>
+        <w:trPr>
+          <w:trHeight w:val="638" w:hRule="atLeast"/>
+          <w:jc w:val="center"/>
+        </w:trPr>
+        <w:tc>
+          <w:tcPr>
+            <w:tcW w:w="710" w:type="dxa"/>
+            <w:vMerge w:val="continue"/>
+            <w:noWrap/>
+            <w:textDirection w:val="tbRlV"/>
+            <w:vAlign w:val="center"/>
+          </w:tcPr>
+          <w:p>
+            <w:pPr>
+              <w:autoSpaceDE w:val="0"/>
+              <w:autoSpaceDN w:val="0"/>
+              <w:adjustRightInd w:val="0"/>
+              <w:jc w:val="center"/>
+              <w:rPr>
+                <w:rFonts w:ascii="仿宋_GB2312" w:eastAsia="仿宋_GB2312" w:cs="AdobeSongStd-Light"/>
+                <w:color w:val="auto"/>
+                <w:kern w:val="0"/>
+                <w:sz w:val="24"/>
+                <w:highlight w:val="none"/>
+              </w:rPr>
+            </w:pPr>
+          </w:p>
+        </w:tc>
+        <w:tc>
+          <w:tcPr>
+            <w:tcW w:w="7184" w:type="dxa"/>
+            <w:gridSpan w:val="6"/>
+            <w:noWrap/>
+            <w:vAlign w:val="center"/>
+          </w:tcPr>
+          <w:p>
+            <w:pPr>
+              <w:autoSpaceDE w:val="0"/>
+              <w:autoSpaceDN w:val="0"/>
+              <w:adjustRightInd w:val="0"/>
+              <w:jc w:val="left"/>
+              <w:rPr>
+                <w:rFonts w:hint="eastAsia" w:ascii="仿宋_GB2312" w:hAnsi="仿宋" w:eastAsia="仿宋_GB2312"/>
+                <w:color w:val="auto"/>
+                <w:sz w:val="32"/>
+                <w:szCs w:val="32"/>
+                <w:highlight w:val="none"/>
+                <w:lang w:eastAsia="zh-CN"/>
+              </w:rPr>
+            </w:pPr>
+            <w:r>
+              <w:rPr>
+                <w:rFonts w:hint="eastAsia" w:ascii="仿宋_GB2312" w:hAnsi="仿宋" w:eastAsia="仿宋_GB2312" w:cs="宋体"/>
+                <w:color w:val="auto"/>
+                <w:szCs w:val="21"/>
+                <w:highlight w:val="none"/>
+                <w:lang w:val="en-US" w:eastAsia="zh-CN"/>
+              </w:rPr>
+              <w:t>2</w:t>
+            </w:r>
+            <w:r>
+              <w:rPr>
+                <w:rFonts w:ascii="仿宋_GB2312" w:hAnsi="仿宋" w:eastAsia="仿宋_GB2312" w:cs="宋体"/>
+                <w:color w:val="auto"/>
+                <w:szCs w:val="21"/>
+                <w:highlight w:val="none"/>
+              </w:rPr>
+              <w:t>.</w:t>
+            </w:r>
+            <w:r>
+              <w:rPr>
+                <w:rFonts w:hint="eastAsia" w:ascii="仿宋_GB2312" w:eastAsia="仿宋_GB2312"/>
+                <w:color w:val="auto"/>
+                <w:szCs w:val="21"/>
+                <w:highlight w:val="none"/>
+              </w:rPr>
+              <w:t>业绩证明资料（合同或中标通知书）</w:t>
+            </w:r>
+          </w:p>
+        </w:tc>
+        <w:tc>
+          <w:tcPr>
+            <w:tcW w:w="823" w:type="dxa"/>
+            <w:noWrap/>
+            <w:vAlign w:val="center"/>
+          </w:tcPr>
+          <w:p>
+            <w:pPr>
+              <w:autoSpaceDE w:val="0"/>
+              <w:autoSpaceDN w:val="0"/>
+              <w:adjustRightInd w:val="0"/>
+              <w:jc w:val="center"/>
+              <w:rPr>
+                <w:rFonts w:hint="eastAsia" w:ascii="仿宋_GB2312" w:eastAsia="仿宋_GB2312" w:cs="AdobeSongStd-Light"/>
+                <w:color w:val="auto"/>
+                <w:kern w:val="0"/>
+                <w:szCs w:val="21"/>
+                <w:highlight w:val="none"/>
+                <w:lang w:eastAsia="zh-CN"/>
+              </w:rPr>
+            </w:pPr>
+            <w:r>
+              <w:rPr>
+                <w:rFonts w:hint="eastAsia" w:ascii="仿宋_GB2312" w:eastAsia="仿宋_GB2312" w:cs="AdobeSongStd-Light"/>
+                <w:color w:val="auto"/>
+                <w:kern w:val="0"/>
+                <w:szCs w:val="21"/>
+                <w:highlight w:val="none"/>
+                <w:lang w:eastAsia="zh-CN"/>
+              </w:rPr>
+              <w:t>☑</w:t>
+            </w:r>
+          </w:p>
+        </w:tc>
+        <w:tc>
+          <w:tcPr>
+            <w:tcW w:w="942" w:type="dxa"/>
+            <w:noWrap/>
+            <w:vAlign w:val="center"/>
+          </w:tcPr>
+          <w:p>
+            <w:pPr>
+              <w:autoSpaceDE w:val="0"/>
+              <w:autoSpaceDN w:val="0"/>
+              <w:adjustRightInd w:val="0"/>
+              <w:jc w:val="center"/>
+              <w:rPr>
+                <w:rFonts w:ascii="仿宋_GB2312" w:eastAsia="仿宋_GB2312" w:cs="AdobeSongStd-Light"/>
+                <w:color w:val="auto"/>
+                <w:kern w:val="0"/>
+                <w:szCs w:val="21"/>
+                <w:highlight w:val="none"/>
+              </w:rPr>
+            </w:pPr>
+            <w:r>
+              <w:rPr>
+                <w:rFonts w:hint="eastAsia" w:ascii="仿宋_GB2312" w:eastAsia="仿宋_GB2312" w:cs="AdobeSongStd-Light"/>
+                <w:color w:val="auto"/>
+                <w:kern w:val="0"/>
+                <w:szCs w:val="21"/>
+                <w:highlight w:val="none"/>
+              </w:rPr>
+              <w:t>□</w:t>
+            </w:r>
+          </w:p>
+        </w:tc>
+      </w:tr>
+      <w:tr>
+        <w:tblPrEx>
+          <w:tblBorders>
+            <w:top w:val="single" w:color="auto" w:sz="4" w:space="0"/>
+            <w:left w:val="single" w:color="auto" w:sz="4" w:space="0"/>
+            <w:bottom w:val="single" w:color="auto" w:sz="4" w:space="0"/>
+            <w:right w:val="single" w:color="auto" w:sz="4" w:space="0"/>
+            <w:insideH w:val="single" w:color="auto" w:sz="4" w:space="0"/>
+            <w:insideV w:val="single" w:color="auto" w:sz="4" w:space="0"/>
+          </w:tblBorders>
+          <w:tblCellMar>
+            <w:top w:w="0" w:type="dxa"/>
+            <w:left w:w="108" w:type="dxa"/>
+            <w:bottom w:w="0" w:type="dxa"/>
+            <w:right w:w="108" w:type="dxa"/>
+          </w:tblCellMar>
+        </w:tblPrEx>
+        <w:trPr>
+          <w:trHeight w:val="284" w:hRule="atLeast"/>
+          <w:jc w:val="center"/>
+        </w:trPr>
+        <w:tc>
+          <w:tcPr>
+            <w:tcW w:w="710" w:type="dxa"/>
+            <w:vMerge w:val="continue"/>
+            <w:noWrap/>
+            <w:vAlign w:val="center"/>
+          </w:tcPr>
+          <w:p>
+            <w:pPr>
+              <w:autoSpaceDE w:val="0"/>
+              <w:autoSpaceDN w:val="0"/>
+              <w:adjustRightInd w:val="0"/>
+              <w:jc w:val="center"/>
+              <w:rPr>
+                <w:rFonts w:ascii="仿宋_GB2312" w:eastAsia="仿宋_GB2312" w:cs="AdobeSongStd-Light"/>
+                <w:color w:val="auto"/>
+                <w:kern w:val="0"/>
+                <w:sz w:val="24"/>
+                <w:highlight w:val="none"/>
+              </w:rPr>
+            </w:pPr>
+          </w:p>
+        </w:tc>
+        <w:tc>
+          <w:tcPr>
+            <w:tcW w:w="7184" w:type="dxa"/>
+            <w:gridSpan w:val="6"/>
+            <w:noWrap/>
+            <w:vAlign w:val="center"/>
+          </w:tcPr>
+          <w:p>
+            <w:pPr>
+              <w:autoSpaceDE w:val="0"/>
+              <w:autoSpaceDN w:val="0"/>
+              <w:adjustRightInd w:val="0"/>
+              <w:jc w:val="left"/>
+              <w:rPr>
+                <w:rFonts w:ascii="仿宋_GB2312" w:eastAsia="仿宋_GB2312"/>
+                <w:color w:val="auto"/>
+                <w:szCs w:val="21"/>
+                <w:highlight w:val="none"/>
+              </w:rPr>
+            </w:pPr>
+            <w:r>
+              <w:rPr>
+                <w:rFonts w:hint="eastAsia" w:ascii="仿宋_GB2312" w:hAnsi="仿宋" w:eastAsia="仿宋_GB2312" w:cs="宋体"/>
+                <w:color w:val="auto"/>
+                <w:szCs w:val="21"/>
+                <w:highlight w:val="none"/>
+                <w:lang w:val="en-US" w:eastAsia="zh-CN"/>
+              </w:rPr>
+              <w:t>3</w:t>
+            </w:r>
+            <w:r>
+              <w:rPr>
+                <w:rFonts w:ascii="仿宋_GB2312" w:hAnsi="仿宋" w:eastAsia="仿宋_GB2312" w:cs="宋体"/>
+                <w:color w:val="auto"/>
+                <w:szCs w:val="21"/>
+                <w:highlight w:val="none"/>
+              </w:rPr>
+              <w:t>.</w:t>
+            </w:r>
+            <w:r>
+              <w:rPr>
+                <w:rFonts w:hint="eastAsia" w:ascii="仿宋_GB2312" w:eastAsia="仿宋_GB2312"/>
+                <w:color w:val="auto"/>
+                <w:szCs w:val="21"/>
+                <w:highlight w:val="none"/>
+              </w:rPr>
+              <w:t>企业信用等级证明相关资料</w:t>
+            </w:r>
+            <w:r>
+              <w:rPr>
+                <w:rFonts w:hint="eastAsia" w:ascii="仿宋_GB2312" w:eastAsia="仿宋_GB2312"/>
+                <w:color w:val="auto"/>
+                <w:szCs w:val="21"/>
+                <w:highlight w:val="none"/>
+                <w:lang w:eastAsia="zh-CN"/>
+              </w:rPr>
+              <w:t>（</w:t>
+            </w:r>
+            <w:r>
+              <w:rPr>
+                <w:rFonts w:hint="eastAsia" w:ascii="仿宋_GB2312" w:eastAsia="仿宋_GB2312"/>
+                <w:color w:val="auto"/>
+                <w:szCs w:val="21"/>
+                <w:highlight w:val="none"/>
+                <w:lang w:val="en-US" w:eastAsia="zh-CN"/>
+              </w:rPr>
+              <w:t>若有</w:t>
+            </w:r>
+            <w:r>
+              <w:rPr>
+                <w:rFonts w:hint="eastAsia" w:ascii="仿宋_GB2312" w:eastAsia="仿宋_GB2312"/>
+                <w:color w:val="auto"/>
+                <w:szCs w:val="21"/>
+                <w:highlight w:val="none"/>
+                <w:lang w:eastAsia="zh-CN"/>
+              </w:rPr>
+              <w:t>）</w:t>
+            </w:r>
+            <w:r>
+              <w:rPr>
+                <w:rFonts w:hint="eastAsia" w:ascii="仿宋_GB2312" w:eastAsia="仿宋_GB2312"/>
+                <w:color w:val="auto"/>
+                <w:szCs w:val="21"/>
+                <w:highlight w:val="none"/>
+              </w:rPr>
+              <w:t>；</w:t>
+            </w:r>
+          </w:p>
+        </w:tc>
+        <w:tc>
+          <w:tcPr>
+            <w:tcW w:w="823" w:type="dxa"/>
+            <w:noWrap/>
+            <w:vAlign w:val="center"/>
+          </w:tcPr>
+          <w:p>
+            <w:pPr>
+              <w:autoSpaceDE w:val="0"/>
+              <w:autoSpaceDN w:val="0"/>
+              <w:adjustRightInd w:val="0"/>
+              <w:jc w:val="center"/>
+              <w:rPr>
+                <w:rFonts w:hint="eastAsia" w:ascii="仿宋_GB2312" w:eastAsia="仿宋_GB2312" w:cs="AdobeSongStd-Light"/>
+                <w:color w:val="auto"/>
+                <w:kern w:val="0"/>
+                <w:szCs w:val="21"/>
+                <w:highlight w:val="none"/>
+                <w:lang w:eastAsia="zh-CN"/>
+              </w:rPr>
+            </w:pPr>
+            <w:r>
+              <w:rPr>
+                <w:rFonts w:hint="eastAsia" w:ascii="仿宋_GB2312" w:eastAsia="仿宋_GB2312" w:cs="AdobeSongStd-Light"/>
+                <w:color w:val="auto"/>
+                <w:kern w:val="0"/>
+                <w:szCs w:val="21"/>
+                <w:highlight w:val="none"/>
+                <w:lang w:eastAsia="zh-CN"/>
+              </w:rPr>
+              <w:t>☑</w:t>
+            </w:r>
+          </w:p>
+        </w:tc>
+        <w:tc>
+          <w:tcPr>
+            <w:tcW w:w="942" w:type="dxa"/>
+            <w:noWrap/>
+            <w:vAlign w:val="center"/>
+          </w:tcPr>
+          <w:p>
+            <w:pPr>
+              <w:autoSpaceDE w:val="0"/>
+              <w:autoSpaceDN w:val="0"/>
+              <w:adjustRightInd w:val="0"/>
+              <w:jc w:val="center"/>
+              <w:rPr>
+                <w:rFonts w:ascii="仿宋_GB2312" w:eastAsia="仿宋_GB2312" w:cs="AdobeSongStd-Light"/>
+                <w:color w:val="auto"/>
+                <w:kern w:val="0"/>
+                <w:szCs w:val="21"/>
+                <w:highlight w:val="none"/>
+              </w:rPr>
+            </w:pPr>
+            <w:r>
+              <w:rPr>
+                <w:rFonts w:hint="eastAsia" w:ascii="仿宋_GB2312" w:eastAsia="仿宋_GB2312" w:cs="AdobeSongStd-Light"/>
+                <w:color w:val="auto"/>
+                <w:kern w:val="0"/>
+                <w:szCs w:val="21"/>
+                <w:highlight w:val="none"/>
+              </w:rPr>
+              <w:t>□</w:t>
+            </w:r>
+          </w:p>
+        </w:tc>
+      </w:tr>
+      <w:tr>
+        <w:tblPrEx>
+          <w:tblBorders>
+            <w:top w:val="single" w:color="auto" w:sz="4" w:space="0"/>
+            <w:left w:val="single" w:color="auto" w:sz="4" w:space="0"/>
+            <w:bottom w:val="single" w:color="auto" w:sz="4" w:space="0"/>
+            <w:right w:val="single" w:color="auto" w:sz="4" w:space="0"/>
+            <w:insideH w:val="single" w:color="auto" w:sz="4" w:space="0"/>
+            <w:insideV w:val="single" w:color="auto" w:sz="4" w:space="0"/>
+          </w:tblBorders>
+          <w:tblCellMar>
+            <w:top w:w="0" w:type="dxa"/>
+            <w:left w:w="108" w:type="dxa"/>
+            <w:bottom w:w="0" w:type="dxa"/>
+            <w:right w:w="108" w:type="dxa"/>
+          </w:tblCellMar>
+        </w:tblPrEx>
+        <w:trPr>
+          <w:trHeight w:val="284" w:hRule="atLeast"/>
+          <w:jc w:val="center"/>
+        </w:trPr>
+        <w:tc>
+          <w:tcPr>
+            <w:tcW w:w="710" w:type="dxa"/>
+            <w:vMerge w:val="continue"/>
+            <w:noWrap/>
+            <w:vAlign w:val="center"/>
+          </w:tcPr>
+          <w:p>
+            <w:pPr>
+              <w:autoSpaceDE w:val="0"/>
+              <w:autoSpaceDN w:val="0"/>
+              <w:adjustRightInd w:val="0"/>
+              <w:jc w:val="center"/>
+              <w:rPr>
+                <w:rFonts w:ascii="仿宋_GB2312" w:eastAsia="仿宋_GB2312" w:cs="AdobeSongStd-Light"/>
+                <w:color w:val="auto"/>
+                <w:kern w:val="0"/>
+                <w:sz w:val="24"/>
+                <w:highlight w:val="none"/>
+              </w:rPr>
+            </w:pPr>
+          </w:p>
+        </w:tc>
+        <w:tc>
+          <w:tcPr>
+            <w:tcW w:w="7184" w:type="dxa"/>
+            <w:gridSpan w:val="6"/>
+            <w:noWrap/>
+            <w:vAlign w:val="center"/>
+          </w:tcPr>
+          <w:p>
+            <w:pPr>
+              <w:autoSpaceDE w:val="0"/>
+              <w:autoSpaceDN w:val="0"/>
+              <w:adjustRightInd w:val="0"/>
+              <w:jc w:val="left"/>
+              <w:rPr>
+                <w:rFonts w:hint="eastAsia" w:ascii="仿宋_GB2312" w:eastAsia="仿宋_GB2312"/>
+                <w:color w:val="auto"/>
+                <w:szCs w:val="21"/>
+                <w:highlight w:val="none"/>
+                <w:lang w:eastAsia="zh-CN"/>
+              </w:rPr>
+            </w:pPr>
+            <w:r>
+              <w:rPr>
+                <w:rFonts w:hint="eastAsia" w:ascii="仿宋_GB2312" w:eastAsia="仿宋_GB2312"/>
+                <w:color w:val="auto"/>
+                <w:szCs w:val="21"/>
+                <w:highlight w:val="none"/>
+                <w:lang w:val="en-US" w:eastAsia="zh-CN"/>
+              </w:rPr>
+              <w:t>其他</w:t>
+            </w:r>
+            <w:r>
+              <w:rPr>
+                <w:rFonts w:hint="eastAsia" w:ascii="仿宋_GB2312" w:eastAsia="仿宋_GB2312"/>
+                <w:color w:val="auto"/>
+                <w:szCs w:val="21"/>
+                <w:highlight w:val="none"/>
+                <w:lang w:eastAsia="zh-CN"/>
+              </w:rPr>
+              <w:t>（</w:t>
+            </w:r>
+            <w:r>
+              <w:rPr>
+                <w:rFonts w:hint="eastAsia" w:ascii="仿宋_GB2312" w:eastAsia="仿宋_GB2312"/>
+                <w:color w:val="auto"/>
+                <w:szCs w:val="21"/>
+                <w:highlight w:val="none"/>
+                <w:lang w:val="en-US" w:eastAsia="zh-CN"/>
+              </w:rPr>
+              <w:t>若有</w:t>
+            </w:r>
+            <w:r>
+              <w:rPr>
+                <w:rFonts w:hint="eastAsia" w:ascii="仿宋_GB2312" w:eastAsia="仿宋_GB2312"/>
+                <w:color w:val="auto"/>
+                <w:szCs w:val="21"/>
+                <w:highlight w:val="none"/>
+                <w:lang w:eastAsia="zh-CN"/>
+              </w:rPr>
+              <w:t>）</w:t>
+            </w:r>
+            <w:r>
+              <w:rPr>
+                <w:rFonts w:hint="eastAsia" w:ascii="仿宋_GB2312" w:eastAsia="仿宋_GB2312"/>
+                <w:color w:val="auto"/>
+                <w:szCs w:val="21"/>
+                <w:highlight w:val="none"/>
+                <w:lang w:val="en-US" w:eastAsia="zh-CN"/>
+              </w:rPr>
+              <w:t>：</w:t>
+            </w:r>
+          </w:p>
+        </w:tc>
+        <w:tc>
+          <w:tcPr>
+            <w:tcW w:w="823" w:type="dxa"/>
+            <w:noWrap/>
+            <w:vAlign w:val="center"/>
+          </w:tcPr>
+          <w:p>
+            <w:pPr>
+              <w:autoSpaceDE w:val="0"/>
+              <w:autoSpaceDN w:val="0"/>
+              <w:adjustRightInd w:val="0"/>
+              <w:jc w:val="center"/>
+              <w:rPr>
+                <w:rFonts w:hint="eastAsia" w:ascii="仿宋_GB2312" w:eastAsia="仿宋_GB2312" w:cs="AdobeSongStd-Light"/>
+                <w:color w:val="auto"/>
+                <w:kern w:val="0"/>
+                <w:szCs w:val="21"/>
+                <w:highlight w:val="none"/>
+                <w:lang w:eastAsia="zh-CN"/>
+              </w:rPr>
+            </w:pPr>
+            <w:r>
+              <w:rPr>
+                <w:rFonts w:hint="eastAsia" w:ascii="仿宋_GB2312" w:eastAsia="仿宋_GB2312" w:cs="AdobeSongStd-Light"/>
+                <w:color w:val="auto"/>
+                <w:kern w:val="0"/>
+                <w:szCs w:val="21"/>
+                <w:highlight w:val="none"/>
+                <w:lang w:eastAsia="zh-CN"/>
+              </w:rPr>
+              <w:t>☑</w:t>
+            </w:r>
+          </w:p>
+        </w:tc>
+        <w:tc>
+          <w:tcPr>
+            <w:tcW w:w="942" w:type="dxa"/>
+            <w:noWrap/>
+            <w:vAlign w:val="center"/>
+          </w:tcPr>
+          <w:p>
+            <w:pPr>
+              <w:autoSpaceDE w:val="0"/>
+              <w:autoSpaceDN w:val="0"/>
+              <w:adjustRightInd w:val="0"/>
+              <w:jc w:val="center"/>
+              <w:rPr>
+                <w:rFonts w:ascii="仿宋_GB2312" w:eastAsia="仿宋_GB2312" w:cs="AdobeSongStd-Light"/>
+                <w:color w:val="auto"/>
+                <w:kern w:val="0"/>
+                <w:szCs w:val="21"/>
+                <w:highlight w:val="none"/>
+              </w:rPr>
+            </w:pPr>
+            <w:r>
+              <w:rPr>
+                <w:rFonts w:hint="eastAsia" w:ascii="仿宋_GB2312" w:eastAsia="仿宋_GB2312" w:cs="AdobeSongStd-Light"/>
+                <w:color w:val="auto"/>
+                <w:kern w:val="0"/>
+                <w:szCs w:val="21"/>
+                <w:highlight w:val="none"/>
+              </w:rPr>
+              <w:t>□</w:t>
+            </w:r>
+          </w:p>
+        </w:tc>
+      </w:tr>
+      <w:tr>
+        <w:tblPrEx>
+          <w:tblBorders>
+            <w:top w:val="single" w:color="auto" w:sz="4" w:space="0"/>
+            <w:left w:val="single" w:color="auto" w:sz="4" w:space="0"/>
+            <w:bottom w:val="single" w:color="auto" w:sz="4" w:space="0"/>
+            <w:right w:val="single" w:color="auto" w:sz="4" w:space="0"/>
+            <w:insideH w:val="single" w:color="auto" w:sz="4" w:space="0"/>
+            <w:insideV w:val="single" w:color="auto" w:sz="4" w:space="0"/>
+          </w:tblBorders>
+          <w:tblCellMar>
+            <w:top w:w="0" w:type="dxa"/>
+            <w:left w:w="108" w:type="dxa"/>
+            <w:bottom w:w="0" w:type="dxa"/>
+            <w:right w:w="108" w:type="dxa"/>
+          </w:tblCellMar>
+        </w:tblPrEx>
+        <w:trPr>
+          <w:trHeight w:val="409" w:hRule="atLeast"/>
+          <w:jc w:val="center"/>
+        </w:trPr>
+        <w:tc>
+          <w:tcPr>
+            <w:tcW w:w="710" w:type="dxa"/>
+            <w:vMerge w:val="restart"/>
+            <w:noWrap/>
+            <w:textDirection w:val="tbRlV"/>
+            <w:vAlign w:val="center"/>
+          </w:tcPr>
+          <w:p>
+            <w:pPr>
+              <w:autoSpaceDE w:val="0"/>
+              <w:autoSpaceDN w:val="0"/>
+              <w:adjustRightInd w:val="0"/>
+              <w:jc w:val="center"/>
+              <w:rPr>
+                <w:rFonts w:ascii="仿宋_GB2312" w:hAnsi="仿宋" w:eastAsia="仿宋_GB2312" w:cs="宋体"/>
+                <w:color w:val="auto"/>
+                <w:szCs w:val="21"/>
+                <w:highlight w:val="none"/>
+              </w:rPr>
+            </w:pPr>
+            <w:r>
+              <w:rPr>
+                <w:rFonts w:hint="eastAsia" w:ascii="仿宋_GB2312" w:hAnsi="仿宋" w:eastAsia="仿宋_GB2312" w:cs="宋体"/>
+                <w:color w:val="auto"/>
+                <w:szCs w:val="21"/>
+                <w:highlight w:val="none"/>
+              </w:rPr>
+              <w:t>信誉核查项</w:t>
+            </w:r>
+          </w:p>
+        </w:tc>
+        <w:tc>
+          <w:tcPr>
+            <w:tcW w:w="7184" w:type="dxa"/>
+            <w:gridSpan w:val="6"/>
+            <w:noWrap/>
+            <w:vAlign w:val="center"/>
+          </w:tcPr>
+          <w:p>
+            <w:pPr>
+              <w:autoSpaceDE w:val="0"/>
+              <w:autoSpaceDN w:val="0"/>
+              <w:adjustRightInd w:val="0"/>
+              <w:jc w:val="left"/>
+              <w:rPr>
+                <w:rFonts w:ascii="仿宋_GB2312" w:hAnsi="仿宋" w:eastAsia="仿宋_GB2312" w:cs="宋体"/>
+                <w:color w:val="auto"/>
+                <w:szCs w:val="21"/>
+                <w:highlight w:val="none"/>
+              </w:rPr>
+            </w:pPr>
+            <w:r>
+              <w:rPr>
+                <w:rFonts w:hint="eastAsia" w:ascii="仿宋_GB2312" w:hAnsi="仿宋" w:eastAsia="仿宋_GB2312" w:cs="宋体"/>
+                <w:color w:val="auto"/>
+                <w:szCs w:val="21"/>
+                <w:highlight w:val="none"/>
+              </w:rPr>
+              <w:t>1.未有“被行业主管部门依法暂停、取消投标或禁止参加采购活动且处于有效期内的”情况。</w:t>
+            </w:r>
+            <w:r>
+              <w:rPr>
+                <w:rFonts w:hint="eastAsia" w:ascii="仿宋_GB2312" w:eastAsia="仿宋_GB2312"/>
+                <w:color w:val="auto"/>
+                <w:szCs w:val="21"/>
+                <w:highlight w:val="none"/>
+                <w:lang w:val="en-US" w:eastAsia="zh-CN"/>
+              </w:rPr>
+              <w:t>(提供承诺函)</w:t>
+            </w:r>
+          </w:p>
+        </w:tc>
+        <w:tc>
+          <w:tcPr>
+            <w:tcW w:w="823" w:type="dxa"/>
+            <w:noWrap/>
+            <w:vAlign w:val="center"/>
+          </w:tcPr>
+          <w:p>
+            <w:pPr>
+              <w:autoSpaceDE w:val="0"/>
+              <w:autoSpaceDN w:val="0"/>
+              <w:adjustRightInd w:val="0"/>
+              <w:jc w:val="center"/>
+              <w:rPr>
+                <w:rFonts w:hint="eastAsia" w:ascii="仿宋_GB2312" w:eastAsia="仿宋_GB2312" w:cs="AdobeSongStd-Light"/>
+                <w:color w:val="auto"/>
+                <w:kern w:val="0"/>
+                <w:szCs w:val="21"/>
+                <w:highlight w:val="none"/>
+                <w:lang w:eastAsia="zh-CN"/>
+              </w:rPr>
+            </w:pPr>
+            <w:r>
+              <w:rPr>
+                <w:rFonts w:hint="eastAsia" w:ascii="仿宋_GB2312" w:hAnsi="宋体" w:eastAsia="仿宋_GB2312" w:cs="宋体"/>
+                <w:color w:val="auto"/>
+                <w:kern w:val="0"/>
+                <w:szCs w:val="21"/>
+                <w:highlight w:val="none"/>
+                <w:lang w:eastAsia="zh-CN"/>
+              </w:rPr>
+              <w:t>☑</w:t>
+            </w:r>
+          </w:p>
+        </w:tc>
+        <w:tc>
+          <w:tcPr>
+            <w:tcW w:w="942" w:type="dxa"/>
+            <w:noWrap/>
+            <w:vAlign w:val="center"/>
+          </w:tcPr>
+          <w:p>
+            <w:pPr>
+              <w:autoSpaceDE w:val="0"/>
+              <w:autoSpaceDN w:val="0"/>
+              <w:adjustRightInd w:val="0"/>
+              <w:jc w:val="center"/>
+              <w:rPr>
+                <w:rFonts w:ascii="仿宋_GB2312" w:eastAsia="仿宋_GB2312" w:cs="AdobeSongStd-Light"/>
+                <w:color w:val="auto"/>
+                <w:kern w:val="0"/>
+                <w:szCs w:val="21"/>
+                <w:highlight w:val="none"/>
+              </w:rPr>
+            </w:pPr>
+            <w:r>
+              <w:rPr>
+                <w:rFonts w:hint="eastAsia" w:ascii="仿宋_GB2312" w:hAnsi="宋体" w:eastAsia="仿宋_GB2312" w:cs="宋体"/>
+                <w:color w:val="auto"/>
+                <w:kern w:val="0"/>
+                <w:szCs w:val="21"/>
+                <w:highlight w:val="none"/>
+              </w:rPr>
+              <w:t>□</w:t>
+            </w:r>
+          </w:p>
+        </w:tc>
+      </w:tr>
+      <w:tr>
+        <w:tblPrEx>
+          <w:tblBorders>
+            <w:top w:val="single" w:color="auto" w:sz="4" w:space="0"/>
+            <w:left w:val="single" w:color="auto" w:sz="4" w:space="0"/>
+            <w:bottom w:val="single" w:color="auto" w:sz="4" w:space="0"/>
+            <w:right w:val="single" w:color="auto" w:sz="4" w:space="0"/>
+            <w:insideH w:val="single" w:color="auto" w:sz="4" w:space="0"/>
+            <w:insideV w:val="single" w:color="auto" w:sz="4" w:space="0"/>
+          </w:tblBorders>
+          <w:tblCellMar>
+            <w:top w:w="0" w:type="dxa"/>
+            <w:left w:w="108" w:type="dxa"/>
+            <w:bottom w:w="0" w:type="dxa"/>
+            <w:right w:w="108" w:type="dxa"/>
+          </w:tblCellMar>
+        </w:tblPrEx>
+        <w:trPr>
+          <w:trHeight w:val="868" w:hRule="atLeast"/>
+          <w:jc w:val="center"/>
+        </w:trPr>
+        <w:tc>
+          <w:tcPr>
+            <w:tcW w:w="710" w:type="dxa"/>
+            <w:vMerge w:val="continue"/>
+            <w:noWrap/>
+            <w:textDirection w:val="tbRlV"/>
+            <w:vAlign w:val="center"/>
+          </w:tcPr>
+          <w:p>
+            <w:pPr>
+              <w:autoSpaceDE w:val="0"/>
+              <w:autoSpaceDN w:val="0"/>
+              <w:adjustRightInd w:val="0"/>
+              <w:ind w:left="113" w:right="113"/>
+              <w:jc w:val="center"/>
+              <w:rPr>
+                <w:rFonts w:ascii="仿宋_GB2312" w:hAnsi="仿宋" w:eastAsia="仿宋_GB2312" w:cs="宋体"/>
+                <w:color w:val="auto"/>
+                <w:szCs w:val="21"/>
+                <w:highlight w:val="none"/>
+              </w:rPr>
+            </w:pPr>
+          </w:p>
+        </w:tc>
+        <w:tc>
+          <w:tcPr>
+            <w:tcW w:w="7184" w:type="dxa"/>
+            <w:gridSpan w:val="6"/>
+            <w:noWrap/>
+            <w:vAlign w:val="center"/>
+          </w:tcPr>
+          <w:p>
+            <w:pPr>
+              <w:autoSpaceDE w:val="0"/>
+              <w:autoSpaceDN w:val="0"/>
+              <w:adjustRightInd w:val="0"/>
+              <w:rPr>
+                <w:rFonts w:ascii="仿宋_GB2312" w:hAnsi="仿宋" w:eastAsia="仿宋_GB2312" w:cs="宋体"/>
+                <w:color w:val="auto"/>
+                <w:szCs w:val="21"/>
+                <w:highlight w:val="none"/>
+              </w:rPr>
+            </w:pPr>
+            <w:r>
+              <w:rPr>
+                <w:rFonts w:ascii="仿宋_GB2312" w:hAnsi="仿宋" w:eastAsia="仿宋_GB2312" w:cs="宋体"/>
+                <w:color w:val="auto"/>
+                <w:szCs w:val="21"/>
+                <w:highlight w:val="none"/>
+              </w:rPr>
+              <w:t>2.</w:t>
+            </w:r>
+            <w:r>
+              <w:rPr>
+                <w:rFonts w:hint="eastAsia" w:ascii="仿宋_GB2312" w:hAnsi="仿宋" w:eastAsia="仿宋_GB2312" w:cs="宋体"/>
+                <w:color w:val="auto"/>
+                <w:szCs w:val="21"/>
+                <w:highlight w:val="none"/>
+              </w:rPr>
+              <w:t>未有“被最高人民法院在“国家企业信用信息公示系统”网站或各级信用信息共享平台中列入失信被执行人名单”的情况。</w:t>
+            </w:r>
+            <w:r>
+              <w:rPr>
+                <w:rFonts w:hint="eastAsia" w:ascii="仿宋_GB2312" w:eastAsia="仿宋_GB2312"/>
+                <w:color w:val="auto"/>
+                <w:szCs w:val="21"/>
+                <w:highlight w:val="none"/>
+                <w:lang w:val="en-US" w:eastAsia="zh-CN"/>
+              </w:rPr>
+              <w:t>(提供承诺函)</w:t>
+            </w:r>
+          </w:p>
+        </w:tc>
+        <w:tc>
+          <w:tcPr>
+            <w:tcW w:w="823" w:type="dxa"/>
+            <w:noWrap/>
+            <w:vAlign w:val="center"/>
+          </w:tcPr>
+          <w:p>
+            <w:pPr>
+              <w:autoSpaceDE w:val="0"/>
+              <w:autoSpaceDN w:val="0"/>
+              <w:adjustRightInd w:val="0"/>
+              <w:jc w:val="center"/>
+              <w:rPr>
+                <w:rFonts w:hint="eastAsia" w:ascii="仿宋_GB2312" w:eastAsia="仿宋_GB2312" w:cs="AdobeSongStd-Light"/>
+                <w:color w:val="auto"/>
+                <w:kern w:val="0"/>
+                <w:szCs w:val="21"/>
+                <w:highlight w:val="none"/>
+                <w:lang w:eastAsia="zh-CN"/>
+              </w:rPr>
+            </w:pPr>
+            <w:r>
+              <w:rPr>
+                <w:rFonts w:hint="eastAsia" w:ascii="仿宋_GB2312" w:hAnsi="宋体" w:eastAsia="仿宋_GB2312" w:cs="宋体"/>
+                <w:color w:val="auto"/>
+                <w:kern w:val="0"/>
+                <w:szCs w:val="21"/>
+                <w:highlight w:val="none"/>
+                <w:lang w:eastAsia="zh-CN"/>
+              </w:rPr>
+              <w:t>☑</w:t>
+            </w:r>
+          </w:p>
+        </w:tc>
+        <w:tc>
+          <w:tcPr>
+            <w:tcW w:w="942" w:type="dxa"/>
+            <w:noWrap/>
+            <w:vAlign w:val="center"/>
+          </w:tcPr>
+          <w:p>
+            <w:pPr>
+              <w:autoSpaceDE w:val="0"/>
+              <w:autoSpaceDN w:val="0"/>
+              <w:adjustRightInd w:val="0"/>
+              <w:jc w:val="center"/>
+              <w:rPr>
+                <w:rFonts w:ascii="仿宋_GB2312" w:eastAsia="仿宋_GB2312" w:cs="AdobeSongStd-Light"/>
+                <w:color w:val="auto"/>
+                <w:kern w:val="0"/>
+                <w:szCs w:val="21"/>
+                <w:highlight w:val="none"/>
+              </w:rPr>
+            </w:pPr>
+            <w:r>
+              <w:rPr>
+                <w:rFonts w:hint="eastAsia" w:ascii="仿宋_GB2312" w:hAnsi="宋体" w:eastAsia="仿宋_GB2312" w:cs="宋体"/>
+                <w:color w:val="auto"/>
+                <w:kern w:val="0"/>
+                <w:szCs w:val="21"/>
+                <w:highlight w:val="none"/>
+              </w:rPr>
+              <w:t>□</w:t>
+            </w:r>
+          </w:p>
+        </w:tc>
+      </w:tr>
+      <w:tr>
+        <w:tblPrEx>
+          <w:tblBorders>
+            <w:top w:val="single" w:color="auto" w:sz="4" w:space="0"/>
+            <w:left w:val="single" w:color="auto" w:sz="4" w:space="0"/>
+            <w:bottom w:val="single" w:color="auto" w:sz="4" w:space="0"/>
+            <w:right w:val="single" w:color="auto" w:sz="4" w:space="0"/>
+            <w:insideH w:val="single" w:color="auto" w:sz="4" w:space="0"/>
+            <w:insideV w:val="single" w:color="auto" w:sz="4" w:space="0"/>
+          </w:tblBorders>
+          <w:tblCellMar>
+            <w:top w:w="0" w:type="dxa"/>
+            <w:left w:w="108" w:type="dxa"/>
+            <w:bottom w:w="0" w:type="dxa"/>
+            <w:right w:w="108" w:type="dxa"/>
+          </w:tblCellMar>
+        </w:tblPrEx>
+        <w:trPr>
+          <w:trHeight w:val="415" w:hRule="atLeast"/>
+          <w:jc w:val="center"/>
+        </w:trPr>
+        <w:tc>
+          <w:tcPr>
+            <w:tcW w:w="710" w:type="dxa"/>
+            <w:vMerge w:val="continue"/>
+            <w:noWrap/>
+            <w:vAlign w:val="center"/>
+          </w:tcPr>
+          <w:p>
+            <w:pPr>
+              <w:autoSpaceDE w:val="0"/>
+              <w:autoSpaceDN w:val="0"/>
+              <w:adjustRightInd w:val="0"/>
+              <w:jc w:val="center"/>
+              <w:rPr>
+                <w:rFonts w:ascii="仿宋_GB2312" w:eastAsia="仿宋_GB2312" w:cs="AdobeSongStd-Light"/>
+                <w:color w:val="auto"/>
+                <w:kern w:val="0"/>
+                <w:szCs w:val="21"/>
+                <w:highlight w:val="none"/>
+              </w:rPr>
+            </w:pPr>
+          </w:p>
+        </w:tc>
+        <w:tc>
+          <w:tcPr>
+            <w:tcW w:w="7184" w:type="dxa"/>
+            <w:gridSpan w:val="6"/>
+            <w:noWrap/>
+            <w:vAlign w:val="center"/>
+          </w:tcPr>
+          <w:p>
+            <w:pPr>
+              <w:autoSpaceDE w:val="0"/>
+              <w:autoSpaceDN w:val="0"/>
+              <w:adjustRightInd w:val="0"/>
+              <w:rPr>
+                <w:rFonts w:hint="eastAsia" w:ascii="仿宋_GB2312" w:eastAsia="仿宋_GB2312"/>
+                <w:color w:val="auto"/>
+                <w:szCs w:val="21"/>
+                <w:highlight w:val="none"/>
+                <w:lang w:eastAsia="zh-CN"/>
+              </w:rPr>
+            </w:pPr>
+            <w:r>
+              <w:rPr>
+                <w:rFonts w:hint="eastAsia" w:ascii="仿宋_GB2312" w:hAnsi="仿宋" w:eastAsia="仿宋_GB2312" w:cs="宋体"/>
+                <w:color w:val="auto"/>
+                <w:szCs w:val="21"/>
+                <w:highlight w:val="none"/>
+                <w:lang w:val="en-US" w:eastAsia="zh-CN"/>
+              </w:rPr>
+              <w:t>3</w:t>
+            </w:r>
+            <w:r>
+              <w:rPr>
+                <w:rFonts w:ascii="仿宋_GB2312" w:hAnsi="仿宋" w:eastAsia="仿宋_GB2312" w:cs="宋体"/>
+                <w:color w:val="auto"/>
+                <w:szCs w:val="21"/>
+                <w:highlight w:val="none"/>
+              </w:rPr>
+              <w:t>.</w:t>
+            </w:r>
+            <w:r>
+              <w:rPr>
+                <w:rFonts w:hint="eastAsia" w:ascii="仿宋_GB2312" w:eastAsia="仿宋_GB2312"/>
+                <w:color w:val="auto"/>
+                <w:szCs w:val="21"/>
+                <w:highlight w:val="none"/>
+              </w:rPr>
+              <w:t>未有“处于被责令停产停业、暂扣或者吊销执照、暂扣或者吊销许可证、吊销资质证书状态”的情况</w:t>
+            </w:r>
+            <w:r>
+              <w:rPr>
+                <w:rFonts w:hint="eastAsia" w:ascii="仿宋_GB2312" w:eastAsia="仿宋_GB2312"/>
+                <w:color w:val="auto"/>
+                <w:szCs w:val="21"/>
+                <w:highlight w:val="none"/>
+                <w:lang w:eastAsia="zh-CN"/>
+              </w:rPr>
+              <w:t>。</w:t>
+            </w:r>
+            <w:r>
+              <w:rPr>
+                <w:rFonts w:hint="eastAsia" w:ascii="仿宋_GB2312" w:eastAsia="仿宋_GB2312"/>
+                <w:color w:val="auto"/>
+                <w:szCs w:val="21"/>
+                <w:highlight w:val="none"/>
+                <w:lang w:val="en-US" w:eastAsia="zh-CN"/>
+              </w:rPr>
+              <w:t>(提供承诺函)</w:t>
+            </w:r>
+          </w:p>
+        </w:tc>
+        <w:tc>
+          <w:tcPr>
+            <w:tcW w:w="823" w:type="dxa"/>
+            <w:noWrap/>
+            <w:vAlign w:val="center"/>
+          </w:tcPr>
+          <w:p>
+            <w:pPr>
+              <w:autoSpaceDE w:val="0"/>
+              <w:autoSpaceDN w:val="0"/>
+              <w:adjustRightInd w:val="0"/>
+              <w:jc w:val="center"/>
+              <w:rPr>
+                <w:rFonts w:hint="eastAsia" w:ascii="仿宋_GB2312" w:eastAsia="仿宋_GB2312" w:cs="AdobeSongStd-Light"/>
+                <w:color w:val="auto"/>
+                <w:kern w:val="0"/>
+                <w:szCs w:val="21"/>
+                <w:highlight w:val="none"/>
+                <w:lang w:eastAsia="zh-CN"/>
+              </w:rPr>
+            </w:pPr>
+            <w:r>
+              <w:rPr>
+                <w:rFonts w:hint="eastAsia" w:ascii="仿宋_GB2312" w:hAnsi="宋体" w:eastAsia="仿宋_GB2312" w:cs="宋体"/>
+                <w:color w:val="auto"/>
+                <w:kern w:val="0"/>
+                <w:szCs w:val="21"/>
+                <w:highlight w:val="none"/>
+                <w:lang w:eastAsia="zh-CN"/>
+              </w:rPr>
+              <w:t>☑</w:t>
+            </w:r>
+          </w:p>
+        </w:tc>
+        <w:tc>
+          <w:tcPr>
+            <w:tcW w:w="942" w:type="dxa"/>
+            <w:noWrap/>
+            <w:vAlign w:val="center"/>
+          </w:tcPr>
+          <w:p>
+            <w:pPr>
+              <w:autoSpaceDE w:val="0"/>
+              <w:autoSpaceDN w:val="0"/>
+              <w:adjustRightInd w:val="0"/>
+              <w:jc w:val="center"/>
+              <w:rPr>
+                <w:rFonts w:hint="eastAsia" w:ascii="仿宋_GB2312" w:eastAsia="仿宋_GB2312" w:cs="AdobeSongStd-Light"/>
+                <w:color w:val="auto"/>
+                <w:kern w:val="0"/>
+                <w:szCs w:val="21"/>
+                <w:highlight w:val="none"/>
+                <w:lang w:eastAsia="zh-CN"/>
+              </w:rPr>
+            </w:pPr>
+            <w:r>
+              <w:rPr>
+                <w:rFonts w:hint="eastAsia" w:ascii="仿宋_GB2312" w:hAnsi="宋体" w:eastAsia="仿宋_GB2312" w:cs="宋体"/>
+                <w:color w:val="auto"/>
+                <w:kern w:val="0"/>
+                <w:szCs w:val="21"/>
+                <w:highlight w:val="none"/>
+                <w:lang w:eastAsia="zh-CN"/>
+              </w:rPr>
+              <w:t>□</w:t>
+            </w:r>
+          </w:p>
+        </w:tc>
+      </w:tr>
+      <w:tr>
+        <w:tblPrEx>
+          <w:tblBorders>
+            <w:top w:val="single" w:color="auto" w:sz="4" w:space="0"/>
+            <w:left w:val="single" w:color="auto" w:sz="4" w:space="0"/>
+            <w:bottom w:val="single" w:color="auto" w:sz="4" w:space="0"/>
+            <w:right w:val="single" w:color="auto" w:sz="4" w:space="0"/>
+            <w:insideH w:val="single" w:color="auto" w:sz="4" w:space="0"/>
+            <w:insideV w:val="single" w:color="auto" w:sz="4" w:space="0"/>
+          </w:tblBorders>
+          <w:tblCellMar>
+            <w:top w:w="0" w:type="dxa"/>
+            <w:left w:w="108" w:type="dxa"/>
+            <w:bottom w:w="0" w:type="dxa"/>
+            <w:right w:w="108" w:type="dxa"/>
+          </w:tblCellMar>
+        </w:tblPrEx>
+        <w:trPr>
+          <w:trHeight w:val="383" w:hRule="atLeast"/>
+          <w:jc w:val="center"/>
+        </w:trPr>
+        <w:tc>
+          <w:tcPr>
+            <w:tcW w:w="710" w:type="dxa"/>
+            <w:vMerge w:val="continue"/>
+            <w:noWrap/>
+            <w:vAlign w:val="center"/>
+          </w:tcPr>
+          <w:p>
+            <w:pPr>
+              <w:autoSpaceDE w:val="0"/>
+              <w:autoSpaceDN w:val="0"/>
+              <w:adjustRightInd w:val="0"/>
+              <w:jc w:val="center"/>
+              <w:rPr>
+                <w:rFonts w:ascii="仿宋_GB2312" w:eastAsia="仿宋_GB2312" w:cs="AdobeSongStd-Light"/>
+                <w:color w:val="auto"/>
+                <w:kern w:val="0"/>
+                <w:szCs w:val="21"/>
+                <w:highlight w:val="none"/>
+              </w:rPr>
+            </w:pPr>
+          </w:p>
+        </w:tc>
+        <w:tc>
+          <w:tcPr>
+            <w:tcW w:w="7184" w:type="dxa"/>
+            <w:gridSpan w:val="6"/>
+            <w:noWrap/>
+            <w:vAlign w:val="center"/>
+          </w:tcPr>
+          <w:p>
+            <w:pPr>
+              <w:autoSpaceDE w:val="0"/>
+              <w:autoSpaceDN w:val="0"/>
+              <w:adjustRightInd w:val="0"/>
+              <w:rPr>
+                <w:rFonts w:hint="eastAsia" w:ascii="仿宋_GB2312" w:eastAsia="仿宋_GB2312"/>
+                <w:color w:val="auto"/>
+                <w:szCs w:val="21"/>
+                <w:highlight w:val="none"/>
+                <w:lang w:eastAsia="zh-CN"/>
+              </w:rPr>
+            </w:pPr>
+            <w:r>
+              <w:rPr>
+                <w:rFonts w:hint="eastAsia" w:ascii="仿宋_GB2312" w:hAnsi="仿宋" w:eastAsia="仿宋_GB2312" w:cs="宋体"/>
+                <w:color w:val="auto"/>
+                <w:szCs w:val="21"/>
+                <w:highlight w:val="none"/>
+                <w:lang w:val="en-US" w:eastAsia="zh-CN"/>
+              </w:rPr>
+              <w:t>4</w:t>
+            </w:r>
+            <w:r>
+              <w:rPr>
+                <w:rFonts w:ascii="仿宋_GB2312" w:hAnsi="仿宋" w:eastAsia="仿宋_GB2312" w:cs="宋体"/>
+                <w:color w:val="auto"/>
+                <w:szCs w:val="21"/>
+                <w:highlight w:val="none"/>
+              </w:rPr>
+              <w:t>.</w:t>
+            </w:r>
+            <w:r>
+              <w:rPr>
+                <w:rFonts w:hint="eastAsia" w:ascii="仿宋_GB2312" w:eastAsia="仿宋_GB2312"/>
+                <w:color w:val="auto"/>
+                <w:szCs w:val="21"/>
+                <w:highlight w:val="none"/>
+              </w:rPr>
+              <w:t>未有“进入清算程序，或被宣告破产，或其他丧失履约能力情形”的情况</w:t>
+            </w:r>
+            <w:r>
+              <w:rPr>
+                <w:rFonts w:hint="eastAsia" w:ascii="仿宋_GB2312" w:eastAsia="仿宋_GB2312"/>
+                <w:color w:val="auto"/>
+                <w:szCs w:val="21"/>
+                <w:highlight w:val="none"/>
+                <w:lang w:eastAsia="zh-CN"/>
+              </w:rPr>
+              <w:t>。</w:t>
+            </w:r>
+            <w:r>
+              <w:rPr>
+                <w:rFonts w:hint="eastAsia" w:ascii="仿宋_GB2312" w:eastAsia="仿宋_GB2312"/>
+                <w:color w:val="auto"/>
+                <w:szCs w:val="21"/>
+                <w:highlight w:val="none"/>
+                <w:lang w:val="en-US" w:eastAsia="zh-CN"/>
+              </w:rPr>
+              <w:t>(提供承诺函)</w:t>
+            </w:r>
+          </w:p>
+        </w:tc>
+        <w:tc>
+          <w:tcPr>
+            <w:tcW w:w="823" w:type="dxa"/>
+            <w:noWrap/>
+            <w:vAlign w:val="center"/>
+          </w:tcPr>
+          <w:p>
+            <w:pPr>
+              <w:autoSpaceDE w:val="0"/>
+              <w:autoSpaceDN w:val="0"/>
+              <w:adjustRightInd w:val="0"/>
+              <w:jc w:val="center"/>
+              <w:rPr>
+                <w:rFonts w:hint="eastAsia" w:ascii="仿宋_GB2312" w:eastAsia="仿宋_GB2312" w:cs="AdobeSongStd-Light"/>
+                <w:color w:val="auto"/>
+                <w:kern w:val="0"/>
+                <w:szCs w:val="21"/>
+                <w:highlight w:val="none"/>
+                <w:lang w:eastAsia="zh-CN"/>
+              </w:rPr>
+            </w:pPr>
+            <w:r>
+              <w:rPr>
+                <w:rFonts w:hint="eastAsia" w:ascii="仿宋_GB2312" w:hAnsi="宋体" w:eastAsia="仿宋_GB2312" w:cs="宋体"/>
+                <w:color w:val="auto"/>
+                <w:kern w:val="0"/>
+                <w:szCs w:val="21"/>
+                <w:highlight w:val="none"/>
+                <w:lang w:eastAsia="zh-CN"/>
+              </w:rPr>
+              <w:t>☑</w:t>
+            </w:r>
+          </w:p>
+        </w:tc>
+        <w:tc>
+          <w:tcPr>
+            <w:tcW w:w="942" w:type="dxa"/>
+            <w:noWrap/>
+            <w:vAlign w:val="center"/>
+          </w:tcPr>
+          <w:p>
+            <w:pPr>
+              <w:autoSpaceDE w:val="0"/>
+              <w:autoSpaceDN w:val="0"/>
+              <w:adjustRightInd w:val="0"/>
+              <w:jc w:val="center"/>
+              <w:rPr>
+                <w:rFonts w:ascii="仿宋_GB2312" w:eastAsia="仿宋_GB2312" w:cs="AdobeSongStd-Light"/>
+                <w:color w:val="auto"/>
+                <w:kern w:val="0"/>
+                <w:szCs w:val="21"/>
+                <w:highlight w:val="none"/>
+              </w:rPr>
+            </w:pPr>
+            <w:r>
+              <w:rPr>
+                <w:rFonts w:hint="eastAsia" w:ascii="仿宋_GB2312" w:hAnsi="宋体" w:eastAsia="仿宋_GB2312" w:cs="宋体"/>
+                <w:color w:val="auto"/>
+                <w:kern w:val="0"/>
+                <w:szCs w:val="21"/>
+                <w:highlight w:val="none"/>
+              </w:rPr>
+              <w:t>□</w:t>
+            </w:r>
+          </w:p>
+        </w:tc>
+      </w:tr>
+      <w:tr>
+        <w:tblPrEx>
+          <w:tblBorders>
+            <w:top w:val="single" w:color="auto" w:sz="4" w:space="0"/>
+            <w:left w:val="single" w:color="auto" w:sz="4" w:space="0"/>
+            <w:bottom w:val="single" w:color="auto" w:sz="4" w:space="0"/>
+            <w:right w:val="single" w:color="auto" w:sz="4" w:space="0"/>
+            <w:insideH w:val="single" w:color="auto" w:sz="4" w:space="0"/>
+            <w:insideV w:val="single" w:color="auto" w:sz="4" w:space="0"/>
+          </w:tblBorders>
+          <w:tblCellMar>
+            <w:top w:w="0" w:type="dxa"/>
+            <w:left w:w="108" w:type="dxa"/>
+            <w:bottom w:w="0" w:type="dxa"/>
+            <w:right w:w="108" w:type="dxa"/>
+          </w:tblCellMar>
+        </w:tblPrEx>
+        <w:trPr>
+          <w:trHeight w:val="383" w:hRule="atLeast"/>
+          <w:jc w:val="center"/>
+        </w:trPr>
+        <w:tc>
+          <w:tcPr>
+            <w:tcW w:w="710" w:type="dxa"/>
+            <w:vMerge w:val="continue"/>
+            <w:noWrap/>
+            <w:vAlign w:val="center"/>
+          </w:tcPr>
+          <w:p>
+            <w:pPr>
+              <w:autoSpaceDE w:val="0"/>
+              <w:autoSpaceDN w:val="0"/>
+              <w:adjustRightInd w:val="0"/>
+              <w:jc w:val="center"/>
+              <w:rPr>
+                <w:rFonts w:ascii="仿宋_GB2312" w:eastAsia="仿宋_GB2312" w:cs="AdobeSongStd-Light"/>
+                <w:color w:val="auto"/>
+                <w:kern w:val="0"/>
+                <w:szCs w:val="21"/>
+                <w:highlight w:val="none"/>
+              </w:rPr>
+            </w:pPr>
+          </w:p>
+        </w:tc>
+        <w:tc>
+          <w:tcPr>
+            <w:tcW w:w="7184" w:type="dxa"/>
+            <w:gridSpan w:val="6"/>
+            <w:noWrap/>
+            <w:vAlign w:val="center"/>
+          </w:tcPr>
+          <w:p>
+            <w:pPr>
+              <w:autoSpaceDE w:val="0"/>
+              <w:autoSpaceDN w:val="0"/>
+              <w:adjustRightInd w:val="0"/>
+              <w:rPr>
+                <w:rFonts w:hint="eastAsia" w:ascii="仿宋_GB2312" w:hAnsi="仿宋" w:eastAsia="仿宋_GB2312" w:cs="宋体"/>
+                <w:color w:val="auto"/>
+                <w:szCs w:val="21"/>
+                <w:highlight w:val="none"/>
+                <w:lang w:val="en-US" w:eastAsia="zh-CN"/>
+              </w:rPr>
+            </w:pPr>
+            <w:r>
+              <w:rPr>
+                <w:rFonts w:hint="eastAsia" w:ascii="仿宋_GB2312" w:eastAsia="仿宋_GB2312"/>
+                <w:color w:val="auto"/>
+                <w:szCs w:val="21"/>
+                <w:highlight w:val="none"/>
+                <w:lang w:val="en-US" w:eastAsia="zh-CN"/>
+              </w:rPr>
+              <w:t>5.</w:t>
+            </w:r>
+            <w:r>
+              <w:rPr>
+                <w:rFonts w:hint="eastAsia" w:ascii="仿宋_GB2312" w:hAnsi="Times New Roman" w:eastAsia="仿宋_GB2312" w:cs="Times New Roman"/>
+                <w:color w:val="auto"/>
+                <w:sz w:val="21"/>
+                <w:szCs w:val="21"/>
+                <w:highlight w:val="none"/>
+                <w:lang w:val="en-US" w:eastAsia="zh-CN"/>
+              </w:rPr>
+              <w:t>未发生影响和损害企业信誉事件</w:t>
+            </w:r>
+            <w:r>
+              <w:rPr>
+                <w:rFonts w:hint="eastAsia" w:ascii="仿宋_GB2312" w:eastAsia="仿宋_GB2312"/>
+                <w:color w:val="auto"/>
+                <w:sz w:val="21"/>
+                <w:szCs w:val="21"/>
+                <w:highlight w:val="none"/>
+                <w:lang w:val="en-US" w:eastAsia="zh-CN"/>
+              </w:rPr>
+              <w:t>(提供承诺函)</w:t>
+            </w:r>
+          </w:p>
+        </w:tc>
+        <w:tc>
+          <w:tcPr>
+            <w:tcW w:w="823" w:type="dxa"/>
+            <w:noWrap/>
+            <w:vAlign w:val="center"/>
+          </w:tcPr>
+          <w:p>
+            <w:pPr>
+              <w:autoSpaceDE w:val="0"/>
+              <w:autoSpaceDN w:val="0"/>
+              <w:adjustRightInd w:val="0"/>
+              <w:jc w:val="center"/>
+              <w:rPr>
+                <w:rFonts w:hint="eastAsia" w:ascii="仿宋_GB2312" w:hAnsi="Calibri" w:eastAsia="仿宋_GB2312" w:cs="AdobeSongStd-Light"/>
+                <w:color w:val="auto"/>
+                <w:kern w:val="0"/>
+                <w:sz w:val="21"/>
+                <w:szCs w:val="21"/>
+                <w:highlight w:val="none"/>
+                <w:lang w:val="en-US" w:eastAsia="zh-CN" w:bidi="ar-SA"/>
+              </w:rPr>
+            </w:pPr>
+            <w:r>
+              <w:rPr>
+                <w:rFonts w:hint="eastAsia" w:ascii="仿宋_GB2312" w:hAnsi="宋体" w:eastAsia="仿宋_GB2312" w:cs="宋体"/>
+                <w:color w:val="auto"/>
+                <w:kern w:val="0"/>
+                <w:szCs w:val="21"/>
+                <w:highlight w:val="none"/>
+                <w:lang w:eastAsia="zh-CN"/>
+              </w:rPr>
+              <w:t>☑</w:t>
+            </w:r>
+          </w:p>
+        </w:tc>
+        <w:tc>
+          <w:tcPr>
+            <w:tcW w:w="942" w:type="dxa"/>
+            <w:noWrap/>
+            <w:vAlign w:val="center"/>
+          </w:tcPr>
+          <w:p>
+            <w:pPr>
+              <w:autoSpaceDE w:val="0"/>
+              <w:autoSpaceDN w:val="0"/>
+              <w:adjustRightInd w:val="0"/>
+              <w:jc w:val="center"/>
+              <w:rPr>
+                <w:rFonts w:hint="eastAsia" w:ascii="仿宋_GB2312" w:hAnsi="Calibri" w:eastAsia="仿宋_GB2312" w:cs="AdobeSongStd-Light"/>
+                <w:color w:val="auto"/>
+                <w:kern w:val="0"/>
+                <w:sz w:val="21"/>
+                <w:szCs w:val="21"/>
+                <w:highlight w:val="none"/>
+                <w:lang w:val="en-US" w:eastAsia="zh-CN" w:bidi="ar-SA"/>
+              </w:rPr>
+            </w:pPr>
+            <w:r>
+              <w:rPr>
+                <w:rFonts w:hint="eastAsia" w:ascii="仿宋_GB2312" w:hAnsi="宋体" w:eastAsia="仿宋_GB2312" w:cs="宋体"/>
+                <w:color w:val="auto"/>
+                <w:kern w:val="0"/>
+                <w:szCs w:val="21"/>
+                <w:highlight w:val="none"/>
+              </w:rPr>
+              <w:t>□</w:t>
+            </w:r>
+          </w:p>
+        </w:tc>
+      </w:tr>
+      <w:tr>
+        <w:tblPrEx>
+          <w:tblBorders>
+            <w:top w:val="single" w:color="auto" w:sz="4" w:space="0"/>
+            <w:left w:val="single" w:color="auto" w:sz="4" w:space="0"/>
+            <w:bottom w:val="single" w:color="auto" w:sz="4" w:space="0"/>
+            <w:right w:val="single" w:color="auto" w:sz="4" w:space="0"/>
+            <w:insideH w:val="single" w:color="auto" w:sz="4" w:space="0"/>
+            <w:insideV w:val="single" w:color="auto" w:sz="4" w:space="0"/>
+          </w:tblBorders>
+          <w:tblCellMar>
+            <w:top w:w="0" w:type="dxa"/>
+            <w:left w:w="108" w:type="dxa"/>
+            <w:bottom w:w="0" w:type="dxa"/>
+            <w:right w:w="108" w:type="dxa"/>
+          </w:tblCellMar>
+        </w:tblPrEx>
+        <w:trPr>
+          <w:trHeight w:val="426" w:hRule="atLeast"/>
+          <w:jc w:val="center"/>
+        </w:trPr>
+        <w:tc>
+          <w:tcPr>
+            <w:tcW w:w="710" w:type="dxa"/>
+            <w:vMerge w:val="continue"/>
+            <w:noWrap/>
+            <w:vAlign w:val="center"/>
+          </w:tcPr>
+          <w:p>
+            <w:pPr>
+              <w:autoSpaceDE w:val="0"/>
+              <w:autoSpaceDN w:val="0"/>
+              <w:adjustRightInd w:val="0"/>
+              <w:jc w:val="center"/>
+              <w:rPr>
+                <w:rFonts w:ascii="仿宋_GB2312" w:eastAsia="仿宋_GB2312" w:cs="AdobeSongStd-Light"/>
+                <w:color w:val="auto"/>
+                <w:kern w:val="0"/>
+                <w:szCs w:val="21"/>
+                <w:highlight w:val="none"/>
+              </w:rPr>
+            </w:pPr>
+          </w:p>
+        </w:tc>
+        <w:tc>
+          <w:tcPr>
+            <w:tcW w:w="7184" w:type="dxa"/>
+            <w:gridSpan w:val="6"/>
+            <w:noWrap/>
+            <w:vAlign w:val="center"/>
+          </w:tcPr>
+          <w:p>
+            <w:pPr>
+              <w:autoSpaceDE w:val="0"/>
+              <w:autoSpaceDN w:val="0"/>
+              <w:adjustRightInd w:val="0"/>
+              <w:rPr>
+                <w:rFonts w:hint="eastAsia" w:ascii="仿宋_GB2312" w:eastAsia="仿宋_GB2312" w:cs="AdobeSongStd-Light"/>
+                <w:color w:val="auto"/>
+                <w:kern w:val="0"/>
+                <w:szCs w:val="21"/>
+                <w:highlight w:val="none"/>
+                <w:lang w:eastAsia="zh-CN"/>
+              </w:rPr>
+            </w:pPr>
+            <w:r>
+              <w:rPr>
+                <w:rFonts w:hint="eastAsia" w:ascii="仿宋_GB2312" w:eastAsia="仿宋_GB2312"/>
+                <w:color w:val="auto"/>
+                <w:szCs w:val="21"/>
+                <w:highlight w:val="none"/>
+                <w:lang w:val="en-US" w:eastAsia="zh-CN"/>
+              </w:rPr>
+              <w:t>其他：</w:t>
+            </w:r>
+          </w:p>
+        </w:tc>
+        <w:tc>
+          <w:tcPr>
+            <w:tcW w:w="823" w:type="dxa"/>
+            <w:noWrap/>
+            <w:vAlign w:val="center"/>
+          </w:tcPr>
+          <w:p>
+            <w:pPr>
+              <w:autoSpaceDE w:val="0"/>
+              <w:autoSpaceDN w:val="0"/>
+              <w:adjustRightInd w:val="0"/>
+              <w:jc w:val="center"/>
+              <w:rPr>
+                <w:rFonts w:ascii="仿宋_GB2312" w:eastAsia="仿宋_GB2312" w:cs="AdobeSongStd-Light"/>
+                <w:color w:val="auto"/>
+                <w:kern w:val="0"/>
+                <w:szCs w:val="21"/>
+                <w:highlight w:val="none"/>
+              </w:rPr>
+            </w:pPr>
+            <w:r>
+              <w:rPr>
+                <w:rFonts w:hint="eastAsia" w:ascii="仿宋_GB2312" w:hAnsi="宋体" w:eastAsia="仿宋_GB2312" w:cs="宋体"/>
+                <w:color w:val="auto"/>
+                <w:kern w:val="0"/>
+                <w:szCs w:val="21"/>
+                <w:highlight w:val="none"/>
+              </w:rPr>
+              <w:t>□</w:t>
+            </w:r>
+          </w:p>
+        </w:tc>
+        <w:tc>
+          <w:tcPr>
+            <w:tcW w:w="942" w:type="dxa"/>
+            <w:noWrap/>
+            <w:vAlign w:val="center"/>
+          </w:tcPr>
+          <w:p>
+            <w:pPr>
+              <w:autoSpaceDE w:val="0"/>
+              <w:autoSpaceDN w:val="0"/>
+              <w:adjustRightInd w:val="0"/>
+              <w:jc w:val="center"/>
+              <w:rPr>
+                <w:rFonts w:ascii="仿宋_GB2312" w:eastAsia="仿宋_GB2312" w:cs="AdobeSongStd-Light"/>
+                <w:color w:val="auto"/>
+                <w:kern w:val="0"/>
+                <w:szCs w:val="21"/>
+                <w:highlight w:val="none"/>
+              </w:rPr>
+            </w:pPr>
+            <w:r>
+              <w:rPr>
+                <w:rFonts w:hint="eastAsia" w:ascii="仿宋_GB2312" w:hAnsi="宋体" w:eastAsia="仿宋_GB2312" w:cs="宋体"/>
+                <w:color w:val="auto"/>
+                <w:kern w:val="0"/>
+                <w:szCs w:val="21"/>
+                <w:highlight w:val="none"/>
+              </w:rPr>
+              <w:t>□</w:t>
+            </w:r>
+          </w:p>
+        </w:tc>
+      </w:tr>
+      <w:tr>
+        <w:tblPrEx>
+          <w:tblBorders>
+            <w:top w:val="single" w:color="auto" w:sz="4" w:space="0"/>
+            <w:left w:val="single" w:color="auto" w:sz="4" w:space="0"/>
+            <w:bottom w:val="single" w:color="auto" w:sz="4" w:space="0"/>
+            <w:right w:val="single" w:color="auto" w:sz="4" w:space="0"/>
+            <w:insideH w:val="single" w:color="auto" w:sz="4" w:space="0"/>
+            <w:insideV w:val="single" w:color="auto" w:sz="4" w:space="0"/>
+          </w:tblBorders>
+          <w:tblCellMar>
+            <w:top w:w="0" w:type="dxa"/>
+            <w:left w:w="108" w:type="dxa"/>
+            <w:bottom w:w="0" w:type="dxa"/>
+            <w:right w:w="108" w:type="dxa"/>
+          </w:tblCellMar>
+        </w:tblPrEx>
+        <w:trPr>
+          <w:cantSplit/>
+          <w:trHeight w:val="1973" w:hRule="atLeast"/>
+          <w:jc w:val="center"/>
+        </w:trPr>
+        <w:tc>
+          <w:tcPr>
+            <w:tcW w:w="1549" w:type="dxa"/>
+            <w:gridSpan w:val="2"/>
+            <w:noWrap/>
+            <w:vAlign w:val="center"/>
+          </w:tcPr>
+          <w:p>
+            <w:pPr>
+              <w:jc w:val="center"/>
+              <w:rPr>
+                <w:rFonts w:ascii="仿宋_GB2312" w:hAnsi="Times New Roman" w:eastAsia="仿宋_GB2312"/>
+                <w:color w:val="auto"/>
+                <w:szCs w:val="21"/>
+                <w:highlight w:val="none"/>
+              </w:rPr>
+            </w:pPr>
+            <w:r>
+              <w:rPr>
+                <w:rFonts w:hint="eastAsia" w:ascii="仿宋_GB2312" w:hAnsi="Times New Roman" w:eastAsia="仿宋_GB2312"/>
+                <w:color w:val="auto"/>
+                <w:szCs w:val="21"/>
+                <w:highlight w:val="none"/>
+              </w:rPr>
+              <w:t>评审小组</w:t>
+            </w:r>
+          </w:p>
+        </w:tc>
+        <w:tc>
+          <w:tcPr>
+            <w:tcW w:w="8110" w:type="dxa"/>
+            <w:gridSpan w:val="7"/>
+            <w:noWrap/>
+            <w:vAlign w:val="top"/>
+          </w:tcPr>
+          <w:p>
+            <w:pPr>
+              <w:autoSpaceDE w:val="0"/>
+              <w:autoSpaceDN w:val="0"/>
+              <w:adjustRightInd w:val="0"/>
+              <w:jc w:val="left"/>
+              <w:rPr>
+                <w:rFonts w:ascii="仿宋_GB2312" w:hAnsi="宋体" w:eastAsia="仿宋_GB2312" w:cs="宋体"/>
+                <w:color w:val="auto"/>
+                <w:kern w:val="0"/>
+                <w:szCs w:val="21"/>
+                <w:highlight w:val="none"/>
+              </w:rPr>
+            </w:pPr>
+            <w:r>
+              <w:rPr>
+                <w:rFonts w:hint="eastAsia" w:ascii="仿宋_GB2312" w:hAnsi="宋体" w:eastAsia="仿宋_GB2312" w:cs="宋体"/>
+                <w:color w:val="auto"/>
+                <w:kern w:val="0"/>
+                <w:szCs w:val="21"/>
+                <w:highlight w:val="none"/>
+              </w:rPr>
+              <w:t>通过</w:t>
+            </w:r>
+            <w:r>
+              <w:rPr>
+                <w:rFonts w:hint="eastAsia" w:ascii="仿宋_GB2312" w:hAnsi="宋体" w:eastAsia="仿宋_GB2312" w:cs="宋体"/>
+                <w:color w:val="auto"/>
+                <w:kern w:val="0"/>
+                <w:szCs w:val="21"/>
+                <w:highlight w:val="none"/>
+                <w:lang w:eastAsia="zh-CN"/>
+              </w:rPr>
+              <w:t>☑</w:t>
+            </w:r>
+            <w:r>
+              <w:rPr>
+                <w:rFonts w:ascii="仿宋_GB2312" w:hAnsi="宋体" w:eastAsia="仿宋_GB2312" w:cs="宋体"/>
+                <w:color w:val="auto"/>
+                <w:kern w:val="0"/>
+                <w:szCs w:val="21"/>
+                <w:highlight w:val="none"/>
+              </w:rPr>
+              <w:t xml:space="preserve">       不通过□</w:t>
+            </w:r>
+          </w:p>
+          <w:p>
+            <w:pPr>
+              <w:autoSpaceDE w:val="0"/>
+              <w:autoSpaceDN w:val="0"/>
+              <w:adjustRightInd w:val="0"/>
+              <w:jc w:val="left"/>
+              <w:rPr>
+                <w:rFonts w:ascii="仿宋_GB2312" w:hAnsi="宋体" w:eastAsia="仿宋_GB2312" w:cs="宋体"/>
+                <w:color w:val="auto"/>
+                <w:kern w:val="0"/>
+                <w:szCs w:val="21"/>
+                <w:highlight w:val="none"/>
+              </w:rPr>
+            </w:pPr>
+          </w:p>
+          <w:p>
+            <w:pPr>
+              <w:jc w:val="left"/>
+              <w:rPr>
+                <w:rFonts w:ascii="仿宋_GB2312" w:hAnsi="宋体" w:eastAsia="仿宋_GB2312" w:cs="宋体"/>
+                <w:color w:val="auto"/>
+                <w:kern w:val="0"/>
+                <w:szCs w:val="21"/>
+                <w:highlight w:val="none"/>
+              </w:rPr>
+            </w:pPr>
+          </w:p>
+          <w:p>
+            <w:pPr>
+              <w:jc w:val="left"/>
+              <w:rPr>
+                <w:rFonts w:ascii="仿宋_GB2312" w:hAnsi="宋体" w:eastAsia="仿宋_GB2312" w:cs="宋体"/>
+                <w:color w:val="auto"/>
+                <w:kern w:val="0"/>
+                <w:szCs w:val="21"/>
+                <w:highlight w:val="none"/>
+              </w:rPr>
+            </w:pPr>
+            <w:r>
+              <w:rPr>
+                <w:rFonts w:hint="eastAsia" w:ascii="仿宋_GB2312" w:hAnsi="Times New Roman" w:eastAsia="仿宋_GB2312"/>
+                <w:color w:val="auto"/>
+                <w:szCs w:val="21"/>
+                <w:highlight w:val="none"/>
+              </w:rPr>
+              <w:t>评审小组</w:t>
+            </w:r>
+            <w:r>
+              <w:rPr>
+                <w:rFonts w:hint="eastAsia" w:ascii="仿宋_GB2312" w:hAnsi="宋体" w:eastAsia="仿宋_GB2312" w:cs="宋体"/>
+                <w:color w:val="auto"/>
+                <w:kern w:val="0"/>
+                <w:szCs w:val="21"/>
+                <w:highlight w:val="none"/>
+              </w:rPr>
+              <w:t>签名：</w:t>
+            </w:r>
+          </w:p>
+          <w:p>
+            <w:pPr>
+              <w:jc w:val="left"/>
+              <w:rPr>
+                <w:rFonts w:ascii="仿宋_GB2312" w:hAnsi="宋体" w:eastAsia="仿宋_GB2312" w:cs="宋体"/>
+                <w:color w:val="auto"/>
+                <w:kern w:val="0"/>
+                <w:szCs w:val="21"/>
+                <w:highlight w:val="none"/>
+              </w:rPr>
+            </w:pPr>
+            <w:r>
+              <w:rPr>
+                <w:rFonts w:ascii="仿宋_GB2312" w:hAnsi="宋体" w:eastAsia="仿宋_GB2312" w:cs="宋体"/>
+                <w:color w:val="auto"/>
+                <w:kern w:val="0"/>
+                <w:szCs w:val="21"/>
+                <w:highlight w:val="none"/>
+              </w:rPr>
+              <w:t xml:space="preserve"> </w:t>
+            </w:r>
+          </w:p>
+          <w:p>
+            <w:pPr>
+              <w:jc w:val="left"/>
+              <w:rPr>
+                <w:rFonts w:ascii="仿宋_GB2312" w:hAnsi="宋体" w:eastAsia="仿宋_GB2312" w:cs="宋体"/>
+                <w:color w:val="auto"/>
+                <w:kern w:val="0"/>
+                <w:szCs w:val="21"/>
+                <w:highlight w:val="none"/>
+              </w:rPr>
+            </w:pPr>
+          </w:p>
+          <w:p>
+            <w:pPr>
+              <w:jc w:val="left"/>
+              <w:rPr>
+                <w:rFonts w:ascii="仿宋_GB2312" w:hAnsi="仿宋_GB2312" w:eastAsia="仿宋_GB2312" w:cs="仿宋_GB2312"/>
+                <w:color w:val="auto"/>
+                <w:szCs w:val="21"/>
+                <w:highlight w:val="none"/>
+              </w:rPr>
+            </w:pPr>
+            <w:r>
+              <w:rPr>
+                <w:rFonts w:ascii="仿宋_GB2312" w:hAnsi="宋体" w:eastAsia="仿宋_GB2312" w:cs="宋体"/>
+                <w:color w:val="auto"/>
+                <w:kern w:val="0"/>
+                <w:szCs w:val="21"/>
+                <w:highlight w:val="none"/>
+              </w:rPr>
+              <w:t>日期：</w:t>
+            </w:r>
+          </w:p>
+        </w:tc>
+      </w:tr>
+    </w:tbl>
     <w:p>
       <w:pPr>
         <w:rPr>
@@ -8154,43 +10697,22 @@
           <w:highlight w:val="none"/>
         </w:rPr>
       </w:pPr>
-    </w:p>
-    <w:p>
-      <w:pPr>
+      <w:r>
         <w:rPr>
           <w:rFonts w:hint="eastAsia" w:ascii="仿宋_GB2312" w:hAnsi="仿宋_GB2312" w:eastAsia="仿宋_GB2312" w:cs="仿宋_GB2312"/>
           <w:color w:val="auto"/>
           <w:szCs w:val="21"/>
           <w:highlight w:val="none"/>
         </w:rPr>
-      </w:pPr>
-    </w:p>
-    <w:p>
-      <w:pPr>
-        <w:rPr>
-          <w:rFonts w:hint="eastAsia" w:ascii="仿宋_GB2312" w:hAnsi="仿宋_GB2312" w:eastAsia="仿宋_GB2312" w:cs="仿宋_GB2312"/>
-          <w:color w:val="auto"/>
-          <w:szCs w:val="21"/>
-          <w:highlight w:val="none"/>
-        </w:rPr>
-      </w:pPr>
-    </w:p>
-    <w:p>
-      <w:pPr>
-        <w:rPr>
-          <w:rFonts w:hint="eastAsia" w:ascii="仿宋_GB2312" w:hAnsi="仿宋_GB2312" w:eastAsia="仿宋_GB2312" w:cs="仿宋_GB2312"/>
-          <w:color w:val="auto"/>
-          <w:szCs w:val="21"/>
-          <w:highlight w:val="none"/>
-        </w:rPr>
-      </w:pPr>
+        <w:t>注：本表为参考格式，可根据不同供应商类型调整核查项目具体内容。</w:t>
+      </w:r>
     </w:p>
     <w:p>
       <w:pPr>
         <w:keepNext w:val="0"/>
         <w:keepLines w:val="0"/>
-        <w:pageBreakBefore w:val="0"/>
-        <w:widowControl/>
+        <w:pageBreakBefore/>
+        <w:widowControl w:val="0"/>
         <w:kinsoku/>
         <w:wordWrap/>
         <w:overflowPunct/>
@@ -8373,8 +10895,43 @@
               <w:adjustRightInd w:val="0"/>
               <w:jc w:val="center"/>
               <w:rPr>
+                <w:rFonts w:ascii="仿宋_GB2312" w:eastAsia="仿宋_GB2312" w:cs="AdobeSongStd-Light"/>
+                <w:b/>
+                <w:color w:val="0000FF"/>
+                <w:kern w:val="0"/>
+                <w:sz w:val="24"/>
+                <w:highlight w:val="none"/>
+              </w:rPr>
+            </w:pPr>
+            <w:r>
+              <w:rPr>
                 <w:rFonts w:hint="eastAsia" w:ascii="仿宋_GB2312" w:eastAsia="仿宋_GB2312" w:cs="AdobeSongStd-Light"/>
                 <w:b/>
+                <w:color w:val="0000FF"/>
+                <w:kern w:val="0"/>
+                <w:sz w:val="24"/>
+                <w:highlight w:val="none"/>
+                <w:lang w:val="en-US" w:eastAsia="zh-CN"/>
+              </w:rPr>
+              <w:t>{{gongyingshang5}}</w:t>
+            </w:r>
+          </w:p>
+        </w:tc>
+        <w:tc>
+          <w:tcPr>
+            <w:tcW w:w="1032" w:type="dxa"/>
+            <w:noWrap/>
+            <w:vAlign w:val="center"/>
+          </w:tcPr>
+          <w:p>
+            <w:pPr>
+              <w:autoSpaceDE w:val="0"/>
+              <w:autoSpaceDN w:val="0"/>
+              <w:adjustRightInd w:val="0"/>
+              <w:jc w:val="center"/>
+              <w:rPr>
+                <w:rFonts w:ascii="仿宋_GB2312" w:eastAsia="仿宋_GB2312" w:cs="AdobeSongStd-Light"/>
+                <w:b/>
                 <w:color w:val="auto"/>
                 <w:kern w:val="0"/>
                 <w:sz w:val="24"/>
@@ -8389,41 +10946,6 @@
                 <w:kern w:val="0"/>
                 <w:sz w:val="24"/>
                 <w:highlight w:val="none"/>
-                <w:lang w:val="en-US" w:eastAsia="zh-CN"/>
-              </w:rPr>
-              <w:t>{{gongyingshang4}}</w:t>
-            </w:r>
-          </w:p>
-        </w:tc>
-        <w:tc>
-          <w:tcPr>
-            <w:tcW w:w="1032" w:type="dxa"/>
-            <w:noWrap/>
-            <w:vAlign w:val="center"/>
-          </w:tcPr>
-          <w:p>
-            <w:pPr>
-              <w:autoSpaceDE w:val="0"/>
-              <w:autoSpaceDN w:val="0"/>
-              <w:adjustRightInd w:val="0"/>
-              <w:jc w:val="center"/>
-              <w:rPr>
-                <w:rFonts w:hint="eastAsia" w:ascii="仿宋_GB2312" w:eastAsia="仿宋_GB2312" w:cs="AdobeSongStd-Light"/>
-                <w:b/>
-                <w:color w:val="auto"/>
-                <w:kern w:val="0"/>
-                <w:sz w:val="24"/>
-                <w:highlight w:val="none"/>
-              </w:rPr>
-            </w:pPr>
-            <w:r>
-              <w:rPr>
-                <w:rFonts w:hint="eastAsia" w:ascii="仿宋_GB2312" w:eastAsia="仿宋_GB2312" w:cs="AdobeSongStd-Light"/>
-                <w:b/>
-                <w:color w:val="auto"/>
-                <w:kern w:val="0"/>
-                <w:sz w:val="24"/>
-                <w:highlight w:val="none"/>
               </w:rPr>
               <w:t>类别</w:t>
             </w:r>
@@ -8446,7 +10968,7 @@
               <w:rPr>
                 <w:rFonts w:ascii="仿宋_GB2312" w:eastAsia="仿宋_GB2312" w:cs="AdobeSongStd-Light"/>
                 <w:b/>
-                <w:color w:val="auto"/>
+                <w:color w:val="0000FF"/>
                 <w:kern w:val="0"/>
                 <w:sz w:val="24"/>
                 <w:highlight w:val="none"/>
@@ -8457,7 +10979,7 @@
                 <w:rFonts w:hint="eastAsia" w:ascii="仿宋_GB2312" w:eastAsia="仿宋_GB2312" w:cs="AdobeSongStd-Light"/>
                 <w:b w:val="0"/>
                 <w:bCs/>
-                <w:color w:val="auto"/>
+                <w:color w:val="0000FF"/>
                 <w:kern w:val="0"/>
                 <w:sz w:val="24"/>
                 <w:highlight w:val="none"/>
@@ -8564,7 +11086,7 @@
               <w:rPr>
                 <w:rFonts w:hint="default" w:ascii="仿宋_GB2312" w:eastAsia="仿宋_GB2312" w:cs="AdobeSongStd-Light"/>
                 <w:b/>
-                <w:color w:val="auto"/>
+                <w:color w:val="0000FF"/>
                 <w:kern w:val="0"/>
                 <w:sz w:val="24"/>
                 <w:highlight w:val="none"/>
@@ -8574,13 +11096,13 @@
             <w:r>
               <w:rPr>
                 <w:rFonts w:hint="eastAsia" w:ascii="仿宋_GB2312" w:hAnsi="宋体" w:eastAsia="仿宋_GB2312" w:cs="宋体"/>
-                <w:color w:val="auto"/>
+                <w:color w:val="0000FF"/>
                 <w:kern w:val="0"/>
                 <w:sz w:val="24"/>
                 <w:highlight w:val="none"/>
                 <w:lang w:val="en-US" w:eastAsia="zh-CN"/>
               </w:rPr>
-              <w:t>{{jingying_fanwei4}}</w:t>
+              <w:t>{{jingying_fanwei5}}</w:t>
             </w:r>
           </w:p>
         </w:tc>
@@ -8678,7 +11200,7 @@
               <w:jc w:val="center"/>
               <w:rPr>
                 <w:rFonts w:hint="default" w:ascii="仿宋_GB2312" w:hAnsi="宋体" w:eastAsia="仿宋_GB2312" w:cs="宋体"/>
-                <w:color w:val="auto"/>
+                <w:color w:val="0000FF"/>
                 <w:kern w:val="0"/>
                 <w:sz w:val="24"/>
                 <w:highlight w:val="none"/>
@@ -8688,13 +11210,13 @@
             <w:r>
               <w:rPr>
                 <w:rFonts w:hint="eastAsia" w:ascii="仿宋_GB2312" w:hAnsi="宋体" w:eastAsia="仿宋_GB2312" w:cs="宋体"/>
-                <w:color w:val="auto"/>
+                <w:color w:val="0000FF"/>
                 <w:kern w:val="0"/>
                 <w:sz w:val="24"/>
                 <w:highlight w:val="none"/>
                 <w:lang w:val="en-US" w:eastAsia="zh-CN"/>
               </w:rPr>
-              <w:t>{{lianxiren4}}</w:t>
+              <w:t>{{lianxiren5}}</w:t>
             </w:r>
           </w:p>
         </w:tc>
@@ -8713,7 +11235,7 @@
               <w:jc w:val="center"/>
               <w:rPr>
                 <w:rFonts w:hint="default" w:ascii="仿宋_GB2312" w:hAnsi="宋体" w:eastAsia="仿宋_GB2312" w:cs="宋体"/>
-                <w:color w:val="auto"/>
+                <w:color w:val="0000FF"/>
                 <w:kern w:val="0"/>
                 <w:sz w:val="24"/>
                 <w:highlight w:val="none"/>
@@ -8723,2706 +11245,13 @@
             <w:r>
               <w:rPr>
                 <w:rFonts w:hint="eastAsia" w:ascii="仿宋_GB2312" w:hAnsi="宋体" w:eastAsia="仿宋_GB2312" w:cs="宋体"/>
-                <w:color w:val="auto"/>
+                <w:color w:val="0000FF"/>
                 <w:kern w:val="0"/>
                 <w:sz w:val="24"/>
                 <w:highlight w:val="none"/>
                 <w:lang w:val="en-US" w:eastAsia="zh-CN"/>
               </w:rPr>
-              <w:t>{{lianxi_dianhua4}}</w:t>
-            </w:r>
-          </w:p>
-        </w:tc>
-      </w:tr>
-      <w:tr>
-        <w:tblPrEx>
-          <w:tblBorders>
-            <w:top w:val="single" w:color="auto" w:sz="4" w:space="0"/>
-            <w:left w:val="single" w:color="auto" w:sz="4" w:space="0"/>
-            <w:bottom w:val="single" w:color="auto" w:sz="4" w:space="0"/>
-            <w:right w:val="single" w:color="auto" w:sz="4" w:space="0"/>
-            <w:insideH w:val="single" w:color="auto" w:sz="4" w:space="0"/>
-            <w:insideV w:val="single" w:color="auto" w:sz="4" w:space="0"/>
-          </w:tblBorders>
-          <w:tblCellMar>
-            <w:top w:w="0" w:type="dxa"/>
-            <w:left w:w="108" w:type="dxa"/>
-            <w:bottom w:w="0" w:type="dxa"/>
-            <w:right w:w="108" w:type="dxa"/>
-          </w:tblCellMar>
-        </w:tblPrEx>
-        <w:trPr>
-          <w:trHeight w:val="480" w:hRule="atLeast"/>
-          <w:jc w:val="center"/>
-        </w:trPr>
-        <w:tc>
-          <w:tcPr>
-            <w:tcW w:w="7894" w:type="dxa"/>
-            <w:gridSpan w:val="7"/>
-            <w:noWrap/>
-            <w:vAlign w:val="center"/>
-          </w:tcPr>
-          <w:p>
-            <w:pPr>
-              <w:autoSpaceDE w:val="0"/>
-              <w:autoSpaceDN w:val="0"/>
-              <w:adjustRightInd w:val="0"/>
-              <w:jc w:val="center"/>
-              <w:rPr>
-                <w:rFonts w:ascii="仿宋_GB2312" w:eastAsia="仿宋_GB2312" w:cs="AdobeSongStd-Light"/>
-                <w:b/>
-                <w:color w:val="auto"/>
-                <w:kern w:val="0"/>
-                <w:sz w:val="24"/>
-                <w:highlight w:val="none"/>
-              </w:rPr>
-            </w:pPr>
-            <w:r>
-              <w:rPr>
-                <w:rFonts w:hint="eastAsia" w:ascii="仿宋_GB2312" w:eastAsia="仿宋_GB2312" w:cs="AdobeSongStd-Light"/>
-                <w:b/>
-                <w:color w:val="auto"/>
-                <w:kern w:val="0"/>
-                <w:sz w:val="24"/>
-                <w:highlight w:val="none"/>
-              </w:rPr>
-              <w:t>核查项目</w:t>
-            </w:r>
-          </w:p>
-        </w:tc>
-        <w:tc>
-          <w:tcPr>
-            <w:tcW w:w="823" w:type="dxa"/>
-            <w:noWrap/>
-            <w:vAlign w:val="center"/>
-          </w:tcPr>
-          <w:p>
-            <w:pPr>
-              <w:autoSpaceDE w:val="0"/>
-              <w:autoSpaceDN w:val="0"/>
-              <w:adjustRightInd w:val="0"/>
-              <w:jc w:val="center"/>
-              <w:rPr>
-                <w:rFonts w:ascii="仿宋_GB2312" w:eastAsia="仿宋_GB2312" w:cs="AdobeSongStd-Light"/>
-                <w:b/>
-                <w:color w:val="auto"/>
-                <w:kern w:val="0"/>
-                <w:sz w:val="24"/>
-                <w:highlight w:val="none"/>
-              </w:rPr>
-            </w:pPr>
-            <w:r>
-              <w:rPr>
-                <w:rFonts w:hint="eastAsia" w:ascii="仿宋_GB2312" w:eastAsia="仿宋_GB2312" w:cs="AdobeSongStd-Light"/>
-                <w:b/>
-                <w:color w:val="auto"/>
-                <w:kern w:val="0"/>
-                <w:sz w:val="24"/>
-                <w:highlight w:val="none"/>
-              </w:rPr>
-              <w:t>符合</w:t>
-            </w:r>
-          </w:p>
-        </w:tc>
-        <w:tc>
-          <w:tcPr>
-            <w:tcW w:w="942" w:type="dxa"/>
-            <w:noWrap/>
-            <w:vAlign w:val="center"/>
-          </w:tcPr>
-          <w:p>
-            <w:pPr>
-              <w:autoSpaceDE w:val="0"/>
-              <w:autoSpaceDN w:val="0"/>
-              <w:adjustRightInd w:val="0"/>
-              <w:jc w:val="center"/>
-              <w:rPr>
-                <w:rFonts w:ascii="仿宋_GB2312" w:eastAsia="仿宋_GB2312" w:cs="AdobeSongStd-Light"/>
-                <w:b/>
-                <w:color w:val="auto"/>
-                <w:kern w:val="0"/>
-                <w:sz w:val="24"/>
-                <w:highlight w:val="none"/>
-              </w:rPr>
-            </w:pPr>
-            <w:r>
-              <w:rPr>
-                <w:rFonts w:hint="eastAsia" w:ascii="仿宋_GB2312" w:eastAsia="仿宋_GB2312" w:cs="AdobeSongStd-Light"/>
-                <w:b/>
-                <w:color w:val="auto"/>
-                <w:kern w:val="0"/>
-                <w:sz w:val="24"/>
-                <w:highlight w:val="none"/>
-              </w:rPr>
-              <w:t>不符合</w:t>
-            </w:r>
-          </w:p>
-        </w:tc>
-      </w:tr>
-      <w:tr>
-        <w:tblPrEx>
-          <w:tblBorders>
-            <w:top w:val="single" w:color="auto" w:sz="4" w:space="0"/>
-            <w:left w:val="single" w:color="auto" w:sz="4" w:space="0"/>
-            <w:bottom w:val="single" w:color="auto" w:sz="4" w:space="0"/>
-            <w:right w:val="single" w:color="auto" w:sz="4" w:space="0"/>
-            <w:insideH w:val="single" w:color="auto" w:sz="4" w:space="0"/>
-            <w:insideV w:val="single" w:color="auto" w:sz="4" w:space="0"/>
-          </w:tblBorders>
-          <w:tblCellMar>
-            <w:top w:w="0" w:type="dxa"/>
-            <w:left w:w="108" w:type="dxa"/>
-            <w:bottom w:w="0" w:type="dxa"/>
-            <w:right w:w="108" w:type="dxa"/>
-          </w:tblCellMar>
-        </w:tblPrEx>
-        <w:trPr>
-          <w:trHeight w:val="565" w:hRule="atLeast"/>
-          <w:jc w:val="center"/>
-        </w:trPr>
-        <w:tc>
-          <w:tcPr>
-            <w:tcW w:w="710" w:type="dxa"/>
-            <w:vMerge w:val="restart"/>
-            <w:noWrap/>
-            <w:textDirection w:val="tbRlV"/>
-            <w:vAlign w:val="center"/>
-          </w:tcPr>
-          <w:p>
-            <w:pPr>
-              <w:autoSpaceDE w:val="0"/>
-              <w:autoSpaceDN w:val="0"/>
-              <w:adjustRightInd w:val="0"/>
-              <w:jc w:val="center"/>
-              <w:rPr>
-                <w:rFonts w:ascii="仿宋_GB2312" w:eastAsia="仿宋_GB2312" w:cs="AdobeSongStd-Light"/>
-                <w:color w:val="auto"/>
-                <w:kern w:val="0"/>
-                <w:sz w:val="24"/>
-                <w:highlight w:val="none"/>
-              </w:rPr>
-            </w:pPr>
-            <w:r>
-              <w:rPr>
-                <w:rFonts w:hint="eastAsia" w:ascii="仿宋_GB2312" w:eastAsia="仿宋_GB2312" w:cs="AdobeSongStd-Light"/>
-                <w:color w:val="auto"/>
-                <w:kern w:val="0"/>
-                <w:sz w:val="24"/>
-                <w:highlight w:val="none"/>
-              </w:rPr>
-              <w:t>基本核查项</w:t>
-            </w:r>
-          </w:p>
-        </w:tc>
-        <w:tc>
-          <w:tcPr>
-            <w:tcW w:w="7184" w:type="dxa"/>
-            <w:gridSpan w:val="6"/>
-            <w:vMerge w:val="restart"/>
-            <w:noWrap/>
-            <w:vAlign w:val="center"/>
-          </w:tcPr>
-          <w:p>
-            <w:pPr>
-              <w:autoSpaceDE w:val="0"/>
-              <w:autoSpaceDN w:val="0"/>
-              <w:adjustRightInd w:val="0"/>
-              <w:jc w:val="left"/>
-              <w:rPr>
-                <w:rFonts w:ascii="仿宋_GB2312" w:eastAsia="仿宋_GB2312"/>
-                <w:color w:val="auto"/>
-                <w:szCs w:val="21"/>
-                <w:highlight w:val="none"/>
-              </w:rPr>
-            </w:pPr>
-            <w:r>
-              <w:rPr>
-                <w:rFonts w:ascii="仿宋_GB2312" w:hAnsi="仿宋" w:eastAsia="仿宋_GB2312" w:cs="宋体"/>
-                <w:color w:val="auto"/>
-                <w:szCs w:val="21"/>
-                <w:highlight w:val="none"/>
-              </w:rPr>
-              <w:t>1.</w:t>
-            </w:r>
-            <w:r>
-              <w:rPr>
-                <w:rFonts w:hint="eastAsia" w:ascii="仿宋_GB2312" w:eastAsia="仿宋_GB2312"/>
-                <w:color w:val="auto"/>
-                <w:szCs w:val="21"/>
-                <w:highlight w:val="none"/>
-              </w:rPr>
-              <w:t>三证合一资料（企业法人营业执照、</w:t>
-            </w:r>
-            <w:r>
-              <w:rPr>
-                <w:rFonts w:hint="eastAsia" w:ascii="仿宋_GB2312" w:eastAsia="仿宋_GB2312"/>
-                <w:strike w:val="0"/>
-                <w:dstrike w:val="0"/>
-                <w:color w:val="auto"/>
-                <w:szCs w:val="21"/>
-                <w:highlight w:val="none"/>
-              </w:rPr>
-              <w:t>）；</w:t>
-            </w:r>
-          </w:p>
-        </w:tc>
-        <w:tc>
-          <w:tcPr>
-            <w:tcW w:w="823" w:type="dxa"/>
-            <w:noWrap/>
-            <w:vAlign w:val="center"/>
-          </w:tcPr>
-          <w:p>
-            <w:pPr>
-              <w:autoSpaceDE w:val="0"/>
-              <w:autoSpaceDN w:val="0"/>
-              <w:adjustRightInd w:val="0"/>
-              <w:jc w:val="center"/>
-              <w:rPr>
-                <w:rFonts w:hint="eastAsia" w:ascii="仿宋_GB2312" w:eastAsia="仿宋_GB2312" w:cs="AdobeSongStd-Light"/>
-                <w:color w:val="auto"/>
-                <w:kern w:val="0"/>
-                <w:szCs w:val="21"/>
-                <w:highlight w:val="none"/>
-                <w:lang w:eastAsia="zh-CN"/>
-              </w:rPr>
-            </w:pPr>
-            <w:r>
-              <w:rPr>
-                <w:rFonts w:hint="eastAsia" w:ascii="仿宋_GB2312" w:eastAsia="仿宋_GB2312" w:cs="AdobeSongStd-Light"/>
-                <w:color w:val="auto"/>
-                <w:kern w:val="0"/>
-                <w:szCs w:val="21"/>
-                <w:highlight w:val="none"/>
-                <w:lang w:eastAsia="zh-CN"/>
-              </w:rPr>
-              <w:t>☑</w:t>
-            </w:r>
-          </w:p>
-        </w:tc>
-        <w:tc>
-          <w:tcPr>
-            <w:tcW w:w="942" w:type="dxa"/>
-            <w:noWrap/>
-            <w:vAlign w:val="center"/>
-          </w:tcPr>
-          <w:p>
-            <w:pPr>
-              <w:autoSpaceDE w:val="0"/>
-              <w:autoSpaceDN w:val="0"/>
-              <w:adjustRightInd w:val="0"/>
-              <w:jc w:val="center"/>
-              <w:rPr>
-                <w:rFonts w:ascii="仿宋_GB2312" w:eastAsia="仿宋_GB2312" w:cs="AdobeSongStd-Light"/>
-                <w:color w:val="auto"/>
-                <w:kern w:val="0"/>
-                <w:szCs w:val="21"/>
-                <w:highlight w:val="none"/>
-              </w:rPr>
-            </w:pPr>
-            <w:r>
-              <w:rPr>
-                <w:rFonts w:hint="eastAsia" w:ascii="仿宋_GB2312" w:eastAsia="仿宋_GB2312" w:cs="AdobeSongStd-Light"/>
-                <w:color w:val="auto"/>
-                <w:kern w:val="0"/>
-                <w:szCs w:val="21"/>
-                <w:highlight w:val="none"/>
-              </w:rPr>
-              <w:t>□</w:t>
-            </w:r>
-          </w:p>
-        </w:tc>
-      </w:tr>
-      <w:tr>
-        <w:tblPrEx>
-          <w:tblBorders>
-            <w:top w:val="single" w:color="auto" w:sz="4" w:space="0"/>
-            <w:left w:val="single" w:color="auto" w:sz="4" w:space="0"/>
-            <w:bottom w:val="single" w:color="auto" w:sz="4" w:space="0"/>
-            <w:right w:val="single" w:color="auto" w:sz="4" w:space="0"/>
-            <w:insideH w:val="single" w:color="auto" w:sz="4" w:space="0"/>
-            <w:insideV w:val="single" w:color="auto" w:sz="4" w:space="0"/>
-          </w:tblBorders>
-          <w:tblCellMar>
-            <w:top w:w="0" w:type="dxa"/>
-            <w:left w:w="108" w:type="dxa"/>
-            <w:bottom w:w="0" w:type="dxa"/>
-            <w:right w:w="108" w:type="dxa"/>
-          </w:tblCellMar>
-        </w:tblPrEx>
-        <w:trPr>
-          <w:trHeight w:val="638" w:hRule="atLeast"/>
-          <w:jc w:val="center"/>
-        </w:trPr>
-        <w:tc>
-          <w:tcPr>
-            <w:tcW w:w="710" w:type="dxa"/>
-            <w:vMerge w:val="continue"/>
-            <w:noWrap/>
-            <w:textDirection w:val="tbRlV"/>
-            <w:vAlign w:val="center"/>
-          </w:tcPr>
-          <w:p>
-            <w:pPr>
-              <w:autoSpaceDE w:val="0"/>
-              <w:autoSpaceDN w:val="0"/>
-              <w:adjustRightInd w:val="0"/>
-              <w:jc w:val="center"/>
-              <w:rPr>
-                <w:rFonts w:ascii="仿宋_GB2312" w:eastAsia="仿宋_GB2312" w:cs="AdobeSongStd-Light"/>
-                <w:color w:val="auto"/>
-                <w:kern w:val="0"/>
-                <w:sz w:val="24"/>
-                <w:highlight w:val="none"/>
-              </w:rPr>
-            </w:pPr>
-          </w:p>
-        </w:tc>
-        <w:tc>
-          <w:tcPr>
-            <w:tcW w:w="7184" w:type="dxa"/>
-            <w:gridSpan w:val="6"/>
-            <w:noWrap/>
-            <w:vAlign w:val="center"/>
-          </w:tcPr>
-          <w:p>
-            <w:pPr>
-              <w:autoSpaceDE w:val="0"/>
-              <w:autoSpaceDN w:val="0"/>
-              <w:adjustRightInd w:val="0"/>
-              <w:jc w:val="left"/>
-              <w:rPr>
-                <w:rFonts w:hint="eastAsia" w:ascii="仿宋_GB2312" w:hAnsi="仿宋" w:eastAsia="仿宋_GB2312"/>
-                <w:color w:val="auto"/>
-                <w:sz w:val="32"/>
-                <w:szCs w:val="32"/>
-                <w:highlight w:val="none"/>
-                <w:lang w:eastAsia="zh-CN"/>
-              </w:rPr>
-            </w:pPr>
-            <w:r>
-              <w:rPr>
-                <w:rFonts w:hint="eastAsia" w:ascii="仿宋_GB2312" w:hAnsi="仿宋" w:eastAsia="仿宋_GB2312" w:cs="宋体"/>
-                <w:color w:val="auto"/>
-                <w:szCs w:val="21"/>
-                <w:highlight w:val="none"/>
-                <w:lang w:val="en-US" w:eastAsia="zh-CN"/>
-              </w:rPr>
-              <w:t>2</w:t>
-            </w:r>
-            <w:r>
-              <w:rPr>
-                <w:rFonts w:ascii="仿宋_GB2312" w:hAnsi="仿宋" w:eastAsia="仿宋_GB2312" w:cs="宋体"/>
-                <w:color w:val="auto"/>
-                <w:szCs w:val="21"/>
-                <w:highlight w:val="none"/>
-              </w:rPr>
-              <w:t>.</w:t>
-            </w:r>
-            <w:r>
-              <w:rPr>
-                <w:rFonts w:hint="eastAsia" w:ascii="仿宋_GB2312" w:eastAsia="仿宋_GB2312"/>
-                <w:color w:val="auto"/>
-                <w:szCs w:val="21"/>
-                <w:highlight w:val="none"/>
-              </w:rPr>
-              <w:t>业绩证明资料（合同或中标通知书）</w:t>
-            </w:r>
-          </w:p>
-        </w:tc>
-        <w:tc>
-          <w:tcPr>
-            <w:tcW w:w="823" w:type="dxa"/>
-            <w:noWrap/>
-            <w:vAlign w:val="center"/>
-          </w:tcPr>
-          <w:p>
-            <w:pPr>
-              <w:autoSpaceDE w:val="0"/>
-              <w:autoSpaceDN w:val="0"/>
-              <w:adjustRightInd w:val="0"/>
-              <w:jc w:val="center"/>
-              <w:rPr>
-                <w:rFonts w:hint="eastAsia" w:ascii="仿宋_GB2312" w:eastAsia="仿宋_GB2312" w:cs="AdobeSongStd-Light"/>
-                <w:color w:val="auto"/>
-                <w:kern w:val="0"/>
-                <w:szCs w:val="21"/>
-                <w:highlight w:val="none"/>
-                <w:lang w:eastAsia="zh-CN"/>
-              </w:rPr>
-            </w:pPr>
-            <w:r>
-              <w:rPr>
-                <w:rFonts w:hint="eastAsia" w:ascii="仿宋_GB2312" w:eastAsia="仿宋_GB2312" w:cs="AdobeSongStd-Light"/>
-                <w:color w:val="auto"/>
-                <w:kern w:val="0"/>
-                <w:szCs w:val="21"/>
-                <w:highlight w:val="none"/>
-                <w:lang w:eastAsia="zh-CN"/>
-              </w:rPr>
-              <w:t>☑</w:t>
-            </w:r>
-          </w:p>
-        </w:tc>
-        <w:tc>
-          <w:tcPr>
-            <w:tcW w:w="942" w:type="dxa"/>
-            <w:noWrap/>
-            <w:vAlign w:val="center"/>
-          </w:tcPr>
-          <w:p>
-            <w:pPr>
-              <w:autoSpaceDE w:val="0"/>
-              <w:autoSpaceDN w:val="0"/>
-              <w:adjustRightInd w:val="0"/>
-              <w:jc w:val="center"/>
-              <w:rPr>
-                <w:rFonts w:ascii="仿宋_GB2312" w:eastAsia="仿宋_GB2312" w:cs="AdobeSongStd-Light"/>
-                <w:color w:val="auto"/>
-                <w:kern w:val="0"/>
-                <w:szCs w:val="21"/>
-                <w:highlight w:val="none"/>
-              </w:rPr>
-            </w:pPr>
-            <w:r>
-              <w:rPr>
-                <w:rFonts w:hint="eastAsia" w:ascii="仿宋_GB2312" w:eastAsia="仿宋_GB2312" w:cs="AdobeSongStd-Light"/>
-                <w:color w:val="auto"/>
-                <w:kern w:val="0"/>
-                <w:szCs w:val="21"/>
-                <w:highlight w:val="none"/>
-              </w:rPr>
-              <w:t>□</w:t>
-            </w:r>
-          </w:p>
-        </w:tc>
-      </w:tr>
-      <w:tr>
-        <w:tblPrEx>
-          <w:tblBorders>
-            <w:top w:val="single" w:color="auto" w:sz="4" w:space="0"/>
-            <w:left w:val="single" w:color="auto" w:sz="4" w:space="0"/>
-            <w:bottom w:val="single" w:color="auto" w:sz="4" w:space="0"/>
-            <w:right w:val="single" w:color="auto" w:sz="4" w:space="0"/>
-            <w:insideH w:val="single" w:color="auto" w:sz="4" w:space="0"/>
-            <w:insideV w:val="single" w:color="auto" w:sz="4" w:space="0"/>
-          </w:tblBorders>
-          <w:tblCellMar>
-            <w:top w:w="0" w:type="dxa"/>
-            <w:left w:w="108" w:type="dxa"/>
-            <w:bottom w:w="0" w:type="dxa"/>
-            <w:right w:w="108" w:type="dxa"/>
-          </w:tblCellMar>
-        </w:tblPrEx>
-        <w:trPr>
-          <w:trHeight w:val="284" w:hRule="atLeast"/>
-          <w:jc w:val="center"/>
-        </w:trPr>
-        <w:tc>
-          <w:tcPr>
-            <w:tcW w:w="710" w:type="dxa"/>
-            <w:vMerge w:val="continue"/>
-            <w:noWrap/>
-            <w:vAlign w:val="center"/>
-          </w:tcPr>
-          <w:p>
-            <w:pPr>
-              <w:autoSpaceDE w:val="0"/>
-              <w:autoSpaceDN w:val="0"/>
-              <w:adjustRightInd w:val="0"/>
-              <w:jc w:val="center"/>
-              <w:rPr>
-                <w:rFonts w:ascii="仿宋_GB2312" w:eastAsia="仿宋_GB2312" w:cs="AdobeSongStd-Light"/>
-                <w:color w:val="auto"/>
-                <w:kern w:val="0"/>
-                <w:sz w:val="24"/>
-                <w:highlight w:val="none"/>
-              </w:rPr>
-            </w:pPr>
-          </w:p>
-        </w:tc>
-        <w:tc>
-          <w:tcPr>
-            <w:tcW w:w="7184" w:type="dxa"/>
-            <w:gridSpan w:val="6"/>
-            <w:noWrap/>
-            <w:vAlign w:val="center"/>
-          </w:tcPr>
-          <w:p>
-            <w:pPr>
-              <w:autoSpaceDE w:val="0"/>
-              <w:autoSpaceDN w:val="0"/>
-              <w:adjustRightInd w:val="0"/>
-              <w:jc w:val="left"/>
-              <w:rPr>
-                <w:rFonts w:ascii="仿宋_GB2312" w:eastAsia="仿宋_GB2312"/>
-                <w:color w:val="auto"/>
-                <w:szCs w:val="21"/>
-                <w:highlight w:val="none"/>
-              </w:rPr>
-            </w:pPr>
-            <w:r>
-              <w:rPr>
-                <w:rFonts w:hint="eastAsia" w:ascii="仿宋_GB2312" w:hAnsi="仿宋" w:eastAsia="仿宋_GB2312" w:cs="宋体"/>
-                <w:color w:val="auto"/>
-                <w:szCs w:val="21"/>
-                <w:highlight w:val="none"/>
-                <w:lang w:val="en-US" w:eastAsia="zh-CN"/>
-              </w:rPr>
-              <w:t>3</w:t>
-            </w:r>
-            <w:r>
-              <w:rPr>
-                <w:rFonts w:ascii="仿宋_GB2312" w:hAnsi="仿宋" w:eastAsia="仿宋_GB2312" w:cs="宋体"/>
-                <w:color w:val="auto"/>
-                <w:szCs w:val="21"/>
-                <w:highlight w:val="none"/>
-              </w:rPr>
-              <w:t>.</w:t>
-            </w:r>
-            <w:r>
-              <w:rPr>
-                <w:rFonts w:hint="eastAsia" w:ascii="仿宋_GB2312" w:eastAsia="仿宋_GB2312"/>
-                <w:color w:val="auto"/>
-                <w:szCs w:val="21"/>
-                <w:highlight w:val="none"/>
-              </w:rPr>
-              <w:t>企业信用等级证明相关资料</w:t>
-            </w:r>
-            <w:r>
-              <w:rPr>
-                <w:rFonts w:hint="eastAsia" w:ascii="仿宋_GB2312" w:eastAsia="仿宋_GB2312"/>
-                <w:color w:val="auto"/>
-                <w:szCs w:val="21"/>
-                <w:highlight w:val="none"/>
-                <w:lang w:eastAsia="zh-CN"/>
-              </w:rPr>
-              <w:t>（</w:t>
-            </w:r>
-            <w:r>
-              <w:rPr>
-                <w:rFonts w:hint="eastAsia" w:ascii="仿宋_GB2312" w:eastAsia="仿宋_GB2312"/>
-                <w:color w:val="auto"/>
-                <w:szCs w:val="21"/>
-                <w:highlight w:val="none"/>
-                <w:lang w:val="en-US" w:eastAsia="zh-CN"/>
-              </w:rPr>
-              <w:t>若有</w:t>
-            </w:r>
-            <w:r>
-              <w:rPr>
-                <w:rFonts w:hint="eastAsia" w:ascii="仿宋_GB2312" w:eastAsia="仿宋_GB2312"/>
-                <w:color w:val="auto"/>
-                <w:szCs w:val="21"/>
-                <w:highlight w:val="none"/>
-                <w:lang w:eastAsia="zh-CN"/>
-              </w:rPr>
-              <w:t>）</w:t>
-            </w:r>
-            <w:r>
-              <w:rPr>
-                <w:rFonts w:hint="eastAsia" w:ascii="仿宋_GB2312" w:eastAsia="仿宋_GB2312"/>
-                <w:color w:val="auto"/>
-                <w:szCs w:val="21"/>
-                <w:highlight w:val="none"/>
-              </w:rPr>
-              <w:t>；</w:t>
-            </w:r>
-          </w:p>
-        </w:tc>
-        <w:tc>
-          <w:tcPr>
-            <w:tcW w:w="823" w:type="dxa"/>
-            <w:noWrap/>
-            <w:vAlign w:val="center"/>
-          </w:tcPr>
-          <w:p>
-            <w:pPr>
-              <w:autoSpaceDE w:val="0"/>
-              <w:autoSpaceDN w:val="0"/>
-              <w:adjustRightInd w:val="0"/>
-              <w:jc w:val="center"/>
-              <w:rPr>
-                <w:rFonts w:hint="eastAsia" w:ascii="仿宋_GB2312" w:eastAsia="仿宋_GB2312" w:cs="AdobeSongStd-Light"/>
-                <w:color w:val="auto"/>
-                <w:kern w:val="0"/>
-                <w:szCs w:val="21"/>
-                <w:highlight w:val="none"/>
-                <w:lang w:eastAsia="zh-CN"/>
-              </w:rPr>
-            </w:pPr>
-            <w:r>
-              <w:rPr>
-                <w:rFonts w:hint="eastAsia" w:ascii="仿宋_GB2312" w:eastAsia="仿宋_GB2312" w:cs="AdobeSongStd-Light"/>
-                <w:color w:val="auto"/>
-                <w:kern w:val="0"/>
-                <w:szCs w:val="21"/>
-                <w:highlight w:val="none"/>
-                <w:lang w:eastAsia="zh-CN"/>
-              </w:rPr>
-              <w:t>☑</w:t>
-            </w:r>
-          </w:p>
-        </w:tc>
-        <w:tc>
-          <w:tcPr>
-            <w:tcW w:w="942" w:type="dxa"/>
-            <w:noWrap/>
-            <w:vAlign w:val="center"/>
-          </w:tcPr>
-          <w:p>
-            <w:pPr>
-              <w:autoSpaceDE w:val="0"/>
-              <w:autoSpaceDN w:val="0"/>
-              <w:adjustRightInd w:val="0"/>
-              <w:jc w:val="center"/>
-              <w:rPr>
-                <w:rFonts w:ascii="仿宋_GB2312" w:eastAsia="仿宋_GB2312" w:cs="AdobeSongStd-Light"/>
-                <w:color w:val="auto"/>
-                <w:kern w:val="0"/>
-                <w:szCs w:val="21"/>
-                <w:highlight w:val="none"/>
-              </w:rPr>
-            </w:pPr>
-            <w:r>
-              <w:rPr>
-                <w:rFonts w:hint="eastAsia" w:ascii="仿宋_GB2312" w:eastAsia="仿宋_GB2312" w:cs="AdobeSongStd-Light"/>
-                <w:color w:val="auto"/>
-                <w:kern w:val="0"/>
-                <w:szCs w:val="21"/>
-                <w:highlight w:val="none"/>
-              </w:rPr>
-              <w:t>□</w:t>
-            </w:r>
-          </w:p>
-        </w:tc>
-      </w:tr>
-      <w:tr>
-        <w:tblPrEx>
-          <w:tblBorders>
-            <w:top w:val="single" w:color="auto" w:sz="4" w:space="0"/>
-            <w:left w:val="single" w:color="auto" w:sz="4" w:space="0"/>
-            <w:bottom w:val="single" w:color="auto" w:sz="4" w:space="0"/>
-            <w:right w:val="single" w:color="auto" w:sz="4" w:space="0"/>
-            <w:insideH w:val="single" w:color="auto" w:sz="4" w:space="0"/>
-            <w:insideV w:val="single" w:color="auto" w:sz="4" w:space="0"/>
-          </w:tblBorders>
-          <w:tblCellMar>
-            <w:top w:w="0" w:type="dxa"/>
-            <w:left w:w="108" w:type="dxa"/>
-            <w:bottom w:w="0" w:type="dxa"/>
-            <w:right w:w="108" w:type="dxa"/>
-          </w:tblCellMar>
-        </w:tblPrEx>
-        <w:trPr>
-          <w:trHeight w:val="284" w:hRule="atLeast"/>
-          <w:jc w:val="center"/>
-        </w:trPr>
-        <w:tc>
-          <w:tcPr>
-            <w:tcW w:w="710" w:type="dxa"/>
-            <w:vMerge w:val="continue"/>
-            <w:noWrap/>
-            <w:vAlign w:val="center"/>
-          </w:tcPr>
-          <w:p>
-            <w:pPr>
-              <w:autoSpaceDE w:val="0"/>
-              <w:autoSpaceDN w:val="0"/>
-              <w:adjustRightInd w:val="0"/>
-              <w:jc w:val="center"/>
-              <w:rPr>
-                <w:rFonts w:ascii="仿宋_GB2312" w:eastAsia="仿宋_GB2312" w:cs="AdobeSongStd-Light"/>
-                <w:color w:val="auto"/>
-                <w:kern w:val="0"/>
-                <w:sz w:val="24"/>
-                <w:highlight w:val="none"/>
-              </w:rPr>
-            </w:pPr>
-          </w:p>
-        </w:tc>
-        <w:tc>
-          <w:tcPr>
-            <w:tcW w:w="7184" w:type="dxa"/>
-            <w:gridSpan w:val="6"/>
-            <w:noWrap/>
-            <w:vAlign w:val="center"/>
-          </w:tcPr>
-          <w:p>
-            <w:pPr>
-              <w:autoSpaceDE w:val="0"/>
-              <w:autoSpaceDN w:val="0"/>
-              <w:adjustRightInd w:val="0"/>
-              <w:jc w:val="left"/>
-              <w:rPr>
-                <w:rFonts w:hint="eastAsia" w:ascii="仿宋_GB2312" w:eastAsia="仿宋_GB2312"/>
-                <w:color w:val="auto"/>
-                <w:szCs w:val="21"/>
-                <w:highlight w:val="none"/>
-                <w:lang w:eastAsia="zh-CN"/>
-              </w:rPr>
-            </w:pPr>
-            <w:r>
-              <w:rPr>
-                <w:rFonts w:hint="eastAsia" w:ascii="仿宋_GB2312" w:eastAsia="仿宋_GB2312"/>
-                <w:color w:val="auto"/>
-                <w:szCs w:val="21"/>
-                <w:highlight w:val="none"/>
-                <w:lang w:val="en-US" w:eastAsia="zh-CN"/>
-              </w:rPr>
-              <w:t>其他</w:t>
-            </w:r>
-            <w:r>
-              <w:rPr>
-                <w:rFonts w:hint="eastAsia" w:ascii="仿宋_GB2312" w:eastAsia="仿宋_GB2312"/>
-                <w:color w:val="auto"/>
-                <w:szCs w:val="21"/>
-                <w:highlight w:val="none"/>
-                <w:lang w:eastAsia="zh-CN"/>
-              </w:rPr>
-              <w:t>（</w:t>
-            </w:r>
-            <w:r>
-              <w:rPr>
-                <w:rFonts w:hint="eastAsia" w:ascii="仿宋_GB2312" w:eastAsia="仿宋_GB2312"/>
-                <w:color w:val="auto"/>
-                <w:szCs w:val="21"/>
-                <w:highlight w:val="none"/>
-                <w:lang w:val="en-US" w:eastAsia="zh-CN"/>
-              </w:rPr>
-              <w:t>若有</w:t>
-            </w:r>
-            <w:r>
-              <w:rPr>
-                <w:rFonts w:hint="eastAsia" w:ascii="仿宋_GB2312" w:eastAsia="仿宋_GB2312"/>
-                <w:color w:val="auto"/>
-                <w:szCs w:val="21"/>
-                <w:highlight w:val="none"/>
-                <w:lang w:eastAsia="zh-CN"/>
-              </w:rPr>
-              <w:t>）</w:t>
-            </w:r>
-            <w:r>
-              <w:rPr>
-                <w:rFonts w:hint="eastAsia" w:ascii="仿宋_GB2312" w:eastAsia="仿宋_GB2312"/>
-                <w:color w:val="auto"/>
-                <w:szCs w:val="21"/>
-                <w:highlight w:val="none"/>
-                <w:lang w:val="en-US" w:eastAsia="zh-CN"/>
-              </w:rPr>
-              <w:t>：</w:t>
-            </w:r>
-          </w:p>
-        </w:tc>
-        <w:tc>
-          <w:tcPr>
-            <w:tcW w:w="823" w:type="dxa"/>
-            <w:noWrap/>
-            <w:vAlign w:val="center"/>
-          </w:tcPr>
-          <w:p>
-            <w:pPr>
-              <w:autoSpaceDE w:val="0"/>
-              <w:autoSpaceDN w:val="0"/>
-              <w:adjustRightInd w:val="0"/>
-              <w:jc w:val="center"/>
-              <w:rPr>
-                <w:rFonts w:hint="eastAsia" w:ascii="仿宋_GB2312" w:eastAsia="仿宋_GB2312" w:cs="AdobeSongStd-Light"/>
-                <w:color w:val="auto"/>
-                <w:kern w:val="0"/>
-                <w:szCs w:val="21"/>
-                <w:highlight w:val="none"/>
-                <w:lang w:eastAsia="zh-CN"/>
-              </w:rPr>
-            </w:pPr>
-            <w:r>
-              <w:rPr>
-                <w:rFonts w:hint="eastAsia" w:ascii="仿宋_GB2312" w:eastAsia="仿宋_GB2312" w:cs="AdobeSongStd-Light"/>
-                <w:color w:val="auto"/>
-                <w:kern w:val="0"/>
-                <w:szCs w:val="21"/>
-                <w:highlight w:val="none"/>
-                <w:lang w:eastAsia="zh-CN"/>
-              </w:rPr>
-              <w:t>☑</w:t>
-            </w:r>
-          </w:p>
-        </w:tc>
-        <w:tc>
-          <w:tcPr>
-            <w:tcW w:w="942" w:type="dxa"/>
-            <w:noWrap/>
-            <w:vAlign w:val="center"/>
-          </w:tcPr>
-          <w:p>
-            <w:pPr>
-              <w:autoSpaceDE w:val="0"/>
-              <w:autoSpaceDN w:val="0"/>
-              <w:adjustRightInd w:val="0"/>
-              <w:jc w:val="center"/>
-              <w:rPr>
-                <w:rFonts w:ascii="仿宋_GB2312" w:eastAsia="仿宋_GB2312" w:cs="AdobeSongStd-Light"/>
-                <w:color w:val="auto"/>
-                <w:kern w:val="0"/>
-                <w:szCs w:val="21"/>
-                <w:highlight w:val="none"/>
-              </w:rPr>
-            </w:pPr>
-            <w:r>
-              <w:rPr>
-                <w:rFonts w:hint="eastAsia" w:ascii="仿宋_GB2312" w:eastAsia="仿宋_GB2312" w:cs="AdobeSongStd-Light"/>
-                <w:color w:val="auto"/>
-                <w:kern w:val="0"/>
-                <w:szCs w:val="21"/>
-                <w:highlight w:val="none"/>
-              </w:rPr>
-              <w:t>□</w:t>
-            </w:r>
-          </w:p>
-        </w:tc>
-      </w:tr>
-      <w:tr>
-        <w:tblPrEx>
-          <w:tblBorders>
-            <w:top w:val="single" w:color="auto" w:sz="4" w:space="0"/>
-            <w:left w:val="single" w:color="auto" w:sz="4" w:space="0"/>
-            <w:bottom w:val="single" w:color="auto" w:sz="4" w:space="0"/>
-            <w:right w:val="single" w:color="auto" w:sz="4" w:space="0"/>
-            <w:insideH w:val="single" w:color="auto" w:sz="4" w:space="0"/>
-            <w:insideV w:val="single" w:color="auto" w:sz="4" w:space="0"/>
-          </w:tblBorders>
-          <w:tblCellMar>
-            <w:top w:w="0" w:type="dxa"/>
-            <w:left w:w="108" w:type="dxa"/>
-            <w:bottom w:w="0" w:type="dxa"/>
-            <w:right w:w="108" w:type="dxa"/>
-          </w:tblCellMar>
-        </w:tblPrEx>
-        <w:trPr>
-          <w:trHeight w:val="409" w:hRule="atLeast"/>
-          <w:jc w:val="center"/>
-        </w:trPr>
-        <w:tc>
-          <w:tcPr>
-            <w:tcW w:w="710" w:type="dxa"/>
-            <w:vMerge w:val="restart"/>
-            <w:noWrap/>
-            <w:textDirection w:val="tbRlV"/>
-            <w:vAlign w:val="center"/>
-          </w:tcPr>
-          <w:p>
-            <w:pPr>
-              <w:autoSpaceDE w:val="0"/>
-              <w:autoSpaceDN w:val="0"/>
-              <w:adjustRightInd w:val="0"/>
-              <w:jc w:val="center"/>
-              <w:rPr>
-                <w:rFonts w:ascii="仿宋_GB2312" w:hAnsi="仿宋" w:eastAsia="仿宋_GB2312" w:cs="宋体"/>
-                <w:color w:val="auto"/>
-                <w:szCs w:val="21"/>
-                <w:highlight w:val="none"/>
-              </w:rPr>
-            </w:pPr>
-            <w:r>
-              <w:rPr>
-                <w:rFonts w:hint="eastAsia" w:ascii="仿宋_GB2312" w:hAnsi="仿宋" w:eastAsia="仿宋_GB2312" w:cs="宋体"/>
-                <w:color w:val="auto"/>
-                <w:szCs w:val="21"/>
-                <w:highlight w:val="none"/>
-              </w:rPr>
-              <w:t>信誉核查项</w:t>
-            </w:r>
-          </w:p>
-        </w:tc>
-        <w:tc>
-          <w:tcPr>
-            <w:tcW w:w="7184" w:type="dxa"/>
-            <w:gridSpan w:val="6"/>
-            <w:noWrap/>
-            <w:vAlign w:val="center"/>
-          </w:tcPr>
-          <w:p>
-            <w:pPr>
-              <w:autoSpaceDE w:val="0"/>
-              <w:autoSpaceDN w:val="0"/>
-              <w:adjustRightInd w:val="0"/>
-              <w:jc w:val="left"/>
-              <w:rPr>
-                <w:rFonts w:ascii="仿宋_GB2312" w:hAnsi="仿宋" w:eastAsia="仿宋_GB2312" w:cs="宋体"/>
-                <w:color w:val="auto"/>
-                <w:szCs w:val="21"/>
-                <w:highlight w:val="none"/>
-              </w:rPr>
-            </w:pPr>
-            <w:r>
-              <w:rPr>
-                <w:rFonts w:hint="eastAsia" w:ascii="仿宋_GB2312" w:hAnsi="仿宋" w:eastAsia="仿宋_GB2312" w:cs="宋体"/>
-                <w:color w:val="auto"/>
-                <w:szCs w:val="21"/>
-                <w:highlight w:val="none"/>
-              </w:rPr>
-              <w:t>1.未有“被行业主管部门依法暂停、取消投标或禁止参加采购活动且处于有效期内的”情况。</w:t>
-            </w:r>
-            <w:r>
-              <w:rPr>
-                <w:rFonts w:hint="eastAsia" w:ascii="仿宋_GB2312" w:eastAsia="仿宋_GB2312"/>
-                <w:color w:val="auto"/>
-                <w:szCs w:val="21"/>
-                <w:highlight w:val="none"/>
-                <w:lang w:val="en-US" w:eastAsia="zh-CN"/>
-              </w:rPr>
-              <w:t>(提供承诺函)</w:t>
-            </w:r>
-          </w:p>
-        </w:tc>
-        <w:tc>
-          <w:tcPr>
-            <w:tcW w:w="823" w:type="dxa"/>
-            <w:noWrap/>
-            <w:vAlign w:val="center"/>
-          </w:tcPr>
-          <w:p>
-            <w:pPr>
-              <w:autoSpaceDE w:val="0"/>
-              <w:autoSpaceDN w:val="0"/>
-              <w:adjustRightInd w:val="0"/>
-              <w:jc w:val="center"/>
-              <w:rPr>
-                <w:rFonts w:hint="eastAsia" w:ascii="仿宋_GB2312" w:eastAsia="仿宋_GB2312" w:cs="AdobeSongStd-Light"/>
-                <w:color w:val="auto"/>
-                <w:kern w:val="0"/>
-                <w:szCs w:val="21"/>
-                <w:highlight w:val="none"/>
-                <w:lang w:eastAsia="zh-CN"/>
-              </w:rPr>
-            </w:pPr>
-            <w:r>
-              <w:rPr>
-                <w:rFonts w:hint="eastAsia" w:ascii="仿宋_GB2312" w:hAnsi="宋体" w:eastAsia="仿宋_GB2312" w:cs="宋体"/>
-                <w:color w:val="auto"/>
-                <w:kern w:val="0"/>
-                <w:szCs w:val="21"/>
-                <w:highlight w:val="none"/>
-                <w:lang w:eastAsia="zh-CN"/>
-              </w:rPr>
-              <w:t>☑</w:t>
-            </w:r>
-          </w:p>
-        </w:tc>
-        <w:tc>
-          <w:tcPr>
-            <w:tcW w:w="942" w:type="dxa"/>
-            <w:noWrap/>
-            <w:vAlign w:val="center"/>
-          </w:tcPr>
-          <w:p>
-            <w:pPr>
-              <w:autoSpaceDE w:val="0"/>
-              <w:autoSpaceDN w:val="0"/>
-              <w:adjustRightInd w:val="0"/>
-              <w:jc w:val="center"/>
-              <w:rPr>
-                <w:rFonts w:ascii="仿宋_GB2312" w:eastAsia="仿宋_GB2312" w:cs="AdobeSongStd-Light"/>
-                <w:color w:val="auto"/>
-                <w:kern w:val="0"/>
-                <w:szCs w:val="21"/>
-                <w:highlight w:val="none"/>
-              </w:rPr>
-            </w:pPr>
-            <w:r>
-              <w:rPr>
-                <w:rFonts w:hint="eastAsia" w:ascii="仿宋_GB2312" w:hAnsi="宋体" w:eastAsia="仿宋_GB2312" w:cs="宋体"/>
-                <w:color w:val="auto"/>
-                <w:kern w:val="0"/>
-                <w:szCs w:val="21"/>
-                <w:highlight w:val="none"/>
-              </w:rPr>
-              <w:t>□</w:t>
-            </w:r>
-          </w:p>
-        </w:tc>
-      </w:tr>
-      <w:tr>
-        <w:tblPrEx>
-          <w:tblBorders>
-            <w:top w:val="single" w:color="auto" w:sz="4" w:space="0"/>
-            <w:left w:val="single" w:color="auto" w:sz="4" w:space="0"/>
-            <w:bottom w:val="single" w:color="auto" w:sz="4" w:space="0"/>
-            <w:right w:val="single" w:color="auto" w:sz="4" w:space="0"/>
-            <w:insideH w:val="single" w:color="auto" w:sz="4" w:space="0"/>
-            <w:insideV w:val="single" w:color="auto" w:sz="4" w:space="0"/>
-          </w:tblBorders>
-          <w:tblCellMar>
-            <w:top w:w="0" w:type="dxa"/>
-            <w:left w:w="108" w:type="dxa"/>
-            <w:bottom w:w="0" w:type="dxa"/>
-            <w:right w:w="108" w:type="dxa"/>
-          </w:tblCellMar>
-        </w:tblPrEx>
-        <w:trPr>
-          <w:trHeight w:val="868" w:hRule="atLeast"/>
-          <w:jc w:val="center"/>
-        </w:trPr>
-        <w:tc>
-          <w:tcPr>
-            <w:tcW w:w="710" w:type="dxa"/>
-            <w:vMerge w:val="continue"/>
-            <w:noWrap/>
-            <w:textDirection w:val="tbRlV"/>
-            <w:vAlign w:val="center"/>
-          </w:tcPr>
-          <w:p>
-            <w:pPr>
-              <w:autoSpaceDE w:val="0"/>
-              <w:autoSpaceDN w:val="0"/>
-              <w:adjustRightInd w:val="0"/>
-              <w:ind w:left="113" w:right="113"/>
-              <w:jc w:val="center"/>
-              <w:rPr>
-                <w:rFonts w:ascii="仿宋_GB2312" w:hAnsi="仿宋" w:eastAsia="仿宋_GB2312" w:cs="宋体"/>
-                <w:color w:val="auto"/>
-                <w:szCs w:val="21"/>
-                <w:highlight w:val="none"/>
-              </w:rPr>
-            </w:pPr>
-          </w:p>
-        </w:tc>
-        <w:tc>
-          <w:tcPr>
-            <w:tcW w:w="7184" w:type="dxa"/>
-            <w:gridSpan w:val="6"/>
-            <w:noWrap/>
-            <w:vAlign w:val="center"/>
-          </w:tcPr>
-          <w:p>
-            <w:pPr>
-              <w:autoSpaceDE w:val="0"/>
-              <w:autoSpaceDN w:val="0"/>
-              <w:adjustRightInd w:val="0"/>
-              <w:rPr>
-                <w:rFonts w:ascii="仿宋_GB2312" w:hAnsi="仿宋" w:eastAsia="仿宋_GB2312" w:cs="宋体"/>
-                <w:color w:val="auto"/>
-                <w:szCs w:val="21"/>
-                <w:highlight w:val="none"/>
-              </w:rPr>
-            </w:pPr>
-            <w:r>
-              <w:rPr>
-                <w:rFonts w:ascii="仿宋_GB2312" w:hAnsi="仿宋" w:eastAsia="仿宋_GB2312" w:cs="宋体"/>
-                <w:color w:val="auto"/>
-                <w:szCs w:val="21"/>
-                <w:highlight w:val="none"/>
-              </w:rPr>
-              <w:t>2.</w:t>
-            </w:r>
-            <w:r>
-              <w:rPr>
-                <w:rFonts w:hint="eastAsia" w:ascii="仿宋_GB2312" w:hAnsi="仿宋" w:eastAsia="仿宋_GB2312" w:cs="宋体"/>
-                <w:color w:val="auto"/>
-                <w:szCs w:val="21"/>
-                <w:highlight w:val="none"/>
-              </w:rPr>
-              <w:t>未有“被最高人民法院在“国家企业信用信息公示系统”网站或各级信用信息共享平台中列入失信被执行人名单”的情况。</w:t>
-            </w:r>
-            <w:r>
-              <w:rPr>
-                <w:rFonts w:hint="eastAsia" w:ascii="仿宋_GB2312" w:eastAsia="仿宋_GB2312"/>
-                <w:color w:val="auto"/>
-                <w:szCs w:val="21"/>
-                <w:highlight w:val="none"/>
-                <w:lang w:val="en-US" w:eastAsia="zh-CN"/>
-              </w:rPr>
-              <w:t>(提供承诺函)</w:t>
-            </w:r>
-          </w:p>
-        </w:tc>
-        <w:tc>
-          <w:tcPr>
-            <w:tcW w:w="823" w:type="dxa"/>
-            <w:noWrap/>
-            <w:vAlign w:val="center"/>
-          </w:tcPr>
-          <w:p>
-            <w:pPr>
-              <w:autoSpaceDE w:val="0"/>
-              <w:autoSpaceDN w:val="0"/>
-              <w:adjustRightInd w:val="0"/>
-              <w:jc w:val="center"/>
-              <w:rPr>
-                <w:rFonts w:hint="eastAsia" w:ascii="仿宋_GB2312" w:eastAsia="仿宋_GB2312" w:cs="AdobeSongStd-Light"/>
-                <w:color w:val="auto"/>
-                <w:kern w:val="0"/>
-                <w:szCs w:val="21"/>
-                <w:highlight w:val="none"/>
-                <w:lang w:eastAsia="zh-CN"/>
-              </w:rPr>
-            </w:pPr>
-            <w:r>
-              <w:rPr>
-                <w:rFonts w:hint="eastAsia" w:ascii="仿宋_GB2312" w:hAnsi="宋体" w:eastAsia="仿宋_GB2312" w:cs="宋体"/>
-                <w:color w:val="auto"/>
-                <w:kern w:val="0"/>
-                <w:szCs w:val="21"/>
-                <w:highlight w:val="none"/>
-                <w:lang w:eastAsia="zh-CN"/>
-              </w:rPr>
-              <w:t>☑</w:t>
-            </w:r>
-          </w:p>
-        </w:tc>
-        <w:tc>
-          <w:tcPr>
-            <w:tcW w:w="942" w:type="dxa"/>
-            <w:noWrap/>
-            <w:vAlign w:val="center"/>
-          </w:tcPr>
-          <w:p>
-            <w:pPr>
-              <w:autoSpaceDE w:val="0"/>
-              <w:autoSpaceDN w:val="0"/>
-              <w:adjustRightInd w:val="0"/>
-              <w:jc w:val="center"/>
-              <w:rPr>
-                <w:rFonts w:ascii="仿宋_GB2312" w:eastAsia="仿宋_GB2312" w:cs="AdobeSongStd-Light"/>
-                <w:color w:val="auto"/>
-                <w:kern w:val="0"/>
-                <w:szCs w:val="21"/>
-                <w:highlight w:val="none"/>
-              </w:rPr>
-            </w:pPr>
-            <w:r>
-              <w:rPr>
-                <w:rFonts w:hint="eastAsia" w:ascii="仿宋_GB2312" w:hAnsi="宋体" w:eastAsia="仿宋_GB2312" w:cs="宋体"/>
-                <w:color w:val="auto"/>
-                <w:kern w:val="0"/>
-                <w:szCs w:val="21"/>
-                <w:highlight w:val="none"/>
-              </w:rPr>
-              <w:t>□</w:t>
-            </w:r>
-          </w:p>
-        </w:tc>
-      </w:tr>
-      <w:tr>
-        <w:tblPrEx>
-          <w:tblBorders>
-            <w:top w:val="single" w:color="auto" w:sz="4" w:space="0"/>
-            <w:left w:val="single" w:color="auto" w:sz="4" w:space="0"/>
-            <w:bottom w:val="single" w:color="auto" w:sz="4" w:space="0"/>
-            <w:right w:val="single" w:color="auto" w:sz="4" w:space="0"/>
-            <w:insideH w:val="single" w:color="auto" w:sz="4" w:space="0"/>
-            <w:insideV w:val="single" w:color="auto" w:sz="4" w:space="0"/>
-          </w:tblBorders>
-          <w:tblCellMar>
-            <w:top w:w="0" w:type="dxa"/>
-            <w:left w:w="108" w:type="dxa"/>
-            <w:bottom w:w="0" w:type="dxa"/>
-            <w:right w:w="108" w:type="dxa"/>
-          </w:tblCellMar>
-        </w:tblPrEx>
-        <w:trPr>
-          <w:trHeight w:val="415" w:hRule="atLeast"/>
-          <w:jc w:val="center"/>
-        </w:trPr>
-        <w:tc>
-          <w:tcPr>
-            <w:tcW w:w="710" w:type="dxa"/>
-            <w:vMerge w:val="continue"/>
-            <w:noWrap/>
-            <w:vAlign w:val="center"/>
-          </w:tcPr>
-          <w:p>
-            <w:pPr>
-              <w:autoSpaceDE w:val="0"/>
-              <w:autoSpaceDN w:val="0"/>
-              <w:adjustRightInd w:val="0"/>
-              <w:jc w:val="center"/>
-              <w:rPr>
-                <w:rFonts w:ascii="仿宋_GB2312" w:eastAsia="仿宋_GB2312" w:cs="AdobeSongStd-Light"/>
-                <w:color w:val="auto"/>
-                <w:kern w:val="0"/>
-                <w:szCs w:val="21"/>
-                <w:highlight w:val="none"/>
-              </w:rPr>
-            </w:pPr>
-          </w:p>
-        </w:tc>
-        <w:tc>
-          <w:tcPr>
-            <w:tcW w:w="7184" w:type="dxa"/>
-            <w:gridSpan w:val="6"/>
-            <w:noWrap/>
-            <w:vAlign w:val="center"/>
-          </w:tcPr>
-          <w:p>
-            <w:pPr>
-              <w:autoSpaceDE w:val="0"/>
-              <w:autoSpaceDN w:val="0"/>
-              <w:adjustRightInd w:val="0"/>
-              <w:rPr>
-                <w:rFonts w:hint="eastAsia" w:ascii="仿宋_GB2312" w:eastAsia="仿宋_GB2312"/>
-                <w:color w:val="auto"/>
-                <w:szCs w:val="21"/>
-                <w:highlight w:val="none"/>
-                <w:lang w:eastAsia="zh-CN"/>
-              </w:rPr>
-            </w:pPr>
-            <w:r>
-              <w:rPr>
-                <w:rFonts w:hint="eastAsia" w:ascii="仿宋_GB2312" w:hAnsi="仿宋" w:eastAsia="仿宋_GB2312" w:cs="宋体"/>
-                <w:color w:val="auto"/>
-                <w:szCs w:val="21"/>
-                <w:highlight w:val="none"/>
-                <w:lang w:val="en-US" w:eastAsia="zh-CN"/>
-              </w:rPr>
-              <w:t>3</w:t>
-            </w:r>
-            <w:r>
-              <w:rPr>
-                <w:rFonts w:ascii="仿宋_GB2312" w:hAnsi="仿宋" w:eastAsia="仿宋_GB2312" w:cs="宋体"/>
-                <w:color w:val="auto"/>
-                <w:szCs w:val="21"/>
-                <w:highlight w:val="none"/>
-              </w:rPr>
-              <w:t>.</w:t>
-            </w:r>
-            <w:r>
-              <w:rPr>
-                <w:rFonts w:hint="eastAsia" w:ascii="仿宋_GB2312" w:eastAsia="仿宋_GB2312"/>
-                <w:color w:val="auto"/>
-                <w:szCs w:val="21"/>
-                <w:highlight w:val="none"/>
-              </w:rPr>
-              <w:t>未有“处于被责令停产停业、暂扣或者吊销执照、暂扣或者吊销许可证、吊销资质证书状态”的情况</w:t>
-            </w:r>
-            <w:r>
-              <w:rPr>
-                <w:rFonts w:hint="eastAsia" w:ascii="仿宋_GB2312" w:eastAsia="仿宋_GB2312"/>
-                <w:color w:val="auto"/>
-                <w:szCs w:val="21"/>
-                <w:highlight w:val="none"/>
-                <w:lang w:eastAsia="zh-CN"/>
-              </w:rPr>
-              <w:t>。</w:t>
-            </w:r>
-            <w:r>
-              <w:rPr>
-                <w:rFonts w:hint="eastAsia" w:ascii="仿宋_GB2312" w:eastAsia="仿宋_GB2312"/>
-                <w:color w:val="auto"/>
-                <w:szCs w:val="21"/>
-                <w:highlight w:val="none"/>
-                <w:lang w:val="en-US" w:eastAsia="zh-CN"/>
-              </w:rPr>
-              <w:t>(提供承诺函)</w:t>
-            </w:r>
-          </w:p>
-        </w:tc>
-        <w:tc>
-          <w:tcPr>
-            <w:tcW w:w="823" w:type="dxa"/>
-            <w:noWrap/>
-            <w:vAlign w:val="center"/>
-          </w:tcPr>
-          <w:p>
-            <w:pPr>
-              <w:autoSpaceDE w:val="0"/>
-              <w:autoSpaceDN w:val="0"/>
-              <w:adjustRightInd w:val="0"/>
-              <w:jc w:val="center"/>
-              <w:rPr>
-                <w:rFonts w:hint="eastAsia" w:ascii="仿宋_GB2312" w:eastAsia="仿宋_GB2312" w:cs="AdobeSongStd-Light"/>
-                <w:color w:val="auto"/>
-                <w:kern w:val="0"/>
-                <w:szCs w:val="21"/>
-                <w:highlight w:val="none"/>
-                <w:lang w:eastAsia="zh-CN"/>
-              </w:rPr>
-            </w:pPr>
-            <w:r>
-              <w:rPr>
-                <w:rFonts w:hint="eastAsia" w:ascii="仿宋_GB2312" w:hAnsi="宋体" w:eastAsia="仿宋_GB2312" w:cs="宋体"/>
-                <w:color w:val="auto"/>
-                <w:kern w:val="0"/>
-                <w:szCs w:val="21"/>
-                <w:highlight w:val="none"/>
-                <w:lang w:eastAsia="zh-CN"/>
-              </w:rPr>
-              <w:t>☑</w:t>
-            </w:r>
-          </w:p>
-        </w:tc>
-        <w:tc>
-          <w:tcPr>
-            <w:tcW w:w="942" w:type="dxa"/>
-            <w:noWrap/>
-            <w:vAlign w:val="center"/>
-          </w:tcPr>
-          <w:p>
-            <w:pPr>
-              <w:autoSpaceDE w:val="0"/>
-              <w:autoSpaceDN w:val="0"/>
-              <w:adjustRightInd w:val="0"/>
-              <w:jc w:val="center"/>
-              <w:rPr>
-                <w:rFonts w:hint="eastAsia" w:ascii="仿宋_GB2312" w:eastAsia="仿宋_GB2312" w:cs="AdobeSongStd-Light"/>
-                <w:color w:val="auto"/>
-                <w:kern w:val="0"/>
-                <w:szCs w:val="21"/>
-                <w:highlight w:val="none"/>
-                <w:lang w:eastAsia="zh-CN"/>
-              </w:rPr>
-            </w:pPr>
-            <w:r>
-              <w:rPr>
-                <w:rFonts w:hint="eastAsia" w:ascii="仿宋_GB2312" w:hAnsi="宋体" w:eastAsia="仿宋_GB2312" w:cs="宋体"/>
-                <w:color w:val="auto"/>
-                <w:kern w:val="0"/>
-                <w:szCs w:val="21"/>
-                <w:highlight w:val="none"/>
-                <w:lang w:eastAsia="zh-CN"/>
-              </w:rPr>
-              <w:t>□</w:t>
-            </w:r>
-          </w:p>
-        </w:tc>
-      </w:tr>
-      <w:tr>
-        <w:tblPrEx>
-          <w:tblBorders>
-            <w:top w:val="single" w:color="auto" w:sz="4" w:space="0"/>
-            <w:left w:val="single" w:color="auto" w:sz="4" w:space="0"/>
-            <w:bottom w:val="single" w:color="auto" w:sz="4" w:space="0"/>
-            <w:right w:val="single" w:color="auto" w:sz="4" w:space="0"/>
-            <w:insideH w:val="single" w:color="auto" w:sz="4" w:space="0"/>
-            <w:insideV w:val="single" w:color="auto" w:sz="4" w:space="0"/>
-          </w:tblBorders>
-          <w:tblCellMar>
-            <w:top w:w="0" w:type="dxa"/>
-            <w:left w:w="108" w:type="dxa"/>
-            <w:bottom w:w="0" w:type="dxa"/>
-            <w:right w:w="108" w:type="dxa"/>
-          </w:tblCellMar>
-        </w:tblPrEx>
-        <w:trPr>
-          <w:trHeight w:val="383" w:hRule="atLeast"/>
-          <w:jc w:val="center"/>
-        </w:trPr>
-        <w:tc>
-          <w:tcPr>
-            <w:tcW w:w="710" w:type="dxa"/>
-            <w:vMerge w:val="continue"/>
-            <w:noWrap/>
-            <w:vAlign w:val="center"/>
-          </w:tcPr>
-          <w:p>
-            <w:pPr>
-              <w:autoSpaceDE w:val="0"/>
-              <w:autoSpaceDN w:val="0"/>
-              <w:adjustRightInd w:val="0"/>
-              <w:jc w:val="center"/>
-              <w:rPr>
-                <w:rFonts w:ascii="仿宋_GB2312" w:eastAsia="仿宋_GB2312" w:cs="AdobeSongStd-Light"/>
-                <w:color w:val="auto"/>
-                <w:kern w:val="0"/>
-                <w:szCs w:val="21"/>
-                <w:highlight w:val="none"/>
-              </w:rPr>
-            </w:pPr>
-          </w:p>
-        </w:tc>
-        <w:tc>
-          <w:tcPr>
-            <w:tcW w:w="7184" w:type="dxa"/>
-            <w:gridSpan w:val="6"/>
-            <w:noWrap/>
-            <w:vAlign w:val="center"/>
-          </w:tcPr>
-          <w:p>
-            <w:pPr>
-              <w:autoSpaceDE w:val="0"/>
-              <w:autoSpaceDN w:val="0"/>
-              <w:adjustRightInd w:val="0"/>
-              <w:rPr>
-                <w:rFonts w:hint="eastAsia" w:ascii="仿宋_GB2312" w:eastAsia="仿宋_GB2312"/>
-                <w:color w:val="auto"/>
-                <w:szCs w:val="21"/>
-                <w:highlight w:val="none"/>
-                <w:lang w:eastAsia="zh-CN"/>
-              </w:rPr>
-            </w:pPr>
-            <w:r>
-              <w:rPr>
-                <w:rFonts w:hint="eastAsia" w:ascii="仿宋_GB2312" w:hAnsi="仿宋" w:eastAsia="仿宋_GB2312" w:cs="宋体"/>
-                <w:color w:val="auto"/>
-                <w:szCs w:val="21"/>
-                <w:highlight w:val="none"/>
-                <w:lang w:val="en-US" w:eastAsia="zh-CN"/>
-              </w:rPr>
-              <w:t>4</w:t>
-            </w:r>
-            <w:r>
-              <w:rPr>
-                <w:rFonts w:ascii="仿宋_GB2312" w:hAnsi="仿宋" w:eastAsia="仿宋_GB2312" w:cs="宋体"/>
-                <w:color w:val="auto"/>
-                <w:szCs w:val="21"/>
-                <w:highlight w:val="none"/>
-              </w:rPr>
-              <w:t>.</w:t>
-            </w:r>
-            <w:r>
-              <w:rPr>
-                <w:rFonts w:hint="eastAsia" w:ascii="仿宋_GB2312" w:eastAsia="仿宋_GB2312"/>
-                <w:color w:val="auto"/>
-                <w:szCs w:val="21"/>
-                <w:highlight w:val="none"/>
-              </w:rPr>
-              <w:t>未有“进入清算程序，或被宣告破产，或其他丧失履约能力情形”的情况</w:t>
-            </w:r>
-            <w:r>
-              <w:rPr>
-                <w:rFonts w:hint="eastAsia" w:ascii="仿宋_GB2312" w:eastAsia="仿宋_GB2312"/>
-                <w:color w:val="auto"/>
-                <w:szCs w:val="21"/>
-                <w:highlight w:val="none"/>
-                <w:lang w:eastAsia="zh-CN"/>
-              </w:rPr>
-              <w:t>。</w:t>
-            </w:r>
-            <w:r>
-              <w:rPr>
-                <w:rFonts w:hint="eastAsia" w:ascii="仿宋_GB2312" w:eastAsia="仿宋_GB2312"/>
-                <w:color w:val="auto"/>
-                <w:szCs w:val="21"/>
-                <w:highlight w:val="none"/>
-                <w:lang w:val="en-US" w:eastAsia="zh-CN"/>
-              </w:rPr>
-              <w:t>(提供承诺函)</w:t>
-            </w:r>
-          </w:p>
-        </w:tc>
-        <w:tc>
-          <w:tcPr>
-            <w:tcW w:w="823" w:type="dxa"/>
-            <w:noWrap/>
-            <w:vAlign w:val="center"/>
-          </w:tcPr>
-          <w:p>
-            <w:pPr>
-              <w:autoSpaceDE w:val="0"/>
-              <w:autoSpaceDN w:val="0"/>
-              <w:adjustRightInd w:val="0"/>
-              <w:jc w:val="center"/>
-              <w:rPr>
-                <w:rFonts w:hint="eastAsia" w:ascii="仿宋_GB2312" w:eastAsia="仿宋_GB2312" w:cs="AdobeSongStd-Light"/>
-                <w:color w:val="auto"/>
-                <w:kern w:val="0"/>
-                <w:szCs w:val="21"/>
-                <w:highlight w:val="none"/>
-                <w:lang w:eastAsia="zh-CN"/>
-              </w:rPr>
-            </w:pPr>
-            <w:r>
-              <w:rPr>
-                <w:rFonts w:hint="eastAsia" w:ascii="仿宋_GB2312" w:hAnsi="宋体" w:eastAsia="仿宋_GB2312" w:cs="宋体"/>
-                <w:color w:val="auto"/>
-                <w:kern w:val="0"/>
-                <w:szCs w:val="21"/>
-                <w:highlight w:val="none"/>
-                <w:lang w:eastAsia="zh-CN"/>
-              </w:rPr>
-              <w:t>☑</w:t>
-            </w:r>
-          </w:p>
-        </w:tc>
-        <w:tc>
-          <w:tcPr>
-            <w:tcW w:w="942" w:type="dxa"/>
-            <w:noWrap/>
-            <w:vAlign w:val="center"/>
-          </w:tcPr>
-          <w:p>
-            <w:pPr>
-              <w:autoSpaceDE w:val="0"/>
-              <w:autoSpaceDN w:val="0"/>
-              <w:adjustRightInd w:val="0"/>
-              <w:jc w:val="center"/>
-              <w:rPr>
-                <w:rFonts w:ascii="仿宋_GB2312" w:eastAsia="仿宋_GB2312" w:cs="AdobeSongStd-Light"/>
-                <w:color w:val="auto"/>
-                <w:kern w:val="0"/>
-                <w:szCs w:val="21"/>
-                <w:highlight w:val="none"/>
-              </w:rPr>
-            </w:pPr>
-            <w:r>
-              <w:rPr>
-                <w:rFonts w:hint="eastAsia" w:ascii="仿宋_GB2312" w:hAnsi="宋体" w:eastAsia="仿宋_GB2312" w:cs="宋体"/>
-                <w:color w:val="auto"/>
-                <w:kern w:val="0"/>
-                <w:szCs w:val="21"/>
-                <w:highlight w:val="none"/>
-              </w:rPr>
-              <w:t>□</w:t>
-            </w:r>
-          </w:p>
-        </w:tc>
-      </w:tr>
-      <w:tr>
-        <w:tblPrEx>
-          <w:tblBorders>
-            <w:top w:val="single" w:color="auto" w:sz="4" w:space="0"/>
-            <w:left w:val="single" w:color="auto" w:sz="4" w:space="0"/>
-            <w:bottom w:val="single" w:color="auto" w:sz="4" w:space="0"/>
-            <w:right w:val="single" w:color="auto" w:sz="4" w:space="0"/>
-            <w:insideH w:val="single" w:color="auto" w:sz="4" w:space="0"/>
-            <w:insideV w:val="single" w:color="auto" w:sz="4" w:space="0"/>
-          </w:tblBorders>
-          <w:tblCellMar>
-            <w:top w:w="0" w:type="dxa"/>
-            <w:left w:w="108" w:type="dxa"/>
-            <w:bottom w:w="0" w:type="dxa"/>
-            <w:right w:w="108" w:type="dxa"/>
-          </w:tblCellMar>
-        </w:tblPrEx>
-        <w:trPr>
-          <w:trHeight w:val="383" w:hRule="atLeast"/>
-          <w:jc w:val="center"/>
-        </w:trPr>
-        <w:tc>
-          <w:tcPr>
-            <w:tcW w:w="710" w:type="dxa"/>
-            <w:vMerge w:val="continue"/>
-            <w:noWrap/>
-            <w:vAlign w:val="center"/>
-          </w:tcPr>
-          <w:p>
-            <w:pPr>
-              <w:autoSpaceDE w:val="0"/>
-              <w:autoSpaceDN w:val="0"/>
-              <w:adjustRightInd w:val="0"/>
-              <w:jc w:val="center"/>
-              <w:rPr>
-                <w:rFonts w:ascii="仿宋_GB2312" w:eastAsia="仿宋_GB2312" w:cs="AdobeSongStd-Light"/>
-                <w:color w:val="auto"/>
-                <w:kern w:val="0"/>
-                <w:szCs w:val="21"/>
-                <w:highlight w:val="none"/>
-              </w:rPr>
-            </w:pPr>
-          </w:p>
-        </w:tc>
-        <w:tc>
-          <w:tcPr>
-            <w:tcW w:w="7184" w:type="dxa"/>
-            <w:gridSpan w:val="6"/>
-            <w:noWrap/>
-            <w:vAlign w:val="center"/>
-          </w:tcPr>
-          <w:p>
-            <w:pPr>
-              <w:autoSpaceDE w:val="0"/>
-              <w:autoSpaceDN w:val="0"/>
-              <w:adjustRightInd w:val="0"/>
-              <w:rPr>
-                <w:rFonts w:hint="eastAsia" w:ascii="仿宋_GB2312" w:hAnsi="仿宋" w:eastAsia="仿宋_GB2312" w:cs="宋体"/>
-                <w:color w:val="auto"/>
-                <w:szCs w:val="21"/>
-                <w:highlight w:val="none"/>
-                <w:lang w:val="en-US" w:eastAsia="zh-CN"/>
-              </w:rPr>
-            </w:pPr>
-            <w:r>
-              <w:rPr>
-                <w:rFonts w:hint="eastAsia" w:ascii="仿宋_GB2312" w:eastAsia="仿宋_GB2312"/>
-                <w:color w:val="auto"/>
-                <w:szCs w:val="21"/>
-                <w:highlight w:val="none"/>
-                <w:lang w:val="en-US" w:eastAsia="zh-CN"/>
-              </w:rPr>
-              <w:t>5.</w:t>
-            </w:r>
-            <w:r>
-              <w:rPr>
-                <w:rFonts w:hint="eastAsia" w:ascii="仿宋_GB2312" w:hAnsi="Times New Roman" w:eastAsia="仿宋_GB2312" w:cs="Times New Roman"/>
-                <w:color w:val="auto"/>
-                <w:sz w:val="21"/>
-                <w:szCs w:val="21"/>
-                <w:highlight w:val="none"/>
-                <w:lang w:val="en-US" w:eastAsia="zh-CN"/>
-              </w:rPr>
-              <w:t>未发生影响和损害企业信誉事件</w:t>
-            </w:r>
-            <w:r>
-              <w:rPr>
-                <w:rFonts w:hint="eastAsia" w:ascii="仿宋_GB2312" w:eastAsia="仿宋_GB2312"/>
-                <w:color w:val="auto"/>
-                <w:sz w:val="21"/>
-                <w:szCs w:val="21"/>
-                <w:highlight w:val="none"/>
-                <w:lang w:val="en-US" w:eastAsia="zh-CN"/>
-              </w:rPr>
-              <w:t>(提供承诺函)</w:t>
-            </w:r>
-          </w:p>
-        </w:tc>
-        <w:tc>
-          <w:tcPr>
-            <w:tcW w:w="823" w:type="dxa"/>
-            <w:noWrap/>
-            <w:vAlign w:val="center"/>
-          </w:tcPr>
-          <w:p>
-            <w:pPr>
-              <w:autoSpaceDE w:val="0"/>
-              <w:autoSpaceDN w:val="0"/>
-              <w:adjustRightInd w:val="0"/>
-              <w:jc w:val="center"/>
-              <w:rPr>
-                <w:rFonts w:hint="eastAsia" w:ascii="仿宋_GB2312" w:hAnsi="Calibri" w:eastAsia="仿宋_GB2312" w:cs="AdobeSongStd-Light"/>
-                <w:color w:val="auto"/>
-                <w:kern w:val="0"/>
-                <w:sz w:val="21"/>
-                <w:szCs w:val="21"/>
-                <w:highlight w:val="none"/>
-                <w:lang w:val="en-US" w:eastAsia="zh-CN" w:bidi="ar-SA"/>
-              </w:rPr>
-            </w:pPr>
-            <w:r>
-              <w:rPr>
-                <w:rFonts w:hint="eastAsia" w:ascii="仿宋_GB2312" w:hAnsi="宋体" w:eastAsia="仿宋_GB2312" w:cs="宋体"/>
-                <w:color w:val="auto"/>
-                <w:kern w:val="0"/>
-                <w:szCs w:val="21"/>
-                <w:highlight w:val="none"/>
-                <w:lang w:eastAsia="zh-CN"/>
-              </w:rPr>
-              <w:t>☑</w:t>
-            </w:r>
-          </w:p>
-        </w:tc>
-        <w:tc>
-          <w:tcPr>
-            <w:tcW w:w="942" w:type="dxa"/>
-            <w:noWrap/>
-            <w:vAlign w:val="center"/>
-          </w:tcPr>
-          <w:p>
-            <w:pPr>
-              <w:autoSpaceDE w:val="0"/>
-              <w:autoSpaceDN w:val="0"/>
-              <w:adjustRightInd w:val="0"/>
-              <w:jc w:val="center"/>
-              <w:rPr>
-                <w:rFonts w:hint="eastAsia" w:ascii="仿宋_GB2312" w:hAnsi="Calibri" w:eastAsia="仿宋_GB2312" w:cs="AdobeSongStd-Light"/>
-                <w:color w:val="auto"/>
-                <w:kern w:val="0"/>
-                <w:sz w:val="21"/>
-                <w:szCs w:val="21"/>
-                <w:highlight w:val="none"/>
-                <w:lang w:val="en-US" w:eastAsia="zh-CN" w:bidi="ar-SA"/>
-              </w:rPr>
-            </w:pPr>
-            <w:r>
-              <w:rPr>
-                <w:rFonts w:hint="eastAsia" w:ascii="仿宋_GB2312" w:hAnsi="宋体" w:eastAsia="仿宋_GB2312" w:cs="宋体"/>
-                <w:color w:val="auto"/>
-                <w:kern w:val="0"/>
-                <w:szCs w:val="21"/>
-                <w:highlight w:val="none"/>
-              </w:rPr>
-              <w:t>□</w:t>
-            </w:r>
-          </w:p>
-        </w:tc>
-      </w:tr>
-      <w:tr>
-        <w:tblPrEx>
-          <w:tblBorders>
-            <w:top w:val="single" w:color="auto" w:sz="4" w:space="0"/>
-            <w:left w:val="single" w:color="auto" w:sz="4" w:space="0"/>
-            <w:bottom w:val="single" w:color="auto" w:sz="4" w:space="0"/>
-            <w:right w:val="single" w:color="auto" w:sz="4" w:space="0"/>
-            <w:insideH w:val="single" w:color="auto" w:sz="4" w:space="0"/>
-            <w:insideV w:val="single" w:color="auto" w:sz="4" w:space="0"/>
-          </w:tblBorders>
-          <w:tblCellMar>
-            <w:top w:w="0" w:type="dxa"/>
-            <w:left w:w="108" w:type="dxa"/>
-            <w:bottom w:w="0" w:type="dxa"/>
-            <w:right w:w="108" w:type="dxa"/>
-          </w:tblCellMar>
-        </w:tblPrEx>
-        <w:trPr>
-          <w:trHeight w:val="426" w:hRule="atLeast"/>
-          <w:jc w:val="center"/>
-        </w:trPr>
-        <w:tc>
-          <w:tcPr>
-            <w:tcW w:w="710" w:type="dxa"/>
-            <w:vMerge w:val="continue"/>
-            <w:noWrap/>
-            <w:vAlign w:val="center"/>
-          </w:tcPr>
-          <w:p>
-            <w:pPr>
-              <w:autoSpaceDE w:val="0"/>
-              <w:autoSpaceDN w:val="0"/>
-              <w:adjustRightInd w:val="0"/>
-              <w:jc w:val="center"/>
-              <w:rPr>
-                <w:rFonts w:ascii="仿宋_GB2312" w:eastAsia="仿宋_GB2312" w:cs="AdobeSongStd-Light"/>
-                <w:color w:val="auto"/>
-                <w:kern w:val="0"/>
-                <w:szCs w:val="21"/>
-                <w:highlight w:val="none"/>
-              </w:rPr>
-            </w:pPr>
-          </w:p>
-        </w:tc>
-        <w:tc>
-          <w:tcPr>
-            <w:tcW w:w="7184" w:type="dxa"/>
-            <w:gridSpan w:val="6"/>
-            <w:noWrap/>
-            <w:vAlign w:val="center"/>
-          </w:tcPr>
-          <w:p>
-            <w:pPr>
-              <w:autoSpaceDE w:val="0"/>
-              <w:autoSpaceDN w:val="0"/>
-              <w:adjustRightInd w:val="0"/>
-              <w:rPr>
-                <w:rFonts w:hint="eastAsia" w:ascii="仿宋_GB2312" w:eastAsia="仿宋_GB2312" w:cs="AdobeSongStd-Light"/>
-                <w:color w:val="auto"/>
-                <w:kern w:val="0"/>
-                <w:szCs w:val="21"/>
-                <w:highlight w:val="none"/>
-                <w:lang w:eastAsia="zh-CN"/>
-              </w:rPr>
-            </w:pPr>
-            <w:r>
-              <w:rPr>
-                <w:rFonts w:hint="eastAsia" w:ascii="仿宋_GB2312" w:eastAsia="仿宋_GB2312"/>
-                <w:color w:val="auto"/>
-                <w:szCs w:val="21"/>
-                <w:highlight w:val="none"/>
-                <w:lang w:val="en-US" w:eastAsia="zh-CN"/>
-              </w:rPr>
-              <w:t>其他：</w:t>
-            </w:r>
-          </w:p>
-        </w:tc>
-        <w:tc>
-          <w:tcPr>
-            <w:tcW w:w="823" w:type="dxa"/>
-            <w:noWrap/>
-            <w:vAlign w:val="center"/>
-          </w:tcPr>
-          <w:p>
-            <w:pPr>
-              <w:autoSpaceDE w:val="0"/>
-              <w:autoSpaceDN w:val="0"/>
-              <w:adjustRightInd w:val="0"/>
-              <w:jc w:val="center"/>
-              <w:rPr>
-                <w:rFonts w:ascii="仿宋_GB2312" w:eastAsia="仿宋_GB2312" w:cs="AdobeSongStd-Light"/>
-                <w:color w:val="auto"/>
-                <w:kern w:val="0"/>
-                <w:szCs w:val="21"/>
-                <w:highlight w:val="none"/>
-              </w:rPr>
-            </w:pPr>
-            <w:r>
-              <w:rPr>
-                <w:rFonts w:hint="eastAsia" w:ascii="仿宋_GB2312" w:hAnsi="宋体" w:eastAsia="仿宋_GB2312" w:cs="宋体"/>
-                <w:color w:val="auto"/>
-                <w:kern w:val="0"/>
-                <w:szCs w:val="21"/>
-                <w:highlight w:val="none"/>
-              </w:rPr>
-              <w:t>□</w:t>
-            </w:r>
-          </w:p>
-        </w:tc>
-        <w:tc>
-          <w:tcPr>
-            <w:tcW w:w="942" w:type="dxa"/>
-            <w:noWrap/>
-            <w:vAlign w:val="center"/>
-          </w:tcPr>
-          <w:p>
-            <w:pPr>
-              <w:autoSpaceDE w:val="0"/>
-              <w:autoSpaceDN w:val="0"/>
-              <w:adjustRightInd w:val="0"/>
-              <w:jc w:val="center"/>
-              <w:rPr>
-                <w:rFonts w:ascii="仿宋_GB2312" w:eastAsia="仿宋_GB2312" w:cs="AdobeSongStd-Light"/>
-                <w:color w:val="auto"/>
-                <w:kern w:val="0"/>
-                <w:szCs w:val="21"/>
-                <w:highlight w:val="none"/>
-              </w:rPr>
-            </w:pPr>
-            <w:r>
-              <w:rPr>
-                <w:rFonts w:hint="eastAsia" w:ascii="仿宋_GB2312" w:hAnsi="宋体" w:eastAsia="仿宋_GB2312" w:cs="宋体"/>
-                <w:color w:val="auto"/>
-                <w:kern w:val="0"/>
-                <w:szCs w:val="21"/>
-                <w:highlight w:val="none"/>
-              </w:rPr>
-              <w:t>□</w:t>
-            </w:r>
-          </w:p>
-        </w:tc>
-      </w:tr>
-      <w:tr>
-        <w:tblPrEx>
-          <w:tblBorders>
-            <w:top w:val="single" w:color="auto" w:sz="4" w:space="0"/>
-            <w:left w:val="single" w:color="auto" w:sz="4" w:space="0"/>
-            <w:bottom w:val="single" w:color="auto" w:sz="4" w:space="0"/>
-            <w:right w:val="single" w:color="auto" w:sz="4" w:space="0"/>
-            <w:insideH w:val="single" w:color="auto" w:sz="4" w:space="0"/>
-            <w:insideV w:val="single" w:color="auto" w:sz="4" w:space="0"/>
-          </w:tblBorders>
-          <w:tblCellMar>
-            <w:top w:w="0" w:type="dxa"/>
-            <w:left w:w="108" w:type="dxa"/>
-            <w:bottom w:w="0" w:type="dxa"/>
-            <w:right w:w="108" w:type="dxa"/>
-          </w:tblCellMar>
-        </w:tblPrEx>
-        <w:trPr>
-          <w:cantSplit/>
-          <w:trHeight w:val="1973" w:hRule="atLeast"/>
-          <w:jc w:val="center"/>
-        </w:trPr>
-        <w:tc>
-          <w:tcPr>
-            <w:tcW w:w="1549" w:type="dxa"/>
-            <w:gridSpan w:val="2"/>
-            <w:noWrap/>
-            <w:vAlign w:val="center"/>
-          </w:tcPr>
-          <w:p>
-            <w:pPr>
-              <w:jc w:val="center"/>
-              <w:rPr>
-                <w:rFonts w:ascii="仿宋_GB2312" w:hAnsi="Times New Roman" w:eastAsia="仿宋_GB2312"/>
-                <w:color w:val="auto"/>
-                <w:szCs w:val="21"/>
-                <w:highlight w:val="none"/>
-              </w:rPr>
-            </w:pPr>
-            <w:r>
-              <w:rPr>
-                <w:rFonts w:hint="eastAsia" w:ascii="仿宋_GB2312" w:hAnsi="Times New Roman" w:eastAsia="仿宋_GB2312"/>
-                <w:color w:val="auto"/>
-                <w:szCs w:val="21"/>
-                <w:highlight w:val="none"/>
-              </w:rPr>
-              <w:t>评审小组</w:t>
-            </w:r>
-          </w:p>
-        </w:tc>
-        <w:tc>
-          <w:tcPr>
-            <w:tcW w:w="8110" w:type="dxa"/>
-            <w:gridSpan w:val="7"/>
-            <w:noWrap/>
-            <w:vAlign w:val="top"/>
-          </w:tcPr>
-          <w:p>
-            <w:pPr>
-              <w:autoSpaceDE w:val="0"/>
-              <w:autoSpaceDN w:val="0"/>
-              <w:adjustRightInd w:val="0"/>
-              <w:jc w:val="left"/>
-              <w:rPr>
-                <w:rFonts w:ascii="仿宋_GB2312" w:hAnsi="宋体" w:eastAsia="仿宋_GB2312" w:cs="宋体"/>
-                <w:color w:val="auto"/>
-                <w:kern w:val="0"/>
-                <w:szCs w:val="21"/>
-                <w:highlight w:val="none"/>
-              </w:rPr>
-            </w:pPr>
-            <w:r>
-              <w:rPr>
-                <w:rFonts w:hint="eastAsia" w:ascii="仿宋_GB2312" w:hAnsi="宋体" w:eastAsia="仿宋_GB2312" w:cs="宋体"/>
-                <w:color w:val="auto"/>
-                <w:kern w:val="0"/>
-                <w:szCs w:val="21"/>
-                <w:highlight w:val="none"/>
-              </w:rPr>
-              <w:t>通过</w:t>
-            </w:r>
-            <w:r>
-              <w:rPr>
-                <w:rFonts w:hint="eastAsia" w:ascii="仿宋_GB2312" w:hAnsi="宋体" w:eastAsia="仿宋_GB2312" w:cs="宋体"/>
-                <w:color w:val="auto"/>
-                <w:kern w:val="0"/>
-                <w:szCs w:val="21"/>
-                <w:highlight w:val="none"/>
-                <w:lang w:eastAsia="zh-CN"/>
-              </w:rPr>
-              <w:t>☑</w:t>
-            </w:r>
-            <w:r>
-              <w:rPr>
-                <w:rFonts w:ascii="仿宋_GB2312" w:hAnsi="宋体" w:eastAsia="仿宋_GB2312" w:cs="宋体"/>
-                <w:color w:val="auto"/>
-                <w:kern w:val="0"/>
-                <w:szCs w:val="21"/>
-                <w:highlight w:val="none"/>
-              </w:rPr>
-              <w:t xml:space="preserve">       不通过□</w:t>
-            </w:r>
-          </w:p>
-          <w:p>
-            <w:pPr>
-              <w:autoSpaceDE w:val="0"/>
-              <w:autoSpaceDN w:val="0"/>
-              <w:adjustRightInd w:val="0"/>
-              <w:jc w:val="left"/>
-              <w:rPr>
-                <w:rFonts w:ascii="仿宋_GB2312" w:hAnsi="宋体" w:eastAsia="仿宋_GB2312" w:cs="宋体"/>
-                <w:color w:val="auto"/>
-                <w:kern w:val="0"/>
-                <w:szCs w:val="21"/>
-                <w:highlight w:val="none"/>
-              </w:rPr>
-            </w:pPr>
-          </w:p>
-          <w:p>
-            <w:pPr>
-              <w:jc w:val="left"/>
-              <w:rPr>
-                <w:rFonts w:ascii="仿宋_GB2312" w:hAnsi="宋体" w:eastAsia="仿宋_GB2312" w:cs="宋体"/>
-                <w:color w:val="auto"/>
-                <w:kern w:val="0"/>
-                <w:szCs w:val="21"/>
-                <w:highlight w:val="none"/>
-              </w:rPr>
-            </w:pPr>
-          </w:p>
-          <w:p>
-            <w:pPr>
-              <w:jc w:val="left"/>
-              <w:rPr>
-                <w:rFonts w:ascii="仿宋_GB2312" w:hAnsi="宋体" w:eastAsia="仿宋_GB2312" w:cs="宋体"/>
-                <w:color w:val="auto"/>
-                <w:kern w:val="0"/>
-                <w:szCs w:val="21"/>
-                <w:highlight w:val="none"/>
-              </w:rPr>
-            </w:pPr>
-            <w:r>
-              <w:rPr>
-                <w:rFonts w:hint="eastAsia" w:ascii="仿宋_GB2312" w:hAnsi="Times New Roman" w:eastAsia="仿宋_GB2312"/>
-                <w:color w:val="auto"/>
-                <w:szCs w:val="21"/>
-                <w:highlight w:val="none"/>
-              </w:rPr>
-              <w:t>评审小组</w:t>
-            </w:r>
-            <w:r>
-              <w:rPr>
-                <w:rFonts w:hint="eastAsia" w:ascii="仿宋_GB2312" w:hAnsi="宋体" w:eastAsia="仿宋_GB2312" w:cs="宋体"/>
-                <w:color w:val="auto"/>
-                <w:kern w:val="0"/>
-                <w:szCs w:val="21"/>
-                <w:highlight w:val="none"/>
-              </w:rPr>
-              <w:t>签名：</w:t>
-            </w:r>
-          </w:p>
-          <w:p>
-            <w:pPr>
-              <w:jc w:val="left"/>
-              <w:rPr>
-                <w:rFonts w:ascii="仿宋_GB2312" w:hAnsi="宋体" w:eastAsia="仿宋_GB2312" w:cs="宋体"/>
-                <w:color w:val="auto"/>
-                <w:kern w:val="0"/>
-                <w:szCs w:val="21"/>
-                <w:highlight w:val="none"/>
-              </w:rPr>
-            </w:pPr>
-            <w:r>
-              <w:rPr>
-                <w:rFonts w:ascii="仿宋_GB2312" w:hAnsi="宋体" w:eastAsia="仿宋_GB2312" w:cs="宋体"/>
-                <w:color w:val="auto"/>
-                <w:kern w:val="0"/>
-                <w:szCs w:val="21"/>
-                <w:highlight w:val="none"/>
-              </w:rPr>
-              <w:t xml:space="preserve"> </w:t>
-            </w:r>
-          </w:p>
-          <w:p>
-            <w:pPr>
-              <w:jc w:val="left"/>
-              <w:rPr>
-                <w:rFonts w:ascii="仿宋_GB2312" w:hAnsi="宋体" w:eastAsia="仿宋_GB2312" w:cs="宋体"/>
-                <w:color w:val="auto"/>
-                <w:kern w:val="0"/>
-                <w:szCs w:val="21"/>
-                <w:highlight w:val="none"/>
-              </w:rPr>
-            </w:pPr>
-          </w:p>
-          <w:p>
-            <w:pPr>
-              <w:jc w:val="left"/>
-              <w:rPr>
-                <w:rFonts w:ascii="仿宋_GB2312" w:hAnsi="仿宋_GB2312" w:eastAsia="仿宋_GB2312" w:cs="仿宋_GB2312"/>
-                <w:color w:val="auto"/>
-                <w:szCs w:val="21"/>
-                <w:highlight w:val="none"/>
-              </w:rPr>
-            </w:pPr>
-            <w:r>
-              <w:rPr>
-                <w:rFonts w:ascii="仿宋_GB2312" w:hAnsi="宋体" w:eastAsia="仿宋_GB2312" w:cs="宋体"/>
-                <w:color w:val="auto"/>
-                <w:kern w:val="0"/>
-                <w:szCs w:val="21"/>
-                <w:highlight w:val="none"/>
-              </w:rPr>
-              <w:t>日期：</w:t>
-            </w:r>
-          </w:p>
-        </w:tc>
-      </w:tr>
-    </w:tbl>
-    <w:p>
-      <w:pPr>
-        <w:rPr>
-          <w:rFonts w:hint="eastAsia" w:ascii="仿宋_GB2312" w:hAnsi="仿宋_GB2312" w:eastAsia="仿宋_GB2312" w:cs="仿宋_GB2312"/>
-          <w:color w:val="auto"/>
-          <w:szCs w:val="21"/>
-          <w:highlight w:val="none"/>
-        </w:rPr>
-      </w:pPr>
-      <w:r>
-        <w:rPr>
-          <w:rFonts w:hint="eastAsia" w:ascii="仿宋_GB2312" w:hAnsi="仿宋_GB2312" w:eastAsia="仿宋_GB2312" w:cs="仿宋_GB2312"/>
-          <w:color w:val="auto"/>
-          <w:szCs w:val="21"/>
-          <w:highlight w:val="none"/>
-        </w:rPr>
-        <w:t>注：本表为参考格式，可根据不同供应商类型调整核查项目具体内容。</w:t>
-      </w:r>
-    </w:p>
-    <w:p>
-      <w:pPr>
-        <w:rPr>
-          <w:rFonts w:hint="eastAsia" w:ascii="仿宋_GB2312" w:hAnsi="仿宋_GB2312" w:eastAsia="仿宋_GB2312" w:cs="仿宋_GB2312"/>
-          <w:color w:val="auto"/>
-          <w:szCs w:val="21"/>
-          <w:highlight w:val="none"/>
-        </w:rPr>
-      </w:pPr>
-    </w:p>
-    <w:p>
-      <w:pPr>
-        <w:rPr>
-          <w:rFonts w:hint="eastAsia" w:ascii="仿宋_GB2312" w:hAnsi="仿宋_GB2312" w:eastAsia="仿宋_GB2312" w:cs="仿宋_GB2312"/>
-          <w:color w:val="auto"/>
-          <w:szCs w:val="21"/>
-          <w:highlight w:val="none"/>
-        </w:rPr>
-      </w:pPr>
-    </w:p>
-    <w:p>
-      <w:pPr>
-        <w:rPr>
-          <w:rFonts w:hint="eastAsia" w:ascii="仿宋_GB2312" w:hAnsi="仿宋_GB2312" w:eastAsia="仿宋_GB2312" w:cs="仿宋_GB2312"/>
-          <w:color w:val="auto"/>
-          <w:szCs w:val="21"/>
-          <w:highlight w:val="none"/>
-        </w:rPr>
-      </w:pPr>
-    </w:p>
-    <w:p>
-      <w:pPr>
-        <w:rPr>
-          <w:rFonts w:hint="eastAsia" w:ascii="仿宋_GB2312" w:hAnsi="仿宋_GB2312" w:eastAsia="仿宋_GB2312" w:cs="仿宋_GB2312"/>
-          <w:color w:val="auto"/>
-          <w:szCs w:val="21"/>
-          <w:highlight w:val="none"/>
-        </w:rPr>
-      </w:pPr>
-    </w:p>
-    <w:p>
-      <w:pPr>
-        <w:rPr>
-          <w:rFonts w:hint="eastAsia" w:ascii="仿宋_GB2312" w:hAnsi="仿宋_GB2312" w:eastAsia="仿宋_GB2312" w:cs="仿宋_GB2312"/>
-          <w:color w:val="auto"/>
-          <w:szCs w:val="21"/>
-          <w:highlight w:val="none"/>
-        </w:rPr>
-      </w:pPr>
-    </w:p>
-    <w:p>
-      <w:pPr>
-        <w:keepNext w:val="0"/>
-        <w:keepLines w:val="0"/>
-        <w:pageBreakBefore w:val="0"/>
-        <w:widowControl/>
-        <w:kinsoku/>
-        <w:wordWrap/>
-        <w:overflowPunct/>
-        <w:topLinePunct w:val="0"/>
-        <w:autoSpaceDE/>
-        <w:autoSpaceDN/>
-        <w:bidi w:val="0"/>
-        <w:adjustRightInd/>
-        <w:snapToGrid/>
-        <w:spacing w:line="560" w:lineRule="exact"/>
-        <w:jc w:val="center"/>
-        <w:textAlignment w:val="auto"/>
-        <w:rPr>
-          <w:rFonts w:hint="eastAsia" w:ascii="方正小标宋简体" w:hAnsi="方正小标宋简体" w:eastAsia="方正小标宋简体" w:cs="方正小标宋简体"/>
-          <w:bCs/>
-          <w:color w:val="auto"/>
-          <w:kern w:val="0"/>
-          <w:sz w:val="44"/>
-          <w:szCs w:val="44"/>
-          <w:highlight w:val="none"/>
-          <w:lang w:val="en-US" w:eastAsia="zh-CN"/>
-        </w:rPr>
-      </w:pPr>
-      <w:r>
-        <w:rPr>
-          <w:rFonts w:hint="eastAsia" w:ascii="方正小标宋简体" w:hAnsi="方正小标宋简体" w:eastAsia="方正小标宋简体" w:cs="方正小标宋简体"/>
-          <w:bCs/>
-          <w:color w:val="auto"/>
-          <w:kern w:val="0"/>
-          <w:sz w:val="44"/>
-          <w:szCs w:val="44"/>
-          <w:highlight w:val="none"/>
-          <w:lang w:val="en-US" w:eastAsia="zh-CN"/>
-        </w:rPr>
-        <w:t>广州自来水专业建安有限公司</w:t>
-      </w:r>
-    </w:p>
-    <w:p>
-      <w:pPr>
-        <w:keepNext w:val="0"/>
-        <w:keepLines w:val="0"/>
-        <w:pageBreakBefore w:val="0"/>
-        <w:widowControl/>
-        <w:kinsoku/>
-        <w:wordWrap/>
-        <w:overflowPunct/>
-        <w:topLinePunct w:val="0"/>
-        <w:autoSpaceDE/>
-        <w:autoSpaceDN/>
-        <w:bidi w:val="0"/>
-        <w:adjustRightInd/>
-        <w:snapToGrid/>
-        <w:spacing w:line="560" w:lineRule="exact"/>
-        <w:jc w:val="center"/>
-        <w:textAlignment w:val="auto"/>
-        <w:rPr>
-          <w:rFonts w:hint="eastAsia" w:ascii="仿宋_GB2312" w:hAnsi="仿宋_GB2312" w:eastAsia="仿宋_GB2312" w:cs="仿宋_GB2312"/>
-          <w:bCs/>
-          <w:color w:val="auto"/>
-          <w:kern w:val="0"/>
-          <w:sz w:val="32"/>
-          <w:szCs w:val="32"/>
-          <w:highlight w:val="none"/>
-          <w:lang w:val="en-US" w:eastAsia="zh-CN"/>
-        </w:rPr>
-      </w:pPr>
-      <w:r>
-        <w:rPr>
-          <w:rFonts w:hint="eastAsia" w:ascii="方正小标宋简体" w:hAnsi="方正小标宋简体" w:eastAsia="方正小标宋简体" w:cs="方正小标宋简体"/>
-          <w:bCs/>
-          <w:color w:val="auto"/>
-          <w:kern w:val="0"/>
-          <w:sz w:val="44"/>
-          <w:szCs w:val="44"/>
-          <w:highlight w:val="none"/>
-          <w:lang w:val="en-US" w:eastAsia="zh-CN"/>
-        </w:rPr>
-        <w:t>供应商资格审核表</w:t>
-      </w:r>
-    </w:p>
-    <w:tbl>
-      <w:tblPr>
-        <w:tblStyle w:val="3"/>
-        <w:tblW w:w="9659" w:type="dxa"/>
-        <w:jc w:val="center"/>
-        <w:tblBorders>
-          <w:top w:val="single" w:color="auto" w:sz="4" w:space="0"/>
-          <w:left w:val="single" w:color="auto" w:sz="4" w:space="0"/>
-          <w:bottom w:val="single" w:color="auto" w:sz="4" w:space="0"/>
-          <w:right w:val="single" w:color="auto" w:sz="4" w:space="0"/>
-          <w:insideH w:val="single" w:color="auto" w:sz="4" w:space="0"/>
-          <w:insideV w:val="single" w:color="auto" w:sz="4" w:space="0"/>
-        </w:tblBorders>
-        <w:tblLayout w:type="fixed"/>
-        <w:tblCellMar>
-          <w:top w:w="0" w:type="dxa"/>
-          <w:left w:w="108" w:type="dxa"/>
-          <w:bottom w:w="0" w:type="dxa"/>
-          <w:right w:w="108" w:type="dxa"/>
-        </w:tblCellMar>
-      </w:tblPr>
-      <w:tblGrid>
-        <w:gridCol w:w="710"/>
-        <w:gridCol w:w="839"/>
-        <w:gridCol w:w="238"/>
-        <w:gridCol w:w="3936"/>
-        <w:gridCol w:w="280"/>
-        <w:gridCol w:w="1032"/>
-        <w:gridCol w:w="859"/>
-        <w:gridCol w:w="823"/>
-        <w:gridCol w:w="942"/>
-      </w:tblGrid>
-      <w:tr>
-        <w:tblPrEx>
-          <w:tblBorders>
-            <w:top w:val="single" w:color="auto" w:sz="4" w:space="0"/>
-            <w:left w:val="single" w:color="auto" w:sz="4" w:space="0"/>
-            <w:bottom w:val="single" w:color="auto" w:sz="4" w:space="0"/>
-            <w:right w:val="single" w:color="auto" w:sz="4" w:space="0"/>
-            <w:insideH w:val="single" w:color="auto" w:sz="4" w:space="0"/>
-            <w:insideV w:val="single" w:color="auto" w:sz="4" w:space="0"/>
-          </w:tblBorders>
-          <w:tblCellMar>
-            <w:top w:w="0" w:type="dxa"/>
-            <w:left w:w="108" w:type="dxa"/>
-            <w:bottom w:w="0" w:type="dxa"/>
-            <w:right w:w="108" w:type="dxa"/>
-          </w:tblCellMar>
-        </w:tblPrEx>
-        <w:trPr>
-          <w:trHeight w:val="1486" w:hRule="atLeast"/>
-          <w:jc w:val="center"/>
-        </w:trPr>
-        <w:tc>
-          <w:tcPr>
-            <w:tcW w:w="1787" w:type="dxa"/>
-            <w:gridSpan w:val="3"/>
-            <w:noWrap/>
-            <w:vAlign w:val="center"/>
-          </w:tcPr>
-          <w:p>
-            <w:pPr>
-              <w:autoSpaceDE w:val="0"/>
-              <w:autoSpaceDN w:val="0"/>
-              <w:adjustRightInd w:val="0"/>
-              <w:jc w:val="center"/>
-              <w:rPr>
-                <w:rFonts w:ascii="仿宋_GB2312" w:eastAsia="仿宋_GB2312" w:cs="AdobeSongStd-Light"/>
-                <w:b/>
-                <w:color w:val="auto"/>
-                <w:kern w:val="0"/>
-                <w:sz w:val="24"/>
-                <w:highlight w:val="none"/>
-              </w:rPr>
-            </w:pPr>
-            <w:r>
-              <w:rPr>
-                <w:rFonts w:hint="eastAsia" w:ascii="仿宋_GB2312" w:eastAsia="仿宋_GB2312" w:cs="AdobeSongStd-Light"/>
-                <w:b/>
-                <w:color w:val="auto"/>
-                <w:kern w:val="0"/>
-                <w:sz w:val="24"/>
-                <w:highlight w:val="none"/>
-              </w:rPr>
-              <w:t>供应商名称</w:t>
-            </w:r>
-          </w:p>
-        </w:tc>
-        <w:tc>
-          <w:tcPr>
-            <w:tcW w:w="4216" w:type="dxa"/>
-            <w:gridSpan w:val="2"/>
-            <w:noWrap/>
-            <w:vAlign w:val="center"/>
-          </w:tcPr>
-          <w:p>
-            <w:pPr>
-              <w:autoSpaceDE w:val="0"/>
-              <w:autoSpaceDN w:val="0"/>
-              <w:adjustRightInd w:val="0"/>
-              <w:jc w:val="center"/>
-              <w:rPr>
-                <w:rFonts w:ascii="仿宋_GB2312" w:eastAsia="仿宋_GB2312" w:cs="AdobeSongStd-Light"/>
-                <w:b/>
-                <w:color w:val="auto"/>
-                <w:kern w:val="0"/>
-                <w:sz w:val="24"/>
-                <w:highlight w:val="none"/>
-              </w:rPr>
-            </w:pPr>
-            <w:r>
-              <w:rPr>
-                <w:rFonts w:hint="eastAsia" w:ascii="仿宋_GB2312" w:eastAsia="仿宋_GB2312" w:cs="AdobeSongStd-Light"/>
-                <w:b/>
-                <w:color w:val="auto"/>
-                <w:kern w:val="0"/>
-                <w:sz w:val="24"/>
-                <w:highlight w:val="none"/>
-                <w:lang w:val="en-US" w:eastAsia="zh-CN"/>
-              </w:rPr>
-              <w:t>{{gongyingshang5}}</w:t>
-            </w:r>
-          </w:p>
-        </w:tc>
-        <w:tc>
-          <w:tcPr>
-            <w:tcW w:w="1032" w:type="dxa"/>
-            <w:noWrap/>
-            <w:vAlign w:val="center"/>
-          </w:tcPr>
-          <w:p>
-            <w:pPr>
-              <w:autoSpaceDE w:val="0"/>
-              <w:autoSpaceDN w:val="0"/>
-              <w:adjustRightInd w:val="0"/>
-              <w:jc w:val="center"/>
-              <w:rPr>
-                <w:rFonts w:ascii="仿宋_GB2312" w:eastAsia="仿宋_GB2312" w:cs="AdobeSongStd-Light"/>
-                <w:b/>
-                <w:color w:val="auto"/>
-                <w:kern w:val="0"/>
-                <w:sz w:val="24"/>
-                <w:highlight w:val="none"/>
-              </w:rPr>
-            </w:pPr>
-            <w:r>
-              <w:rPr>
-                <w:rFonts w:hint="eastAsia" w:ascii="仿宋_GB2312" w:eastAsia="仿宋_GB2312" w:cs="AdobeSongStd-Light"/>
-                <w:b/>
-                <w:color w:val="auto"/>
-                <w:kern w:val="0"/>
-                <w:sz w:val="24"/>
-                <w:highlight w:val="none"/>
-              </w:rPr>
-              <w:t>类别</w:t>
-            </w:r>
-          </w:p>
-        </w:tc>
-        <w:tc>
-          <w:tcPr>
-            <w:tcW w:w="2624" w:type="dxa"/>
-            <w:gridSpan w:val="3"/>
-            <w:noWrap/>
-            <w:vAlign w:val="center"/>
-          </w:tcPr>
-          <w:p>
-            <w:pPr>
-              <w:autoSpaceDE w:val="0"/>
-              <w:autoSpaceDN w:val="0"/>
-              <w:adjustRightInd w:val="0"/>
-              <w:ind w:firstLine="720" w:firstLineChars="300"/>
-              <w:jc w:val="both"/>
-              <w:rPr>
-                <w:rFonts w:ascii="仿宋_GB2312" w:eastAsia="仿宋_GB2312" w:cs="AdobeSongStd-Light"/>
-                <w:b/>
-                <w:color w:val="auto"/>
-                <w:kern w:val="0"/>
-                <w:sz w:val="24"/>
-                <w:highlight w:val="none"/>
-              </w:rPr>
-            </w:pPr>
-            <w:r>
-              <w:rPr>
-                <w:rFonts w:hint="eastAsia" w:ascii="仿宋_GB2312" w:eastAsia="仿宋_GB2312" w:cs="AdobeSongStd-Light"/>
-                <w:b w:val="0"/>
-                <w:bCs/>
-                <w:color w:val="auto"/>
-                <w:kern w:val="0"/>
-                <w:sz w:val="24"/>
-                <w:highlight w:val="none"/>
-                <w:lang w:val="en-US" w:eastAsia="zh-CN"/>
-              </w:rPr>
-              <w:t>{{leibie}}</w:t>
-            </w:r>
-          </w:p>
-        </w:tc>
-      </w:tr>
-      <w:tr>
-        <w:tblPrEx>
-          <w:tblBorders>
-            <w:top w:val="single" w:color="auto" w:sz="4" w:space="0"/>
-            <w:left w:val="single" w:color="auto" w:sz="4" w:space="0"/>
-            <w:bottom w:val="single" w:color="auto" w:sz="4" w:space="0"/>
-            <w:right w:val="single" w:color="auto" w:sz="4" w:space="0"/>
-            <w:insideH w:val="single" w:color="auto" w:sz="4" w:space="0"/>
-            <w:insideV w:val="single" w:color="auto" w:sz="4" w:space="0"/>
-          </w:tblBorders>
-          <w:tblCellMar>
-            <w:top w:w="0" w:type="dxa"/>
-            <w:left w:w="108" w:type="dxa"/>
-            <w:bottom w:w="0" w:type="dxa"/>
-            <w:right w:w="108" w:type="dxa"/>
-          </w:tblCellMar>
-        </w:tblPrEx>
-        <w:trPr>
-          <w:trHeight w:val="374" w:hRule="atLeast"/>
-          <w:jc w:val="center"/>
-        </w:trPr>
-        <w:tc>
-          <w:tcPr>
-            <w:tcW w:w="1787" w:type="dxa"/>
-            <w:gridSpan w:val="3"/>
-            <w:noWrap/>
-            <w:vAlign w:val="center"/>
-          </w:tcPr>
-          <w:p>
-            <w:pPr>
-              <w:autoSpaceDE w:val="0"/>
-              <w:autoSpaceDN w:val="0"/>
-              <w:adjustRightInd w:val="0"/>
-              <w:jc w:val="center"/>
-              <w:rPr>
-                <w:rFonts w:hint="eastAsia" w:ascii="仿宋_GB2312" w:hAnsi="宋体" w:eastAsia="仿宋_GB2312" w:cs="宋体"/>
-                <w:color w:val="auto"/>
-                <w:kern w:val="0"/>
-                <w:sz w:val="24"/>
-                <w:highlight w:val="none"/>
-              </w:rPr>
-            </w:pPr>
-            <w:r>
-              <w:rPr>
-                <w:rFonts w:hint="eastAsia" w:ascii="仿宋_GB2312" w:hAnsi="宋体" w:eastAsia="仿宋_GB2312" w:cs="宋体"/>
-                <w:color w:val="auto"/>
-                <w:kern w:val="0"/>
-                <w:sz w:val="24"/>
-                <w:highlight w:val="none"/>
-              </w:rPr>
-              <w:t>资质等级</w:t>
-            </w:r>
-          </w:p>
-          <w:p>
-            <w:pPr>
-              <w:autoSpaceDE w:val="0"/>
-              <w:autoSpaceDN w:val="0"/>
-              <w:adjustRightInd w:val="0"/>
-              <w:jc w:val="center"/>
-              <w:rPr>
-                <w:rFonts w:ascii="仿宋_GB2312" w:eastAsia="仿宋_GB2312" w:cs="AdobeSongStd-Light"/>
-                <w:b/>
-                <w:color w:val="auto"/>
-                <w:kern w:val="0"/>
-                <w:sz w:val="24"/>
-                <w:highlight w:val="none"/>
-              </w:rPr>
-            </w:pPr>
-            <w:r>
-              <w:rPr>
-                <w:rFonts w:hint="eastAsia" w:ascii="仿宋_GB2312" w:hAnsi="宋体" w:eastAsia="仿宋_GB2312" w:cs="宋体"/>
-                <w:color w:val="auto"/>
-                <w:kern w:val="0"/>
-                <w:sz w:val="24"/>
-                <w:highlight w:val="none"/>
-              </w:rPr>
-              <w:t>经营范围</w:t>
-            </w:r>
-          </w:p>
-        </w:tc>
-        <w:tc>
-          <w:tcPr>
-            <w:tcW w:w="7872" w:type="dxa"/>
-            <w:gridSpan w:val="6"/>
-            <w:noWrap/>
-            <w:vAlign w:val="center"/>
-          </w:tcPr>
-          <w:p>
-            <w:pPr>
-              <w:autoSpaceDE w:val="0"/>
-              <w:autoSpaceDN w:val="0"/>
-              <w:adjustRightInd w:val="0"/>
-              <w:jc w:val="center"/>
-              <w:rPr>
-                <w:rFonts w:hint="default" w:ascii="仿宋_GB2312" w:eastAsia="仿宋_GB2312" w:cs="AdobeSongStd-Light"/>
-                <w:b/>
-                <w:color w:val="auto"/>
-                <w:kern w:val="0"/>
-                <w:sz w:val="24"/>
-                <w:highlight w:val="none"/>
-                <w:lang w:val="en-US" w:eastAsia="zh-CN"/>
-              </w:rPr>
-            </w:pPr>
-            <w:r>
-              <w:rPr>
-                <w:rFonts w:hint="eastAsia" w:ascii="仿宋_GB2312" w:hAnsi="宋体" w:eastAsia="仿宋_GB2312" w:cs="宋体"/>
-                <w:color w:val="auto"/>
-                <w:kern w:val="0"/>
-                <w:sz w:val="24"/>
-                <w:highlight w:val="none"/>
-                <w:lang w:val="en-US" w:eastAsia="zh-CN"/>
-              </w:rPr>
-              <w:t>{{jingying_fanwei5}}</w:t>
-            </w:r>
-          </w:p>
-        </w:tc>
-      </w:tr>
-      <w:tr>
-        <w:tblPrEx>
-          <w:tblBorders>
-            <w:top w:val="single" w:color="auto" w:sz="4" w:space="0"/>
-            <w:left w:val="single" w:color="auto" w:sz="4" w:space="0"/>
-            <w:bottom w:val="single" w:color="auto" w:sz="4" w:space="0"/>
-            <w:right w:val="single" w:color="auto" w:sz="4" w:space="0"/>
-            <w:insideH w:val="single" w:color="auto" w:sz="4" w:space="0"/>
-            <w:insideV w:val="single" w:color="auto" w:sz="4" w:space="0"/>
-          </w:tblBorders>
-          <w:tblCellMar>
-            <w:top w:w="0" w:type="dxa"/>
-            <w:left w:w="108" w:type="dxa"/>
-            <w:bottom w:w="0" w:type="dxa"/>
-            <w:right w:w="108" w:type="dxa"/>
-          </w:tblCellMar>
-        </w:tblPrEx>
-        <w:trPr>
-          <w:trHeight w:val="374" w:hRule="atLeast"/>
-          <w:jc w:val="center"/>
-        </w:trPr>
-        <w:tc>
-          <w:tcPr>
-            <w:tcW w:w="1787" w:type="dxa"/>
-            <w:gridSpan w:val="3"/>
-            <w:noWrap/>
-            <w:vAlign w:val="center"/>
-          </w:tcPr>
-          <w:p>
-            <w:pPr>
-              <w:autoSpaceDE w:val="0"/>
-              <w:autoSpaceDN w:val="0"/>
-              <w:adjustRightInd w:val="0"/>
-              <w:jc w:val="center"/>
-              <w:rPr>
-                <w:rFonts w:ascii="仿宋_GB2312" w:hAnsi="宋体" w:eastAsia="仿宋_GB2312" w:cs="宋体"/>
-                <w:color w:val="auto"/>
-                <w:kern w:val="0"/>
-                <w:sz w:val="24"/>
-                <w:highlight w:val="none"/>
-              </w:rPr>
-            </w:pPr>
-            <w:r>
-              <w:rPr>
-                <w:rFonts w:hint="eastAsia" w:ascii="仿宋_GB2312" w:hAnsi="宋体" w:eastAsia="仿宋_GB2312" w:cs="宋体"/>
-                <w:color w:val="auto"/>
-                <w:kern w:val="0"/>
-                <w:sz w:val="24"/>
-                <w:highlight w:val="none"/>
-              </w:rPr>
-              <w:t>联系人</w:t>
-            </w:r>
-          </w:p>
-          <w:p>
-            <w:pPr>
-              <w:autoSpaceDE w:val="0"/>
-              <w:autoSpaceDN w:val="0"/>
-              <w:adjustRightInd w:val="0"/>
-              <w:jc w:val="center"/>
-              <w:rPr>
-                <w:rFonts w:ascii="仿宋_GB2312" w:hAnsi="宋体" w:eastAsia="仿宋_GB2312" w:cs="宋体"/>
-                <w:color w:val="auto"/>
-                <w:kern w:val="0"/>
-                <w:sz w:val="24"/>
-                <w:highlight w:val="none"/>
-              </w:rPr>
-            </w:pPr>
-            <w:r>
-              <w:rPr>
-                <w:rFonts w:hint="eastAsia" w:ascii="仿宋_GB2312" w:hAnsi="宋体" w:eastAsia="仿宋_GB2312" w:cs="宋体"/>
-                <w:color w:val="auto"/>
-                <w:kern w:val="0"/>
-                <w:sz w:val="24"/>
-                <w:highlight w:val="none"/>
-              </w:rPr>
-              <w:t>（联系电话）</w:t>
-            </w:r>
-          </w:p>
-        </w:tc>
-        <w:tc>
-          <w:tcPr>
-            <w:tcW w:w="3936" w:type="dxa"/>
-            <w:noWrap/>
-            <w:vAlign w:val="center"/>
-          </w:tcPr>
-          <w:p>
-            <w:pPr>
-              <w:autoSpaceDE w:val="0"/>
-              <w:autoSpaceDN w:val="0"/>
-              <w:adjustRightInd w:val="0"/>
-              <w:jc w:val="center"/>
-              <w:rPr>
-                <w:rFonts w:hint="default" w:ascii="仿宋_GB2312" w:hAnsi="宋体" w:eastAsia="仿宋_GB2312" w:cs="宋体"/>
-                <w:color w:val="auto"/>
-                <w:kern w:val="0"/>
-                <w:sz w:val="24"/>
-                <w:highlight w:val="none"/>
-                <w:lang w:val="en-US" w:eastAsia="zh-CN"/>
-              </w:rPr>
-            </w:pPr>
-            <w:r>
-              <w:rPr>
-                <w:rFonts w:hint="eastAsia" w:ascii="仿宋_GB2312" w:hAnsi="宋体" w:eastAsia="仿宋_GB2312" w:cs="宋体"/>
-                <w:color w:val="auto"/>
-                <w:kern w:val="0"/>
-                <w:sz w:val="24"/>
-                <w:highlight w:val="none"/>
-                <w:lang w:val="en-US" w:eastAsia="zh-CN"/>
-              </w:rPr>
-              <w:t>{{lianxiren5}}</w:t>
-            </w:r>
-          </w:p>
-        </w:tc>
-        <w:tc>
-          <w:tcPr>
-            <w:tcW w:w="3936" w:type="dxa"/>
-            <w:gridSpan w:val="5"/>
-            <w:noWrap/>
-            <w:vAlign w:val="center"/>
-          </w:tcPr>
-          <w:p>
-            <w:pPr>
-              <w:autoSpaceDE w:val="0"/>
-              <w:autoSpaceDN w:val="0"/>
-              <w:adjustRightInd w:val="0"/>
-              <w:jc w:val="center"/>
-              <w:rPr>
-                <w:rFonts w:hint="default" w:ascii="仿宋_GB2312" w:hAnsi="宋体" w:eastAsia="仿宋_GB2312" w:cs="宋体"/>
-                <w:color w:val="auto"/>
-                <w:kern w:val="0"/>
-                <w:sz w:val="24"/>
-                <w:highlight w:val="none"/>
-                <w:lang w:val="en-US" w:eastAsia="zh-CN"/>
-              </w:rPr>
-            </w:pPr>
-            <w:r>
-              <w:rPr>
-                <w:rFonts w:hint="eastAsia" w:ascii="仿宋_GB2312" w:hAnsi="宋体" w:eastAsia="仿宋_GB2312" w:cs="宋体"/>
-                <w:color w:val="auto"/>
-                <w:kern w:val="0"/>
-                <w:sz w:val="24"/>
-                <w:highlight w:val="none"/>
-                <w:lang w:val="en-US" w:eastAsia="zh-CN"/>
-              </w:rPr>
-              <w:t>{{lianxi_dianhua5</w:t>
-            </w:r>
-            <w:bookmarkStart w:id="0" w:name="_GoBack"/>
-            <w:bookmarkEnd w:id="0"/>
-            <w:r>
-              <w:rPr>
-                <w:rFonts w:hint="eastAsia" w:ascii="仿宋_GB2312" w:hAnsi="宋体" w:eastAsia="仿宋_GB2312" w:cs="宋体"/>
-                <w:color w:val="auto"/>
-                <w:kern w:val="0"/>
-                <w:sz w:val="24"/>
-                <w:highlight w:val="none"/>
-                <w:lang w:val="en-US" w:eastAsia="zh-CN"/>
-              </w:rPr>
-              <w:t>}}</w:t>
+              <w:t>{{lianxi_dianhua5}}</w:t>
             </w:r>
           </w:p>
         </w:tc>
